--- a/docs/RentSphere-Mini-Project-Report-Final.docx
+++ b/docs/RentSphere-Mini-Project-Report-Final.docx
@@ -1572,7 +1572,7 @@
           <w:u w:val="single"/>
         </w:rPr>
       </w:pPr>
-      <w:bookmarkStart w:id="2" w:name="_Toc238497705"/>
+      <w:bookmarkStart w:id="2" w:name="_Toc238498383"/>
       <w:r>
         <w:rPr>
           <w:rFonts w:eastAsia="Times New Roman"/>
@@ -1674,7 +1674,7 @@
       <w:pPr>
         <w:pStyle w:val="Heading1"/>
       </w:pPr>
-      <w:bookmarkStart w:id="3" w:name="_Toc238497706"/>
+      <w:bookmarkStart w:id="3" w:name="_Toc238498384"/>
       <w:r>
         <w:lastRenderedPageBreak/>
         <w:t>TABLE OF CONTENTS</w:t>
@@ -1727,7 +1727,7 @@
         <w:rPr>
           <w:noProof/>
         </w:rPr>
-        <w:instrText xml:space="preserve"> PAGEREF _Toc238497705 \h </w:instrText>
+        <w:instrText xml:space="preserve"> PAGEREF _Toc238498383 \h </w:instrText>
       </w:r>
       <w:r>
         <w:rPr>
@@ -1789,7 +1789,7 @@
         <w:rPr>
           <w:noProof/>
         </w:rPr>
-        <w:instrText xml:space="preserve"> PAGEREF _Toc238497706 \h </w:instrText>
+        <w:instrText xml:space="preserve"> PAGEREF _Toc238498384 \h </w:instrText>
       </w:r>
       <w:r>
         <w:rPr>
@@ -1851,7 +1851,7 @@
         <w:rPr>
           <w:noProof/>
         </w:rPr>
-        <w:instrText xml:space="preserve"> PAGEREF _Toc238497707 \h </w:instrText>
+        <w:instrText xml:space="preserve"> PAGEREF _Toc238498385 \h </w:instrText>
       </w:r>
       <w:r>
         <w:rPr>
@@ -1913,7 +1913,7 @@
         <w:rPr>
           <w:noProof/>
         </w:rPr>
-        <w:instrText xml:space="preserve"> PAGEREF _Toc238497708 \h </w:instrText>
+        <w:instrText xml:space="preserve"> PAGEREF _Toc238498386 \h </w:instrText>
       </w:r>
       <w:r>
         <w:rPr>
@@ -1971,7 +1971,7 @@
         <w:rPr>
           <w:noProof/>
         </w:rPr>
-        <w:instrText xml:space="preserve"> PAGEREF _Toc238497709 \h </w:instrText>
+        <w:instrText xml:space="preserve"> PAGEREF _Toc238498387 \h </w:instrText>
       </w:r>
       <w:r>
         <w:rPr>
@@ -2029,7 +2029,7 @@
         <w:rPr>
           <w:noProof/>
         </w:rPr>
-        <w:instrText xml:space="preserve"> PAGEREF _Toc238497710 \h </w:instrText>
+        <w:instrText xml:space="preserve"> PAGEREF _Toc238498388 \h </w:instrText>
       </w:r>
       <w:r>
         <w:rPr>
@@ -2087,7 +2087,7 @@
         <w:rPr>
           <w:noProof/>
         </w:rPr>
-        <w:instrText xml:space="preserve"> PAGEREF _Toc238497711 \h </w:instrText>
+        <w:instrText xml:space="preserve"> PAGEREF _Toc238498389 \h </w:instrText>
       </w:r>
       <w:r>
         <w:rPr>
@@ -2149,7 +2149,7 @@
         <w:rPr>
           <w:noProof/>
         </w:rPr>
-        <w:instrText xml:space="preserve"> PAGEREF _Toc238497712 \h </w:instrText>
+        <w:instrText xml:space="preserve"> PAGEREF _Toc238498390 \h </w:instrText>
       </w:r>
       <w:r>
         <w:rPr>
@@ -2207,7 +2207,7 @@
         <w:rPr>
           <w:noProof/>
         </w:rPr>
-        <w:instrText xml:space="preserve"> PAGEREF _Toc238497713 \h </w:instrText>
+        <w:instrText xml:space="preserve"> PAGEREF _Toc238498391 \h </w:instrText>
       </w:r>
       <w:r>
         <w:rPr>
@@ -2265,7 +2265,7 @@
         <w:rPr>
           <w:noProof/>
         </w:rPr>
-        <w:instrText xml:space="preserve"> PAGEREF _Toc238497714 \h </w:instrText>
+        <w:instrText xml:space="preserve"> PAGEREF _Toc238498392 \h </w:instrText>
       </w:r>
       <w:r>
         <w:rPr>
@@ -2323,7 +2323,7 @@
         <w:rPr>
           <w:noProof/>
         </w:rPr>
-        <w:instrText xml:space="preserve"> PAGEREF _Toc238497715 \h </w:instrText>
+        <w:instrText xml:space="preserve"> PAGEREF _Toc238498393 \h </w:instrText>
       </w:r>
       <w:r>
         <w:rPr>
@@ -2340,7 +2340,7 @@
         <w:rPr>
           <w:noProof/>
         </w:rPr>
-        <w:t>16</w:t>
+        <w:t>17</w:t>
       </w:r>
       <w:r>
         <w:rPr>
@@ -2381,7 +2381,7 @@
         <w:rPr>
           <w:noProof/>
         </w:rPr>
-        <w:instrText xml:space="preserve"> PAGEREF _Toc238497716 \h </w:instrText>
+        <w:instrText xml:space="preserve"> PAGEREF _Toc238498394 \h </w:instrText>
       </w:r>
       <w:r>
         <w:rPr>
@@ -2439,7 +2439,7 @@
         <w:rPr>
           <w:noProof/>
         </w:rPr>
-        <w:instrText xml:space="preserve"> PAGEREF _Toc238497717 \h </w:instrText>
+        <w:instrText xml:space="preserve"> PAGEREF _Toc238498395 \h </w:instrText>
       </w:r>
       <w:r>
         <w:rPr>
@@ -2456,7 +2456,7 @@
         <w:rPr>
           <w:noProof/>
         </w:rPr>
-        <w:t>17</w:t>
+        <w:t>18</w:t>
       </w:r>
       <w:r>
         <w:rPr>
@@ -2497,7 +2497,7 @@
         <w:rPr>
           <w:noProof/>
         </w:rPr>
-        <w:instrText xml:space="preserve"> PAGEREF _Toc238497718 \h </w:instrText>
+        <w:instrText xml:space="preserve"> PAGEREF _Toc238498396 \h </w:instrText>
       </w:r>
       <w:r>
         <w:rPr>
@@ -2514,7 +2514,7 @@
         <w:rPr>
           <w:noProof/>
         </w:rPr>
-        <w:t>17</w:t>
+        <w:t>18</w:t>
       </w:r>
       <w:r>
         <w:rPr>
@@ -2555,7 +2555,7 @@
         <w:rPr>
           <w:noProof/>
         </w:rPr>
-        <w:instrText xml:space="preserve"> PAGEREF _Toc238497719 \h </w:instrText>
+        <w:instrText xml:space="preserve"> PAGEREF _Toc238498397 \h </w:instrText>
       </w:r>
       <w:r>
         <w:rPr>
@@ -2572,7 +2572,7 @@
         <w:rPr>
           <w:noProof/>
         </w:rPr>
-        <w:t>17</w:t>
+        <w:t>18</w:t>
       </w:r>
       <w:r>
         <w:rPr>
@@ -2613,7 +2613,7 @@
         <w:rPr>
           <w:noProof/>
         </w:rPr>
-        <w:instrText xml:space="preserve"> PAGEREF _Toc238497720 \h </w:instrText>
+        <w:instrText xml:space="preserve"> PAGEREF _Toc238498398 \h </w:instrText>
       </w:r>
       <w:r>
         <w:rPr>
@@ -2630,7 +2630,7 @@
         <w:rPr>
           <w:noProof/>
         </w:rPr>
-        <w:t>18</w:t>
+        <w:t>19</w:t>
       </w:r>
       <w:r>
         <w:rPr>
@@ -2671,7 +2671,7 @@
         <w:rPr>
           <w:noProof/>
         </w:rPr>
-        <w:instrText xml:space="preserve"> PAGEREF _Toc238497721 \h </w:instrText>
+        <w:instrText xml:space="preserve"> PAGEREF _Toc238498399 \h </w:instrText>
       </w:r>
       <w:r>
         <w:rPr>
@@ -2688,7 +2688,7 @@
         <w:rPr>
           <w:noProof/>
         </w:rPr>
-        <w:t>19</w:t>
+        <w:t>20</w:t>
       </w:r>
       <w:r>
         <w:rPr>
@@ -2729,7 +2729,7 @@
         <w:rPr>
           <w:noProof/>
         </w:rPr>
-        <w:instrText xml:space="preserve"> PAGEREF _Toc238497722 \h </w:instrText>
+        <w:instrText xml:space="preserve"> PAGEREF _Toc238498400 \h </w:instrText>
       </w:r>
       <w:r>
         <w:rPr>
@@ -2746,7 +2746,7 @@
         <w:rPr>
           <w:noProof/>
         </w:rPr>
-        <w:t>19</w:t>
+        <w:t>20</w:t>
       </w:r>
       <w:r>
         <w:rPr>
@@ -2787,7 +2787,7 @@
         <w:rPr>
           <w:noProof/>
         </w:rPr>
-        <w:instrText xml:space="preserve"> PAGEREF _Toc238497723 \h </w:instrText>
+        <w:instrText xml:space="preserve"> PAGEREF _Toc238498401 \h </w:instrText>
       </w:r>
       <w:r>
         <w:rPr>
@@ -2804,7 +2804,7 @@
         <w:rPr>
           <w:noProof/>
         </w:rPr>
-        <w:t>19</w:t>
+        <w:t>20</w:t>
       </w:r>
       <w:r>
         <w:rPr>
@@ -2845,7 +2845,7 @@
         <w:rPr>
           <w:noProof/>
         </w:rPr>
-        <w:instrText xml:space="preserve"> PAGEREF _Toc238497724 \h </w:instrText>
+        <w:instrText xml:space="preserve"> PAGEREF _Toc238498402 \h </w:instrText>
       </w:r>
       <w:r>
         <w:rPr>
@@ -2862,7 +2862,7 @@
         <w:rPr>
           <w:noProof/>
         </w:rPr>
-        <w:t>20</w:t>
+        <w:t>21</w:t>
       </w:r>
       <w:r>
         <w:rPr>
@@ -2903,7 +2903,7 @@
         <w:rPr>
           <w:noProof/>
         </w:rPr>
-        <w:instrText xml:space="preserve"> PAGEREF _Toc238497725 \h </w:instrText>
+        <w:instrText xml:space="preserve"> PAGEREF _Toc238498403 \h </w:instrText>
       </w:r>
       <w:r>
         <w:rPr>
@@ -2920,7 +2920,7 @@
         <w:rPr>
           <w:noProof/>
         </w:rPr>
-        <w:t>20</w:t>
+        <w:t>21</w:t>
       </w:r>
       <w:r>
         <w:rPr>
@@ -2965,7 +2965,7 @@
         <w:rPr>
           <w:noProof/>
         </w:rPr>
-        <w:instrText xml:space="preserve"> PAGEREF _Toc238497726 \h </w:instrText>
+        <w:instrText xml:space="preserve"> PAGEREF _Toc238498404 \h </w:instrText>
       </w:r>
       <w:r>
         <w:rPr>
@@ -2982,7 +2982,7 @@
         <w:rPr>
           <w:noProof/>
         </w:rPr>
-        <w:t>21</w:t>
+        <w:t>22</w:t>
       </w:r>
       <w:r>
         <w:rPr>
@@ -3023,7 +3023,7 @@
         <w:rPr>
           <w:noProof/>
         </w:rPr>
-        <w:instrText xml:space="preserve"> PAGEREF _Toc238497727 \h </w:instrText>
+        <w:instrText xml:space="preserve"> PAGEREF _Toc238498405 \h </w:instrText>
       </w:r>
       <w:r>
         <w:rPr>
@@ -3040,7 +3040,7 @@
         <w:rPr>
           <w:noProof/>
         </w:rPr>
-        <w:t>21</w:t>
+        <w:t>22</w:t>
       </w:r>
       <w:r>
         <w:rPr>
@@ -3082,7 +3082,7 @@
         <w:rPr>
           <w:noProof/>
         </w:rPr>
-        <w:instrText xml:space="preserve"> PAGEREF _Toc238497728 \h </w:instrText>
+        <w:instrText xml:space="preserve"> PAGEREF _Toc238498406 \h </w:instrText>
       </w:r>
       <w:r>
         <w:rPr>
@@ -3099,7 +3099,7 @@
         <w:rPr>
           <w:noProof/>
         </w:rPr>
-        <w:t>21</w:t>
+        <w:t>22</w:t>
       </w:r>
       <w:r>
         <w:rPr>
@@ -3140,7 +3140,7 @@
         <w:rPr>
           <w:noProof/>
         </w:rPr>
-        <w:instrText xml:space="preserve"> PAGEREF _Toc238497729 \h </w:instrText>
+        <w:instrText xml:space="preserve"> PAGEREF _Toc238498407 \h </w:instrText>
       </w:r>
       <w:r>
         <w:rPr>
@@ -3157,7 +3157,7 @@
         <w:rPr>
           <w:noProof/>
         </w:rPr>
-        <w:t>21</w:t>
+        <w:t>23</w:t>
       </w:r>
       <w:r>
         <w:rPr>
@@ -3198,7 +3198,7 @@
         <w:rPr>
           <w:noProof/>
         </w:rPr>
-        <w:instrText xml:space="preserve"> PAGEREF _Toc238497730 \h </w:instrText>
+        <w:instrText xml:space="preserve"> PAGEREF _Toc238498408 \h </w:instrText>
       </w:r>
       <w:r>
         <w:rPr>
@@ -3215,7 +3215,7 @@
         <w:rPr>
           <w:noProof/>
         </w:rPr>
-        <w:t>21</w:t>
+        <w:t>23</w:t>
       </w:r>
       <w:r>
         <w:rPr>
@@ -3256,7 +3256,7 @@
         <w:rPr>
           <w:noProof/>
         </w:rPr>
-        <w:instrText xml:space="preserve"> PAGEREF _Toc238497731 \h </w:instrText>
+        <w:instrText xml:space="preserve"> PAGEREF _Toc238498409 \h </w:instrText>
       </w:r>
       <w:r>
         <w:rPr>
@@ -3273,7 +3273,7 @@
         <w:rPr>
           <w:noProof/>
         </w:rPr>
-        <w:t>22</w:t>
+        <w:t>23</w:t>
       </w:r>
       <w:r>
         <w:rPr>
@@ -3314,7 +3314,7 @@
         <w:rPr>
           <w:noProof/>
         </w:rPr>
-        <w:instrText xml:space="preserve"> PAGEREF _Toc238497732 \h </w:instrText>
+        <w:instrText xml:space="preserve"> PAGEREF _Toc238498410 \h </w:instrText>
       </w:r>
       <w:r>
         <w:rPr>
@@ -3331,7 +3331,7 @@
         <w:rPr>
           <w:noProof/>
         </w:rPr>
-        <w:t>22</w:t>
+        <w:t>23</w:t>
       </w:r>
       <w:r>
         <w:rPr>
@@ -3372,7 +3372,7 @@
         <w:rPr>
           <w:noProof/>
         </w:rPr>
-        <w:instrText xml:space="preserve"> PAGEREF _Toc238497733 \h </w:instrText>
+        <w:instrText xml:space="preserve"> PAGEREF _Toc238498411 \h </w:instrText>
       </w:r>
       <w:r>
         <w:rPr>
@@ -3389,7 +3389,7 @@
         <w:rPr>
           <w:noProof/>
         </w:rPr>
-        <w:t>23</w:t>
+        <w:t>25</w:t>
       </w:r>
       <w:r>
         <w:rPr>
@@ -3430,7 +3430,7 @@
         <w:rPr>
           <w:noProof/>
         </w:rPr>
-        <w:instrText xml:space="preserve"> PAGEREF _Toc238497734 \h </w:instrText>
+        <w:instrText xml:space="preserve"> PAGEREF _Toc238498412 \h </w:instrText>
       </w:r>
       <w:r>
         <w:rPr>
@@ -3447,7 +3447,7 @@
         <w:rPr>
           <w:noProof/>
         </w:rPr>
-        <w:t>23</w:t>
+        <w:t>25</w:t>
       </w:r>
       <w:r>
         <w:rPr>
@@ -3488,7 +3488,7 @@
         <w:rPr>
           <w:noProof/>
         </w:rPr>
-        <w:instrText xml:space="preserve"> PAGEREF _Toc238497735 \h </w:instrText>
+        <w:instrText xml:space="preserve"> PAGEREF _Toc238498413 \h </w:instrText>
       </w:r>
       <w:r>
         <w:rPr>
@@ -3505,7 +3505,7 @@
         <w:rPr>
           <w:noProof/>
         </w:rPr>
-        <w:t>24</w:t>
+        <w:t>26</w:t>
       </w:r>
       <w:r>
         <w:rPr>
@@ -3546,7 +3546,7 @@
         <w:rPr>
           <w:noProof/>
         </w:rPr>
-        <w:instrText xml:space="preserve"> PAGEREF _Toc238497736 \h </w:instrText>
+        <w:instrText xml:space="preserve"> PAGEREF _Toc238498414 \h </w:instrText>
       </w:r>
       <w:r>
         <w:rPr>
@@ -3563,7 +3563,7 @@
         <w:rPr>
           <w:noProof/>
         </w:rPr>
-        <w:t>24</w:t>
+        <w:t>26</w:t>
       </w:r>
       <w:r>
         <w:rPr>
@@ -3604,7 +3604,7 @@
         <w:rPr>
           <w:noProof/>
         </w:rPr>
-        <w:instrText xml:space="preserve"> PAGEREF _Toc238497737 \h </w:instrText>
+        <w:instrText xml:space="preserve"> PAGEREF _Toc238498415 \h </w:instrText>
       </w:r>
       <w:r>
         <w:rPr>
@@ -3621,7 +3621,7 @@
         <w:rPr>
           <w:noProof/>
         </w:rPr>
-        <w:t>25</w:t>
+        <w:t>27</w:t>
       </w:r>
       <w:r>
         <w:rPr>
@@ -3662,7 +3662,7 @@
         <w:rPr>
           <w:noProof/>
         </w:rPr>
-        <w:instrText xml:space="preserve"> PAGEREF _Toc238497738 \h </w:instrText>
+        <w:instrText xml:space="preserve"> PAGEREF _Toc238498416 \h </w:instrText>
       </w:r>
       <w:r>
         <w:rPr>
@@ -3679,7 +3679,7 @@
         <w:rPr>
           <w:noProof/>
         </w:rPr>
-        <w:t>25</w:t>
+        <w:t>27</w:t>
       </w:r>
       <w:r>
         <w:rPr>
@@ -3724,7 +3724,7 @@
         <w:rPr>
           <w:noProof/>
         </w:rPr>
-        <w:instrText xml:space="preserve"> PAGEREF _Toc238497739 \h </w:instrText>
+        <w:instrText xml:space="preserve"> PAGEREF _Toc238498417 \h </w:instrText>
       </w:r>
       <w:r>
         <w:rPr>
@@ -3741,7 +3741,7 @@
         <w:rPr>
           <w:noProof/>
         </w:rPr>
-        <w:t>26</w:t>
+        <w:t>28</w:t>
       </w:r>
       <w:r>
         <w:rPr>
@@ -3782,7 +3782,7 @@
         <w:rPr>
           <w:noProof/>
         </w:rPr>
-        <w:instrText xml:space="preserve"> PAGEREF _Toc238497740 \h </w:instrText>
+        <w:instrText xml:space="preserve"> PAGEREF _Toc238498418 \h </w:instrText>
       </w:r>
       <w:r>
         <w:rPr>
@@ -3799,7 +3799,7 @@
         <w:rPr>
           <w:noProof/>
         </w:rPr>
-        <w:t>26</w:t>
+        <w:t>28</w:t>
       </w:r>
       <w:r>
         <w:rPr>
@@ -3840,7 +3840,7 @@
         <w:rPr>
           <w:noProof/>
         </w:rPr>
-        <w:instrText xml:space="preserve"> PAGEREF _Toc238497741 \h </w:instrText>
+        <w:instrText xml:space="preserve"> PAGEREF _Toc238498419 \h </w:instrText>
       </w:r>
       <w:r>
         <w:rPr>
@@ -3857,7 +3857,7 @@
         <w:rPr>
           <w:noProof/>
         </w:rPr>
-        <w:t>26</w:t>
+        <w:t>28</w:t>
       </w:r>
       <w:r>
         <w:rPr>
@@ -3898,7 +3898,7 @@
         <w:rPr>
           <w:noProof/>
         </w:rPr>
-        <w:instrText xml:space="preserve"> PAGEREF _Toc238497742 \h </w:instrText>
+        <w:instrText xml:space="preserve"> PAGEREF _Toc238498420 \h </w:instrText>
       </w:r>
       <w:r>
         <w:rPr>
@@ -3915,7 +3915,7 @@
         <w:rPr>
           <w:noProof/>
         </w:rPr>
-        <w:t>26</w:t>
+        <w:t>28</w:t>
       </w:r>
       <w:r>
         <w:rPr>
@@ -3956,7 +3956,7 @@
         <w:rPr>
           <w:noProof/>
         </w:rPr>
-        <w:instrText xml:space="preserve"> PAGEREF _Toc238497743 \h </w:instrText>
+        <w:instrText xml:space="preserve"> PAGEREF _Toc238498421 \h </w:instrText>
       </w:r>
       <w:r>
         <w:rPr>
@@ -3973,7 +3973,7 @@
         <w:rPr>
           <w:noProof/>
         </w:rPr>
-        <w:t>26</w:t>
+        <w:t>28</w:t>
       </w:r>
       <w:r>
         <w:rPr>
@@ -4014,7 +4014,7 @@
         <w:rPr>
           <w:noProof/>
         </w:rPr>
-        <w:instrText xml:space="preserve"> PAGEREF _Toc238497744 \h </w:instrText>
+        <w:instrText xml:space="preserve"> PAGEREF _Toc238498422 \h </w:instrText>
       </w:r>
       <w:r>
         <w:rPr>
@@ -4031,7 +4031,7 @@
         <w:rPr>
           <w:noProof/>
         </w:rPr>
-        <w:t>26</w:t>
+        <w:t>28</w:t>
       </w:r>
       <w:r>
         <w:rPr>
@@ -4072,7 +4072,7 @@
         <w:rPr>
           <w:noProof/>
         </w:rPr>
-        <w:instrText xml:space="preserve"> PAGEREF _Toc238497745 \h </w:instrText>
+        <w:instrText xml:space="preserve"> PAGEREF _Toc238498423 \h </w:instrText>
       </w:r>
       <w:r>
         <w:rPr>
@@ -4089,7 +4089,7 @@
         <w:rPr>
           <w:noProof/>
         </w:rPr>
-        <w:t>26</w:t>
+        <w:t>28</w:t>
       </w:r>
       <w:r>
         <w:rPr>
@@ -4130,7 +4130,7 @@
         <w:rPr>
           <w:noProof/>
         </w:rPr>
-        <w:instrText xml:space="preserve"> PAGEREF _Toc238497746 \h </w:instrText>
+        <w:instrText xml:space="preserve"> PAGEREF _Toc238498424 \h </w:instrText>
       </w:r>
       <w:r>
         <w:rPr>
@@ -4147,7 +4147,7 @@
         <w:rPr>
           <w:noProof/>
         </w:rPr>
-        <w:t>27</w:t>
+        <w:t>29</w:t>
       </w:r>
       <w:r>
         <w:rPr>
@@ -4188,7 +4188,7 @@
         <w:rPr>
           <w:noProof/>
         </w:rPr>
-        <w:instrText xml:space="preserve"> PAGEREF _Toc238497747 \h </w:instrText>
+        <w:instrText xml:space="preserve"> PAGEREF _Toc238498425 \h </w:instrText>
       </w:r>
       <w:r>
         <w:rPr>
@@ -4205,7 +4205,7 @@
         <w:rPr>
           <w:noProof/>
         </w:rPr>
-        <w:t>27</w:t>
+        <w:t>29</w:t>
       </w:r>
       <w:r>
         <w:rPr>
@@ -4246,7 +4246,7 @@
         <w:rPr>
           <w:noProof/>
         </w:rPr>
-        <w:instrText xml:space="preserve"> PAGEREF _Toc238497748 \h </w:instrText>
+        <w:instrText xml:space="preserve"> PAGEREF _Toc238498426 \h </w:instrText>
       </w:r>
       <w:r>
         <w:rPr>
@@ -4263,7 +4263,7 @@
         <w:rPr>
           <w:noProof/>
         </w:rPr>
-        <w:t>27</w:t>
+        <w:t>29</w:t>
       </w:r>
       <w:r>
         <w:rPr>
@@ -4304,7 +4304,7 @@
         <w:rPr>
           <w:noProof/>
         </w:rPr>
-        <w:instrText xml:space="preserve"> PAGEREF _Toc238497749 \h </w:instrText>
+        <w:instrText xml:space="preserve"> PAGEREF _Toc238498427 \h </w:instrText>
       </w:r>
       <w:r>
         <w:rPr>
@@ -4321,7 +4321,7 @@
         <w:rPr>
           <w:noProof/>
         </w:rPr>
-        <w:t>27</w:t>
+        <w:t>29</w:t>
       </w:r>
       <w:r>
         <w:rPr>
@@ -4362,7 +4362,7 @@
         <w:rPr>
           <w:noProof/>
         </w:rPr>
-        <w:instrText xml:space="preserve"> PAGEREF _Toc238497750 \h </w:instrText>
+        <w:instrText xml:space="preserve"> PAGEREF _Toc238498428 \h </w:instrText>
       </w:r>
       <w:r>
         <w:rPr>
@@ -4379,7 +4379,7 @@
         <w:rPr>
           <w:noProof/>
         </w:rPr>
-        <w:t>27</w:t>
+        <w:t>29</w:t>
       </w:r>
       <w:r>
         <w:rPr>
@@ -4420,7 +4420,7 @@
         <w:rPr>
           <w:noProof/>
         </w:rPr>
-        <w:instrText xml:space="preserve"> PAGEREF _Toc238497751 \h </w:instrText>
+        <w:instrText xml:space="preserve"> PAGEREF _Toc238498429 \h </w:instrText>
       </w:r>
       <w:r>
         <w:rPr>
@@ -4437,7 +4437,7 @@
         <w:rPr>
           <w:noProof/>
         </w:rPr>
-        <w:t>27</w:t>
+        <w:t>29</w:t>
       </w:r>
       <w:r>
         <w:rPr>
@@ -4478,7 +4478,7 @@
         <w:rPr>
           <w:noProof/>
         </w:rPr>
-        <w:instrText xml:space="preserve"> PAGEREF _Toc238497752 \h </w:instrText>
+        <w:instrText xml:space="preserve"> PAGEREF _Toc238498430 \h </w:instrText>
       </w:r>
       <w:r>
         <w:rPr>
@@ -4495,7 +4495,7 @@
         <w:rPr>
           <w:noProof/>
         </w:rPr>
-        <w:t>28</w:t>
+        <w:t>30</w:t>
       </w:r>
       <w:r>
         <w:rPr>
@@ -4537,7 +4537,7 @@
         <w:rPr>
           <w:noProof/>
         </w:rPr>
-        <w:instrText xml:space="preserve"> PAGEREF _Toc238497753 \h </w:instrText>
+        <w:instrText xml:space="preserve"> PAGEREF _Toc238498431 \h </w:instrText>
       </w:r>
       <w:r>
         <w:rPr>
@@ -4554,7 +4554,7 @@
         <w:rPr>
           <w:noProof/>
         </w:rPr>
-        <w:t>28</w:t>
+        <w:t>30</w:t>
       </w:r>
       <w:r>
         <w:rPr>
@@ -4599,7 +4599,7 @@
         <w:rPr>
           <w:noProof/>
         </w:rPr>
-        <w:instrText xml:space="preserve"> PAGEREF _Toc238497754 \h </w:instrText>
+        <w:instrText xml:space="preserve"> PAGEREF _Toc238498432 \h </w:instrText>
       </w:r>
       <w:r>
         <w:rPr>
@@ -4616,7 +4616,7 @@
         <w:rPr>
           <w:noProof/>
         </w:rPr>
-        <w:t>30</w:t>
+        <w:t>32</w:t>
       </w:r>
       <w:r>
         <w:rPr>
@@ -4657,7 +4657,7 @@
         <w:rPr>
           <w:noProof/>
         </w:rPr>
-        <w:instrText xml:space="preserve"> PAGEREF _Toc238497755 \h </w:instrText>
+        <w:instrText xml:space="preserve"> PAGEREF _Toc238498433 \h </w:instrText>
       </w:r>
       <w:r>
         <w:rPr>
@@ -4674,7 +4674,7 @@
         <w:rPr>
           <w:noProof/>
         </w:rPr>
-        <w:t>30</w:t>
+        <w:t>32</w:t>
       </w:r>
       <w:r>
         <w:rPr>
@@ -4715,7 +4715,7 @@
         <w:rPr>
           <w:noProof/>
         </w:rPr>
-        <w:instrText xml:space="preserve"> PAGEREF _Toc238497756 \h </w:instrText>
+        <w:instrText xml:space="preserve"> PAGEREF _Toc238498434 \h </w:instrText>
       </w:r>
       <w:r>
         <w:rPr>
@@ -4732,7 +4732,7 @@
         <w:rPr>
           <w:noProof/>
         </w:rPr>
-        <w:t>30</w:t>
+        <w:t>32</w:t>
       </w:r>
       <w:r>
         <w:rPr>
@@ -4773,7 +4773,7 @@
         <w:rPr>
           <w:noProof/>
         </w:rPr>
-        <w:instrText xml:space="preserve"> PAGEREF _Toc238497757 \h </w:instrText>
+        <w:instrText xml:space="preserve"> PAGEREF _Toc238498435 \h </w:instrText>
       </w:r>
       <w:r>
         <w:rPr>
@@ -4790,7 +4790,7 @@
         <w:rPr>
           <w:noProof/>
         </w:rPr>
-        <w:t>31</w:t>
+        <w:t>33</w:t>
       </w:r>
       <w:r>
         <w:rPr>
@@ -4831,7 +4831,7 @@
         <w:rPr>
           <w:noProof/>
         </w:rPr>
-        <w:instrText xml:space="preserve"> PAGEREF _Toc238497758 \h </w:instrText>
+        <w:instrText xml:space="preserve"> PAGEREF _Toc238498436 \h </w:instrText>
       </w:r>
       <w:r>
         <w:rPr>
@@ -4848,7 +4848,7 @@
         <w:rPr>
           <w:noProof/>
         </w:rPr>
-        <w:t>32</w:t>
+        <w:t>34</w:t>
       </w:r>
       <w:r>
         <w:rPr>
@@ -4889,7 +4889,7 @@
         <w:rPr>
           <w:noProof/>
         </w:rPr>
-        <w:instrText xml:space="preserve"> PAGEREF _Toc238497759 \h </w:instrText>
+        <w:instrText xml:space="preserve"> PAGEREF _Toc238498437 \h </w:instrText>
       </w:r>
       <w:r>
         <w:rPr>
@@ -4906,7 +4906,7 @@
         <w:rPr>
           <w:noProof/>
         </w:rPr>
-        <w:t>32</w:t>
+        <w:t>34</w:t>
       </w:r>
       <w:r>
         <w:rPr>
@@ -4947,7 +4947,7 @@
         <w:rPr>
           <w:noProof/>
         </w:rPr>
-        <w:instrText xml:space="preserve"> PAGEREF _Toc238497760 \h </w:instrText>
+        <w:instrText xml:space="preserve"> PAGEREF _Toc238498438 \h </w:instrText>
       </w:r>
       <w:r>
         <w:rPr>
@@ -4964,7 +4964,7 @@
         <w:rPr>
           <w:noProof/>
         </w:rPr>
-        <w:t>32</w:t>
+        <w:t>34</w:t>
       </w:r>
       <w:r>
         <w:rPr>
@@ -5009,7 +5009,7 @@
         <w:rPr>
           <w:noProof/>
         </w:rPr>
-        <w:instrText xml:space="preserve"> PAGEREF _Toc238497761 \h </w:instrText>
+        <w:instrText xml:space="preserve"> PAGEREF _Toc238498439 \h </w:instrText>
       </w:r>
       <w:r>
         <w:rPr>
@@ -5026,7 +5026,7 @@
         <w:rPr>
           <w:noProof/>
         </w:rPr>
-        <w:t>34</w:t>
+        <w:t>36</w:t>
       </w:r>
       <w:r>
         <w:rPr>
@@ -5067,7 +5067,7 @@
         <w:rPr>
           <w:noProof/>
         </w:rPr>
-        <w:instrText xml:space="preserve"> PAGEREF _Toc238497762 \h </w:instrText>
+        <w:instrText xml:space="preserve"> PAGEREF _Toc238498440 \h </w:instrText>
       </w:r>
       <w:r>
         <w:rPr>
@@ -5084,7 +5084,7 @@
         <w:rPr>
           <w:noProof/>
         </w:rPr>
-        <w:t>34</w:t>
+        <w:t>36</w:t>
       </w:r>
       <w:r>
         <w:rPr>
@@ -5125,7 +5125,7 @@
         <w:rPr>
           <w:noProof/>
         </w:rPr>
-        <w:instrText xml:space="preserve"> PAGEREF _Toc238497763 \h </w:instrText>
+        <w:instrText xml:space="preserve"> PAGEREF _Toc238498441 \h </w:instrText>
       </w:r>
       <w:r>
         <w:rPr>
@@ -5142,7 +5142,7 @@
         <w:rPr>
           <w:noProof/>
         </w:rPr>
-        <w:t>34</w:t>
+        <w:t>36</w:t>
       </w:r>
       <w:r>
         <w:rPr>
@@ -5183,7 +5183,7 @@
         <w:rPr>
           <w:noProof/>
         </w:rPr>
-        <w:instrText xml:space="preserve"> PAGEREF _Toc238497764 \h </w:instrText>
+        <w:instrText xml:space="preserve"> PAGEREF _Toc238498442 \h </w:instrText>
       </w:r>
       <w:r>
         <w:rPr>
@@ -5200,7 +5200,7 @@
         <w:rPr>
           <w:noProof/>
         </w:rPr>
-        <w:t>34</w:t>
+        <w:t>36</w:t>
       </w:r>
       <w:r>
         <w:rPr>
@@ -5241,7 +5241,7 @@
         <w:rPr>
           <w:noProof/>
         </w:rPr>
-        <w:instrText xml:space="preserve"> PAGEREF _Toc238497765 \h </w:instrText>
+        <w:instrText xml:space="preserve"> PAGEREF _Toc238498443 \h </w:instrText>
       </w:r>
       <w:r>
         <w:rPr>
@@ -5258,7 +5258,7 @@
         <w:rPr>
           <w:noProof/>
         </w:rPr>
-        <w:t>35</w:t>
+        <w:t>37</w:t>
       </w:r>
       <w:r>
         <w:rPr>
@@ -5299,7 +5299,7 @@
         <w:rPr>
           <w:noProof/>
         </w:rPr>
-        <w:instrText xml:space="preserve"> PAGEREF _Toc238497766 \h </w:instrText>
+        <w:instrText xml:space="preserve"> PAGEREF _Toc238498444 \h </w:instrText>
       </w:r>
       <w:r>
         <w:rPr>
@@ -5316,7 +5316,7 @@
         <w:rPr>
           <w:noProof/>
         </w:rPr>
-        <w:t>35</w:t>
+        <w:t>37</w:t>
       </w:r>
       <w:r>
         <w:rPr>
@@ -5361,7 +5361,7 @@
         <w:rPr>
           <w:noProof/>
         </w:rPr>
-        <w:instrText xml:space="preserve"> PAGEREF _Toc238497767 \h </w:instrText>
+        <w:instrText xml:space="preserve"> PAGEREF _Toc238498445 \h </w:instrText>
       </w:r>
       <w:r>
         <w:rPr>
@@ -5378,7 +5378,7 @@
         <w:rPr>
           <w:noProof/>
         </w:rPr>
-        <w:t>36</w:t>
+        <w:t>38</w:t>
       </w:r>
       <w:r>
         <w:rPr>
@@ -5419,7 +5419,7 @@
         <w:rPr>
           <w:noProof/>
         </w:rPr>
-        <w:instrText xml:space="preserve"> PAGEREF _Toc238497768 \h </w:instrText>
+        <w:instrText xml:space="preserve"> PAGEREF _Toc238498446 \h </w:instrText>
       </w:r>
       <w:r>
         <w:rPr>
@@ -5436,7 +5436,7 @@
         <w:rPr>
           <w:noProof/>
         </w:rPr>
-        <w:t>36</w:t>
+        <w:t>38</w:t>
       </w:r>
       <w:r>
         <w:rPr>
@@ -5473,7 +5473,7 @@
       <w:pPr>
         <w:pStyle w:val="Heading1"/>
       </w:pPr>
-      <w:bookmarkStart w:id="4" w:name="_Toc238497707"/>
+      <w:bookmarkStart w:id="4" w:name="_Toc238498385"/>
       <w:r>
         <w:lastRenderedPageBreak/>
         <w:t>1. ABSTRACT</w:t>
@@ -5513,7 +5513,7 @@
       <w:pPr>
         <w:pStyle w:val="Heading1"/>
       </w:pPr>
-      <w:bookmarkStart w:id="5" w:name="_Toc238497708"/>
+      <w:bookmarkStart w:id="5" w:name="_Toc238498386"/>
       <w:r>
         <w:lastRenderedPageBreak/>
         <w:t>2. PROBLEM DEFINITION</w:t>
@@ -5539,7 +5539,7 @@
       <w:pPr>
         <w:pStyle w:val="Heading2"/>
       </w:pPr>
-      <w:bookmarkStart w:id="6" w:name="_Toc238497709"/>
+      <w:bookmarkStart w:id="6" w:name="_Toc238498387"/>
       <w:r>
         <w:t>2.1 Objective</w:t>
       </w:r>
@@ -5651,7 +5651,7 @@
       <w:pPr>
         <w:pStyle w:val="Heading2"/>
       </w:pPr>
-      <w:bookmarkStart w:id="7" w:name="_Toc238497710"/>
+      <w:bookmarkStart w:id="7" w:name="_Toc238498388"/>
       <w:r>
         <w:t>2.2 Advantages of the Proposed System</w:t>
       </w:r>
@@ -5757,7 +5757,7 @@
       <w:pPr>
         <w:pStyle w:val="Heading2"/>
       </w:pPr>
-      <w:bookmarkStart w:id="8" w:name="_Toc238497711"/>
+      <w:bookmarkStart w:id="8" w:name="_Toc238498389"/>
       <w:r>
         <w:t>2.3 Limitations: Scope and Boundary</w:t>
       </w:r>
@@ -5862,7 +5862,7 @@
       <w:pPr>
         <w:pStyle w:val="Heading1"/>
       </w:pPr>
-      <w:bookmarkStart w:id="9" w:name="_Toc238497712"/>
+      <w:bookmarkStart w:id="9" w:name="_Toc238498390"/>
       <w:r>
         <w:lastRenderedPageBreak/>
         <w:t>3. REQUIREMENT ANALYSIS</w:t>
@@ -5907,7 +5907,7 @@
       <w:pPr>
         <w:pStyle w:val="Heading2"/>
       </w:pPr>
-      <w:bookmarkStart w:id="10" w:name="_Toc238497713"/>
+      <w:bookmarkStart w:id="10" w:name="_Toc238498391"/>
       <w:r>
         <w:t>3.1 Data Flow Diagram</w:t>
       </w:r>
@@ -5917,7 +5917,7 @@
       <w:pPr>
         <w:pStyle w:val="Heading3"/>
       </w:pPr>
-      <w:bookmarkStart w:id="11" w:name="_Toc238497714"/>
+      <w:bookmarkStart w:id="11" w:name="_Toc238498392"/>
       <w:r>
         <w:t>Level 0: Context Diagram</w:t>
       </w:r>
@@ -5926,2100 +5926,310 @@
     <w:p>
       <w:pPr>
         <w:jc w:val="center"/>
-        <w:rPr>
-          <w:b/>
+      </w:pPr>
+      <w:r>
+        <w:rPr>
+          <w:noProof/>
+        </w:rPr>
+        <w:drawing>
+          <wp:inline distT="0" distB="0" distL="0" distR="0" wp14:anchorId="0381F15D" wp14:editId="4573C68D">
+            <wp:extent cx="5943600" cy="2209165"/>
+            <wp:effectExtent l="0" t="0" r="0" b="635"/>
+            <wp:docPr id="1182446504" name="Graphic 1"/>
+            <wp:cNvGraphicFramePr>
+              <a:graphicFrameLocks xmlns:a="http://schemas.openxmlformats.org/drawingml/2006/main" noChangeAspect="1"/>
+            </wp:cNvGraphicFramePr>
+            <a:graphic xmlns:a="http://schemas.openxmlformats.org/drawingml/2006/main">
+              <a:graphicData uri="http://schemas.openxmlformats.org/drawingml/2006/picture">
+                <pic:pic xmlns:pic="http://schemas.openxmlformats.org/drawingml/2006/picture">
+                  <pic:nvPicPr>
+                    <pic:cNvPr id="1182446504" name=""/>
+                    <pic:cNvPicPr/>
+                  </pic:nvPicPr>
+                  <pic:blipFill>
+                    <a:blip r:embed="rId15">
+                      <a:extLst>
+                        <a:ext uri="{96DAC541-7B7A-43D3-8B79-37D633B846F1}">
+                          <asvg:svgBlip xmlns:asvg="http://schemas.microsoft.com/office/drawing/2016/SVG/main" r:embed="rId16"/>
+                        </a:ext>
+                      </a:extLst>
+                    </a:blip>
+                    <a:stretch>
+                      <a:fillRect/>
+                    </a:stretch>
+                  </pic:blipFill>
+                  <pic:spPr>
+                    <a:xfrm>
+                      <a:off x="0" y="0"/>
+                      <a:ext cx="5943600" cy="2209165"/>
+                    </a:xfrm>
+                    <a:prstGeom prst="rect">
+                      <a:avLst/>
+                    </a:prstGeom>
+                  </pic:spPr>
+                </pic:pic>
+              </a:graphicData>
+            </a:graphic>
+          </wp:inline>
+        </w:drawing>
+      </w:r>
+    </w:p>
+    <w:p>
+      <w:pPr>
+        <w:pStyle w:val="Caption"/>
+        <w:rPr>
           <w:sz w:val="20"/>
         </w:rPr>
       </w:pPr>
       <w:r>
         <w:rPr>
-          <w:b/>
           <w:sz w:val="20"/>
         </w:rPr>
         <w:t>Figure 3.1  Level 0 Context Diagram</w:t>
       </w:r>
     </w:p>
-    <w:tbl>
-      <w:tblPr>
-        <w:tblW w:w="0" w:type="auto"/>
-        <w:tblBorders>
-          <w:top w:val="single" w:sz="4" w:space="0" w:color="auto"/>
-          <w:left w:val="single" w:sz="4" w:space="0" w:color="auto"/>
-          <w:bottom w:val="single" w:sz="4" w:space="0" w:color="auto"/>
-          <w:right w:val="single" w:sz="4" w:space="0" w:color="auto"/>
-          <w:insideH w:val="single" w:sz="4" w:space="0" w:color="auto"/>
-          <w:insideV w:val="single" w:sz="4" w:space="0" w:color="auto"/>
-        </w:tblBorders>
-        <w:tblLook w:val="0000" w:firstRow="0" w:lastRow="0" w:firstColumn="0" w:lastColumn="0" w:noHBand="0" w:noVBand="0"/>
-      </w:tblPr>
-      <w:tblGrid>
-        <w:gridCol w:w="3117"/>
-        <w:gridCol w:w="3117"/>
-        <w:gridCol w:w="3116"/>
-      </w:tblGrid>
-      <w:tr>
-        <w:tblPrEx>
-          <w:tblCellMar>
-            <w:top w:w="0" w:type="dxa"/>
-            <w:bottom w:w="0" w:type="dxa"/>
-          </w:tblCellMar>
-        </w:tblPrEx>
-        <w:tc>
-          <w:tcPr>
-            <w:tcW w:w="3120" w:type="dxa"/>
-            <w:tcBorders>
-              <w:bottom w:val="single" w:sz="4" w:space="0" w:color="auto"/>
-            </w:tcBorders>
-            <w:shd w:val="clear" w:color="auto" w:fill="0070C0"/>
-            <w:vAlign w:val="center"/>
-          </w:tcPr>
-          <w:p>
-            <w:pPr>
-              <w:jc w:val="center"/>
-              <w:rPr>
-                <w:b/>
-                <w:color w:val="FFFFFF"/>
-                <w:sz w:val="18"/>
-              </w:rPr>
-            </w:pPr>
-            <w:r>
-              <w:rPr>
-                <w:b/>
-                <w:color w:val="FFFFFF"/>
-                <w:sz w:val="18"/>
-              </w:rPr>
-              <w:t>Administrator</w:t>
-            </w:r>
-          </w:p>
-        </w:tc>
-        <w:tc>
-          <w:tcPr>
-            <w:tcW w:w="3120" w:type="dxa"/>
-            <w:tcBorders>
-              <w:bottom w:val="single" w:sz="4" w:space="0" w:color="auto"/>
-            </w:tcBorders>
-            <w:shd w:val="clear" w:color="auto" w:fill="0070C0"/>
-            <w:vAlign w:val="center"/>
-          </w:tcPr>
-          <w:p>
-            <w:pPr>
-              <w:jc w:val="center"/>
-              <w:rPr>
-                <w:b/>
-                <w:color w:val="FFFFFF"/>
-                <w:sz w:val="18"/>
-              </w:rPr>
-            </w:pPr>
-            <w:r>
-              <w:rPr>
-                <w:b/>
-                <w:color w:val="FFFFFF"/>
-                <w:sz w:val="18"/>
-              </w:rPr>
-              <w:t>RentSphere Platform</w:t>
-            </w:r>
-          </w:p>
-        </w:tc>
-        <w:tc>
-          <w:tcPr>
-            <w:tcW w:w="3120" w:type="dxa"/>
-            <w:tcBorders>
-              <w:bottom w:val="single" w:sz="4" w:space="0" w:color="auto"/>
-            </w:tcBorders>
-            <w:shd w:val="clear" w:color="auto" w:fill="0070C0"/>
-            <w:vAlign w:val="center"/>
-          </w:tcPr>
-          <w:p>
-            <w:pPr>
-              <w:jc w:val="center"/>
-              <w:rPr>
-                <w:b/>
-                <w:color w:val="FFFFFF"/>
-                <w:sz w:val="18"/>
-              </w:rPr>
-            </w:pPr>
-            <w:r>
-              <w:rPr>
-                <w:b/>
-                <w:color w:val="FFFFFF"/>
-                <w:sz w:val="18"/>
-              </w:rPr>
-              <w:t>PostgreSQL / Supabase</w:t>
-            </w:r>
-          </w:p>
-        </w:tc>
-      </w:tr>
-      <w:tr>
-        <w:tblPrEx>
-          <w:tblCellMar>
-            <w:top w:w="0" w:type="dxa"/>
-            <w:bottom w:w="0" w:type="dxa"/>
-          </w:tblCellMar>
-        </w:tblPrEx>
-        <w:tc>
-          <w:tcPr>
-            <w:tcW w:w="3120" w:type="dxa"/>
-            <w:tcBorders>
-              <w:bottom w:val="single" w:sz="4" w:space="0" w:color="auto"/>
-            </w:tcBorders>
-            <w:shd w:val="clear" w:color="auto" w:fill="FFFFFF"/>
-            <w:vAlign w:val="center"/>
-          </w:tcPr>
-          <w:p>
-            <w:pPr>
-              <w:jc w:val="center"/>
-              <w:rPr>
-                <w:sz w:val="18"/>
-              </w:rPr>
-            </w:pPr>
-            <w:r>
-              <w:rPr>
-                <w:sz w:val="18"/>
-              </w:rPr>
-              <w:t xml:space="preserve">Portfolio data and decisions </w:t>
-            </w:r>
-          </w:p>
-        </w:tc>
-        <w:tc>
-          <w:tcPr>
-            <w:tcW w:w="3120" w:type="dxa"/>
-            <w:tcBorders>
-              <w:bottom w:val="single" w:sz="4" w:space="0" w:color="auto"/>
-            </w:tcBorders>
-            <w:shd w:val="clear" w:color="auto" w:fill="F2F2F2"/>
-            <w:vAlign w:val="center"/>
-          </w:tcPr>
-          <w:p>
-            <w:pPr>
-              <w:jc w:val="center"/>
-              <w:rPr>
-                <w:sz w:val="18"/>
-              </w:rPr>
-            </w:pPr>
-            <w:r>
-              <w:rPr>
-                <w:sz w:val="18"/>
-              </w:rPr>
-              <w:t>Authentication  Workflows  Reports</w:t>
-            </w:r>
-          </w:p>
-        </w:tc>
-        <w:tc>
-          <w:tcPr>
-            <w:tcW w:w="3120" w:type="dxa"/>
-            <w:tcBorders>
-              <w:bottom w:val="single" w:sz="4" w:space="0" w:color="auto"/>
-            </w:tcBorders>
-            <w:shd w:val="clear" w:color="auto" w:fill="FFFFFF"/>
-            <w:vAlign w:val="center"/>
-          </w:tcPr>
-          <w:p>
-            <w:pPr>
-              <w:jc w:val="center"/>
-              <w:rPr>
-                <w:sz w:val="18"/>
-              </w:rPr>
-            </w:pPr>
-            <w:r>
-              <w:rPr>
-                <w:sz w:val="18"/>
-              </w:rPr>
-              <w:t xml:space="preserve"> Persistent records</w:t>
-            </w:r>
-          </w:p>
-        </w:tc>
-      </w:tr>
-      <w:tr>
-        <w:tblPrEx>
-          <w:tblCellMar>
-            <w:top w:w="0" w:type="dxa"/>
-            <w:bottom w:w="0" w:type="dxa"/>
-          </w:tblCellMar>
-        </w:tblPrEx>
-        <w:tc>
-          <w:tcPr>
-            <w:tcW w:w="3120" w:type="dxa"/>
-            <w:tcBorders>
-              <w:bottom w:val="single" w:sz="4" w:space="0" w:color="auto"/>
-            </w:tcBorders>
-            <w:shd w:val="clear" w:color="auto" w:fill="F2F2F2"/>
-            <w:vAlign w:val="center"/>
-          </w:tcPr>
-          <w:p>
-            <w:pPr>
-              <w:jc w:val="center"/>
-              <w:rPr>
-                <w:sz w:val="18"/>
-              </w:rPr>
-            </w:pPr>
-            <w:r>
-              <w:rPr>
-                <w:sz w:val="18"/>
-              </w:rPr>
-              <w:t>Owner  properties, units, invoices</w:t>
-            </w:r>
-          </w:p>
-        </w:tc>
-        <w:tc>
-          <w:tcPr>
-            <w:tcW w:w="3120" w:type="dxa"/>
-            <w:tcBorders>
-              <w:bottom w:val="single" w:sz="4" w:space="0" w:color="auto"/>
-            </w:tcBorders>
-            <w:shd w:val="clear" w:color="auto" w:fill="FFFFFF"/>
-            <w:vAlign w:val="center"/>
-          </w:tcPr>
-          <w:p>
-            <w:pPr>
-              <w:jc w:val="center"/>
-              <w:rPr>
-                <w:sz w:val="18"/>
-              </w:rPr>
-            </w:pPr>
-            <w:r>
-              <w:rPr>
-                <w:sz w:val="18"/>
-              </w:rPr>
-              <w:t>Notifications and role-based dashboards</w:t>
-            </w:r>
-          </w:p>
-        </w:tc>
-        <w:tc>
-          <w:tcPr>
-            <w:tcW w:w="3120" w:type="dxa"/>
-            <w:tcBorders>
-              <w:bottom w:val="single" w:sz="4" w:space="0" w:color="auto"/>
-            </w:tcBorders>
-            <w:shd w:val="clear" w:color="auto" w:fill="F2F2F2"/>
-            <w:vAlign w:val="center"/>
-          </w:tcPr>
-          <w:p>
-            <w:pPr>
-              <w:jc w:val="center"/>
-              <w:rPr>
-                <w:sz w:val="18"/>
-              </w:rPr>
-            </w:pPr>
-            <w:r>
-              <w:rPr>
-                <w:sz w:val="18"/>
-              </w:rPr>
-              <w:t>Razorpay  verified payments</w:t>
-            </w:r>
-          </w:p>
-        </w:tc>
-      </w:tr>
-      <w:tr>
-        <w:tblPrEx>
-          <w:tblCellMar>
-            <w:top w:w="0" w:type="dxa"/>
-            <w:bottom w:w="0" w:type="dxa"/>
-          </w:tblCellMar>
-        </w:tblPrEx>
-        <w:tc>
-          <w:tcPr>
-            <w:tcW w:w="3120" w:type="dxa"/>
-            <w:shd w:val="clear" w:color="auto" w:fill="FFFFFF"/>
-            <w:vAlign w:val="center"/>
-          </w:tcPr>
-          <w:p>
-            <w:pPr>
-              <w:jc w:val="center"/>
-              <w:rPr>
-                <w:sz w:val="18"/>
-              </w:rPr>
-            </w:pPr>
-            <w:r>
-              <w:rPr>
-                <w:sz w:val="18"/>
-              </w:rPr>
-              <w:t>Tenant  booking, payment, complaint</w:t>
-            </w:r>
-          </w:p>
-        </w:tc>
-        <w:tc>
-          <w:tcPr>
-            <w:tcW w:w="3120" w:type="dxa"/>
-            <w:shd w:val="clear" w:color="auto" w:fill="F2F2F2"/>
-            <w:vAlign w:val="center"/>
-          </w:tcPr>
-          <w:p>
-            <w:pPr>
-              <w:jc w:val="center"/>
-              <w:rPr>
-                <w:sz w:val="18"/>
-              </w:rPr>
-            </w:pPr>
-            <w:r>
-              <w:rPr>
-                <w:sz w:val="18"/>
-              </w:rPr>
-              <w:t>Personal status and downloadable records</w:t>
-            </w:r>
-          </w:p>
-        </w:tc>
-        <w:tc>
-          <w:tcPr>
-            <w:tcW w:w="3120" w:type="dxa"/>
-            <w:shd w:val="clear" w:color="auto" w:fill="FFFFFF"/>
-            <w:vAlign w:val="center"/>
-          </w:tcPr>
-          <w:p>
-            <w:pPr>
-              <w:jc w:val="center"/>
-              <w:rPr>
-                <w:sz w:val="18"/>
-              </w:rPr>
-            </w:pPr>
-            <w:r>
-              <w:rPr>
-                <w:sz w:val="18"/>
-              </w:rPr>
-              <w:t>AI Provider  contextual advice</w:t>
-            </w:r>
-          </w:p>
-        </w:tc>
-      </w:tr>
-    </w:tbl>
+    <w:p>
+      <w:pPr>
+        <w:pStyle w:val="Heading3"/>
+      </w:pPr>
+      <w:bookmarkStart w:id="12" w:name="_Toc238498393"/>
+      <w:r>
+        <w:lastRenderedPageBreak/>
+        <w:t>Level 1: Major Processes</w:t>
+      </w:r>
+      <w:bookmarkEnd w:id="12"/>
+    </w:p>
     <w:p>
       <w:pPr>
         <w:jc w:val="center"/>
-        <w:rPr>
-          <w:b/>
+      </w:pPr>
+      <w:r>
+        <w:rPr>
+          <w:noProof/>
+        </w:rPr>
+        <w:drawing>
+          <wp:inline distT="0" distB="0" distL="0" distR="0" wp14:anchorId="1A23244A" wp14:editId="5DACD72E">
+            <wp:extent cx="5943600" cy="3605530"/>
+            <wp:effectExtent l="0" t="0" r="0" b="0"/>
+            <wp:docPr id="1792136937" name="Graphic 2"/>
+            <wp:cNvGraphicFramePr>
+              <a:graphicFrameLocks xmlns:a="http://schemas.openxmlformats.org/drawingml/2006/main" noChangeAspect="1"/>
+            </wp:cNvGraphicFramePr>
+            <a:graphic xmlns:a="http://schemas.openxmlformats.org/drawingml/2006/main">
+              <a:graphicData uri="http://schemas.openxmlformats.org/drawingml/2006/picture">
+                <pic:pic xmlns:pic="http://schemas.openxmlformats.org/drawingml/2006/picture">
+                  <pic:nvPicPr>
+                    <pic:cNvPr id="1792136937" name=""/>
+                    <pic:cNvPicPr/>
+                  </pic:nvPicPr>
+                  <pic:blipFill>
+                    <a:blip r:embed="rId17">
+                      <a:extLst>
+                        <a:ext uri="{96DAC541-7B7A-43D3-8B79-37D633B846F1}">
+                          <asvg:svgBlip xmlns:asvg="http://schemas.microsoft.com/office/drawing/2016/SVG/main" r:embed="rId18"/>
+                        </a:ext>
+                      </a:extLst>
+                    </a:blip>
+                    <a:stretch>
+                      <a:fillRect/>
+                    </a:stretch>
+                  </pic:blipFill>
+                  <pic:spPr>
+                    <a:xfrm>
+                      <a:off x="0" y="0"/>
+                      <a:ext cx="5943600" cy="3605530"/>
+                    </a:xfrm>
+                    <a:prstGeom prst="rect">
+                      <a:avLst/>
+                    </a:prstGeom>
+                  </pic:spPr>
+                </pic:pic>
+              </a:graphicData>
+            </a:graphic>
+          </wp:inline>
+        </w:drawing>
+      </w:r>
+    </w:p>
+    <w:p>
+      <w:pPr>
+        <w:pStyle w:val="Caption"/>
+        <w:rPr>
           <w:sz w:val="20"/>
         </w:rPr>
       </w:pPr>
+      <w:r>
+        <w:rPr>
+          <w:sz w:val="20"/>
+        </w:rPr>
+        <w:t>Figure 3.2  Level 1 Data Flow Diagram</w:t>
+      </w:r>
     </w:p>
     <w:p>
       <w:pPr>
         <w:pStyle w:val="Heading3"/>
       </w:pPr>
-      <w:bookmarkStart w:id="12" w:name="_Toc238497715"/>
-      <w:r>
-        <w:t>Level 1: Major Processes</w:t>
-      </w:r>
-      <w:bookmarkEnd w:id="12"/>
+      <w:bookmarkStart w:id="13" w:name="_Toc238498394"/>
+      <w:r>
+        <w:t>Level 2: Payment Process</w:t>
+      </w:r>
+      <w:bookmarkEnd w:id="13"/>
     </w:p>
     <w:p>
       <w:pPr>
         <w:jc w:val="center"/>
-        <w:rPr>
-          <w:b/>
+      </w:pPr>
+      <w:r>
+        <w:rPr>
+          <w:noProof/>
+        </w:rPr>
+        <w:drawing>
+          <wp:inline distT="0" distB="0" distL="0" distR="0" wp14:anchorId="611CEF0D" wp14:editId="3276EAAB">
+            <wp:extent cx="5943600" cy="1485900"/>
+            <wp:effectExtent l="0" t="0" r="0" b="0"/>
+            <wp:docPr id="1668783961" name="Graphic 3"/>
+            <wp:cNvGraphicFramePr>
+              <a:graphicFrameLocks xmlns:a="http://schemas.openxmlformats.org/drawingml/2006/main" noChangeAspect="1"/>
+            </wp:cNvGraphicFramePr>
+            <a:graphic xmlns:a="http://schemas.openxmlformats.org/drawingml/2006/main">
+              <a:graphicData uri="http://schemas.openxmlformats.org/drawingml/2006/picture">
+                <pic:pic xmlns:pic="http://schemas.openxmlformats.org/drawingml/2006/picture">
+                  <pic:nvPicPr>
+                    <pic:cNvPr id="1668783961" name=""/>
+                    <pic:cNvPicPr/>
+                  </pic:nvPicPr>
+                  <pic:blipFill>
+                    <a:blip r:embed="rId19">
+                      <a:extLst>
+                        <a:ext uri="{96DAC541-7B7A-43D3-8B79-37D633B846F1}">
+                          <asvg:svgBlip xmlns:asvg="http://schemas.microsoft.com/office/drawing/2016/SVG/main" r:embed="rId20"/>
+                        </a:ext>
+                      </a:extLst>
+                    </a:blip>
+                    <a:stretch>
+                      <a:fillRect/>
+                    </a:stretch>
+                  </pic:blipFill>
+                  <pic:spPr>
+                    <a:xfrm>
+                      <a:off x="0" y="0"/>
+                      <a:ext cx="5943600" cy="1485900"/>
+                    </a:xfrm>
+                    <a:prstGeom prst="rect">
+                      <a:avLst/>
+                    </a:prstGeom>
+                  </pic:spPr>
+                </pic:pic>
+              </a:graphicData>
+            </a:graphic>
+          </wp:inline>
+        </w:drawing>
+      </w:r>
+    </w:p>
+    <w:p>
+      <w:pPr>
+        <w:pStyle w:val="Caption"/>
+        <w:rPr>
           <w:sz w:val="20"/>
         </w:rPr>
       </w:pPr>
       <w:r>
         <w:rPr>
-          <w:b/>
           <w:sz w:val="20"/>
         </w:rPr>
-        <w:t>Figure 3.2  Level 1 Data Flow Diagram</w:t>
-      </w:r>
-    </w:p>
-    <w:tbl>
-      <w:tblPr>
-        <w:tblW w:w="0" w:type="auto"/>
-        <w:tblBorders>
-          <w:top w:val="single" w:sz="4" w:space="0" w:color="auto"/>
-          <w:left w:val="single" w:sz="4" w:space="0" w:color="auto"/>
-          <w:bottom w:val="single" w:sz="4" w:space="0" w:color="auto"/>
-          <w:right w:val="single" w:sz="4" w:space="0" w:color="auto"/>
-          <w:insideH w:val="single" w:sz="4" w:space="0" w:color="auto"/>
-          <w:insideV w:val="single" w:sz="4" w:space="0" w:color="auto"/>
-        </w:tblBorders>
-        <w:tblLook w:val="0000" w:firstRow="0" w:lastRow="0" w:firstColumn="0" w:lastColumn="0" w:noHBand="0" w:noVBand="0"/>
-      </w:tblPr>
-      <w:tblGrid>
-        <w:gridCol w:w="3116"/>
-        <w:gridCol w:w="3117"/>
-        <w:gridCol w:w="3117"/>
-      </w:tblGrid>
-      <w:tr>
-        <w:tblPrEx>
-          <w:tblCellMar>
-            <w:top w:w="0" w:type="dxa"/>
-            <w:bottom w:w="0" w:type="dxa"/>
-          </w:tblCellMar>
-        </w:tblPrEx>
-        <w:tc>
-          <w:tcPr>
-            <w:tcW w:w="3120" w:type="dxa"/>
-            <w:tcBorders>
-              <w:bottom w:val="single" w:sz="4" w:space="0" w:color="auto"/>
-            </w:tcBorders>
-            <w:shd w:val="clear" w:color="auto" w:fill="0070C0"/>
-            <w:vAlign w:val="center"/>
-          </w:tcPr>
-          <w:p>
-            <w:pPr>
-              <w:jc w:val="center"/>
-              <w:rPr>
-                <w:b/>
-                <w:color w:val="FFFFFF"/>
-                <w:sz w:val="18"/>
-              </w:rPr>
-            </w:pPr>
-            <w:r>
-              <w:rPr>
-                <w:b/>
-                <w:color w:val="FFFFFF"/>
-                <w:sz w:val="18"/>
-              </w:rPr>
-              <w:t>User Input</w:t>
-            </w:r>
-          </w:p>
-        </w:tc>
-        <w:tc>
-          <w:tcPr>
-            <w:tcW w:w="3120" w:type="dxa"/>
-            <w:tcBorders>
-              <w:bottom w:val="single" w:sz="4" w:space="0" w:color="auto"/>
-            </w:tcBorders>
-            <w:shd w:val="clear" w:color="auto" w:fill="0070C0"/>
-            <w:vAlign w:val="center"/>
-          </w:tcPr>
-          <w:p>
-            <w:pPr>
-              <w:jc w:val="center"/>
-              <w:rPr>
-                <w:b/>
-                <w:color w:val="FFFFFF"/>
-                <w:sz w:val="18"/>
-              </w:rPr>
-            </w:pPr>
-            <w:r>
-              <w:rPr>
-                <w:b/>
-                <w:color w:val="FFFFFF"/>
-                <w:sz w:val="18"/>
-              </w:rPr>
-              <w:t>Major Process</w:t>
-            </w:r>
-          </w:p>
-        </w:tc>
-        <w:tc>
-          <w:tcPr>
-            <w:tcW w:w="3120" w:type="dxa"/>
-            <w:tcBorders>
-              <w:bottom w:val="single" w:sz="4" w:space="0" w:color="auto"/>
-            </w:tcBorders>
-            <w:shd w:val="clear" w:color="auto" w:fill="0070C0"/>
-            <w:vAlign w:val="center"/>
-          </w:tcPr>
-          <w:p>
-            <w:pPr>
-              <w:jc w:val="center"/>
-              <w:rPr>
-                <w:b/>
-                <w:color w:val="FFFFFF"/>
-                <w:sz w:val="18"/>
-              </w:rPr>
-            </w:pPr>
-            <w:r>
-              <w:rPr>
-                <w:b/>
-                <w:color w:val="FFFFFF"/>
-                <w:sz w:val="18"/>
-              </w:rPr>
-              <w:t>Primary Data Store</w:t>
-            </w:r>
-          </w:p>
-        </w:tc>
-      </w:tr>
-      <w:tr>
-        <w:tblPrEx>
-          <w:tblCellMar>
-            <w:top w:w="0" w:type="dxa"/>
-            <w:bottom w:w="0" w:type="dxa"/>
-          </w:tblCellMar>
-        </w:tblPrEx>
-        <w:tc>
-          <w:tcPr>
-            <w:tcW w:w="3120" w:type="dxa"/>
-            <w:tcBorders>
-              <w:bottom w:val="single" w:sz="4" w:space="0" w:color="auto"/>
-            </w:tcBorders>
-            <w:shd w:val="clear" w:color="auto" w:fill="FFFFFF"/>
-            <w:vAlign w:val="center"/>
-          </w:tcPr>
-          <w:p>
-            <w:pPr>
-              <w:jc w:val="center"/>
-              <w:rPr>
-                <w:sz w:val="18"/>
-              </w:rPr>
-            </w:pPr>
-            <w:r>
-              <w:rPr>
-                <w:sz w:val="18"/>
-              </w:rPr>
-              <w:t>Credentials and profile</w:t>
-            </w:r>
-          </w:p>
-        </w:tc>
-        <w:tc>
-          <w:tcPr>
-            <w:tcW w:w="3120" w:type="dxa"/>
-            <w:tcBorders>
-              <w:bottom w:val="single" w:sz="4" w:space="0" w:color="auto"/>
-            </w:tcBorders>
-            <w:shd w:val="clear" w:color="auto" w:fill="F2F2F2"/>
-            <w:vAlign w:val="center"/>
-          </w:tcPr>
-          <w:p>
-            <w:pPr>
-              <w:jc w:val="center"/>
-              <w:rPr>
-                <w:sz w:val="18"/>
-              </w:rPr>
-            </w:pPr>
-            <w:r>
-              <w:rPr>
-                <w:sz w:val="18"/>
-              </w:rPr>
-              <w:t>1. Authentication and Profile</w:t>
-            </w:r>
-          </w:p>
-        </w:tc>
-        <w:tc>
-          <w:tcPr>
-            <w:tcW w:w="3120" w:type="dxa"/>
-            <w:tcBorders>
-              <w:bottom w:val="single" w:sz="4" w:space="0" w:color="auto"/>
-            </w:tcBorders>
-            <w:shd w:val="clear" w:color="auto" w:fill="FFFFFF"/>
-            <w:vAlign w:val="center"/>
-          </w:tcPr>
-          <w:p>
-            <w:pPr>
-              <w:jc w:val="center"/>
-              <w:rPr>
-                <w:sz w:val="18"/>
-              </w:rPr>
-            </w:pPr>
-            <w:r>
-              <w:rPr>
-                <w:sz w:val="18"/>
-              </w:rPr>
-              <w:t>Users  Tenants</w:t>
-            </w:r>
-          </w:p>
-        </w:tc>
-      </w:tr>
-      <w:tr>
-        <w:tblPrEx>
-          <w:tblCellMar>
-            <w:top w:w="0" w:type="dxa"/>
-            <w:bottom w:w="0" w:type="dxa"/>
-          </w:tblCellMar>
-        </w:tblPrEx>
-        <w:tc>
-          <w:tcPr>
-            <w:tcW w:w="3120" w:type="dxa"/>
-            <w:tcBorders>
-              <w:bottom w:val="single" w:sz="4" w:space="0" w:color="auto"/>
-            </w:tcBorders>
-            <w:shd w:val="clear" w:color="auto" w:fill="F2F2F2"/>
-            <w:vAlign w:val="center"/>
-          </w:tcPr>
-          <w:p>
-            <w:pPr>
-              <w:jc w:val="center"/>
-              <w:rPr>
-                <w:sz w:val="18"/>
-              </w:rPr>
-            </w:pPr>
-            <w:r>
-              <w:rPr>
-                <w:sz w:val="18"/>
-              </w:rPr>
-              <w:t>Portfolio records</w:t>
-            </w:r>
-          </w:p>
-        </w:tc>
-        <w:tc>
-          <w:tcPr>
-            <w:tcW w:w="3120" w:type="dxa"/>
-            <w:tcBorders>
-              <w:bottom w:val="single" w:sz="4" w:space="0" w:color="auto"/>
-            </w:tcBorders>
-            <w:shd w:val="clear" w:color="auto" w:fill="FFFFFF"/>
-            <w:vAlign w:val="center"/>
-          </w:tcPr>
-          <w:p>
-            <w:pPr>
-              <w:jc w:val="center"/>
-              <w:rPr>
-                <w:sz w:val="18"/>
-              </w:rPr>
-            </w:pPr>
-            <w:r>
-              <w:rPr>
-                <w:sz w:val="18"/>
-              </w:rPr>
-              <w:t>2. Portfolio Management</w:t>
-            </w:r>
-          </w:p>
-        </w:tc>
-        <w:tc>
-          <w:tcPr>
-            <w:tcW w:w="3120" w:type="dxa"/>
-            <w:tcBorders>
-              <w:bottom w:val="single" w:sz="4" w:space="0" w:color="auto"/>
-            </w:tcBorders>
-            <w:shd w:val="clear" w:color="auto" w:fill="F2F2F2"/>
-            <w:vAlign w:val="center"/>
-          </w:tcPr>
-          <w:p>
-            <w:pPr>
-              <w:jc w:val="center"/>
-              <w:rPr>
-                <w:sz w:val="18"/>
-              </w:rPr>
-            </w:pPr>
-            <w:r>
-              <w:rPr>
-                <w:sz w:val="18"/>
-              </w:rPr>
-              <w:t>Properties  Buildings  Units</w:t>
-            </w:r>
-          </w:p>
-        </w:tc>
-      </w:tr>
-      <w:tr>
-        <w:tblPrEx>
-          <w:tblCellMar>
-            <w:top w:w="0" w:type="dxa"/>
-            <w:bottom w:w="0" w:type="dxa"/>
-          </w:tblCellMar>
-        </w:tblPrEx>
-        <w:tc>
-          <w:tcPr>
-            <w:tcW w:w="3120" w:type="dxa"/>
-            <w:tcBorders>
-              <w:bottom w:val="single" w:sz="4" w:space="0" w:color="auto"/>
-            </w:tcBorders>
-            <w:shd w:val="clear" w:color="auto" w:fill="FFFFFF"/>
-            <w:vAlign w:val="center"/>
-          </w:tcPr>
-          <w:p>
-            <w:pPr>
-              <w:jc w:val="center"/>
-              <w:rPr>
-                <w:sz w:val="18"/>
-              </w:rPr>
-            </w:pPr>
-            <w:r>
-              <w:rPr>
-                <w:sz w:val="18"/>
-              </w:rPr>
-              <w:t>Apartment booking</w:t>
-            </w:r>
-          </w:p>
-        </w:tc>
-        <w:tc>
-          <w:tcPr>
-            <w:tcW w:w="3120" w:type="dxa"/>
-            <w:tcBorders>
-              <w:bottom w:val="single" w:sz="4" w:space="0" w:color="auto"/>
-            </w:tcBorders>
-            <w:shd w:val="clear" w:color="auto" w:fill="F2F2F2"/>
-            <w:vAlign w:val="center"/>
-          </w:tcPr>
-          <w:p>
-            <w:pPr>
-              <w:jc w:val="center"/>
-              <w:rPr>
-                <w:sz w:val="18"/>
-              </w:rPr>
-            </w:pPr>
-            <w:r>
-              <w:rPr>
-                <w:sz w:val="18"/>
-              </w:rPr>
-              <w:t>3. Booking and Approval</w:t>
-            </w:r>
-          </w:p>
-        </w:tc>
-        <w:tc>
-          <w:tcPr>
-            <w:tcW w:w="3120" w:type="dxa"/>
-            <w:tcBorders>
-              <w:bottom w:val="single" w:sz="4" w:space="0" w:color="auto"/>
-            </w:tcBorders>
-            <w:shd w:val="clear" w:color="auto" w:fill="FFFFFF"/>
-            <w:vAlign w:val="center"/>
-          </w:tcPr>
-          <w:p>
-            <w:pPr>
-              <w:jc w:val="center"/>
-              <w:rPr>
-                <w:sz w:val="18"/>
-              </w:rPr>
-            </w:pPr>
-            <w:r>
-              <w:rPr>
-                <w:sz w:val="18"/>
-              </w:rPr>
-              <w:t>Approval Requests</w:t>
-            </w:r>
-          </w:p>
-        </w:tc>
-      </w:tr>
-      <w:tr>
-        <w:tblPrEx>
-          <w:tblCellMar>
-            <w:top w:w="0" w:type="dxa"/>
-            <w:bottom w:w="0" w:type="dxa"/>
-          </w:tblCellMar>
-        </w:tblPrEx>
-        <w:tc>
-          <w:tcPr>
-            <w:tcW w:w="3120" w:type="dxa"/>
-            <w:tcBorders>
-              <w:bottom w:val="single" w:sz="4" w:space="0" w:color="auto"/>
-            </w:tcBorders>
-            <w:shd w:val="clear" w:color="auto" w:fill="F2F2F2"/>
-            <w:vAlign w:val="center"/>
-          </w:tcPr>
-          <w:p>
-            <w:pPr>
-              <w:jc w:val="center"/>
-              <w:rPr>
-                <w:sz w:val="18"/>
-              </w:rPr>
-            </w:pPr>
-            <w:r>
-              <w:rPr>
-                <w:sz w:val="18"/>
-              </w:rPr>
-              <w:t>Rent payment</w:t>
-            </w:r>
-          </w:p>
-        </w:tc>
-        <w:tc>
-          <w:tcPr>
-            <w:tcW w:w="3120" w:type="dxa"/>
-            <w:tcBorders>
-              <w:bottom w:val="single" w:sz="4" w:space="0" w:color="auto"/>
-            </w:tcBorders>
-            <w:shd w:val="clear" w:color="auto" w:fill="FFFFFF"/>
-            <w:vAlign w:val="center"/>
-          </w:tcPr>
-          <w:p>
-            <w:pPr>
-              <w:jc w:val="center"/>
-              <w:rPr>
-                <w:sz w:val="18"/>
-              </w:rPr>
-            </w:pPr>
-            <w:r>
-              <w:rPr>
-                <w:sz w:val="18"/>
-              </w:rPr>
-              <w:t>4. Invoicing and Payment</w:t>
-            </w:r>
-          </w:p>
-        </w:tc>
-        <w:tc>
-          <w:tcPr>
-            <w:tcW w:w="3120" w:type="dxa"/>
-            <w:tcBorders>
-              <w:bottom w:val="single" w:sz="4" w:space="0" w:color="auto"/>
-            </w:tcBorders>
-            <w:shd w:val="clear" w:color="auto" w:fill="F2F2F2"/>
-            <w:vAlign w:val="center"/>
-          </w:tcPr>
-          <w:p>
-            <w:pPr>
-              <w:jc w:val="center"/>
-              <w:rPr>
-                <w:sz w:val="18"/>
-              </w:rPr>
-            </w:pPr>
-            <w:r>
-              <w:rPr>
-                <w:sz w:val="18"/>
-              </w:rPr>
-              <w:t>Invoices  Payments</w:t>
-            </w:r>
-          </w:p>
-        </w:tc>
-      </w:tr>
-      <w:tr>
-        <w:tblPrEx>
-          <w:tblCellMar>
-            <w:top w:w="0" w:type="dxa"/>
-            <w:bottom w:w="0" w:type="dxa"/>
-          </w:tblCellMar>
-        </w:tblPrEx>
-        <w:tc>
-          <w:tcPr>
-            <w:tcW w:w="3120" w:type="dxa"/>
-            <w:tcBorders>
-              <w:bottom w:val="single" w:sz="4" w:space="0" w:color="auto"/>
-            </w:tcBorders>
-            <w:shd w:val="clear" w:color="auto" w:fill="FFFFFF"/>
-            <w:vAlign w:val="center"/>
-          </w:tcPr>
-          <w:p>
-            <w:pPr>
-              <w:jc w:val="center"/>
-              <w:rPr>
-                <w:sz w:val="18"/>
-              </w:rPr>
-            </w:pPr>
-            <w:r>
-              <w:rPr>
-                <w:sz w:val="18"/>
-              </w:rPr>
-              <w:t>Service or legal issue</w:t>
-            </w:r>
-          </w:p>
-        </w:tc>
-        <w:tc>
-          <w:tcPr>
-            <w:tcW w:w="3120" w:type="dxa"/>
-            <w:tcBorders>
-              <w:bottom w:val="single" w:sz="4" w:space="0" w:color="auto"/>
-            </w:tcBorders>
-            <w:shd w:val="clear" w:color="auto" w:fill="F2F2F2"/>
-            <w:vAlign w:val="center"/>
-          </w:tcPr>
-          <w:p>
-            <w:pPr>
-              <w:jc w:val="center"/>
-              <w:rPr>
-                <w:sz w:val="18"/>
-              </w:rPr>
-            </w:pPr>
-            <w:r>
-              <w:rPr>
-                <w:sz w:val="18"/>
-              </w:rPr>
-              <w:t>5. Complaints and Disputes</w:t>
-            </w:r>
-          </w:p>
-        </w:tc>
-        <w:tc>
-          <w:tcPr>
-            <w:tcW w:w="3120" w:type="dxa"/>
-            <w:tcBorders>
-              <w:bottom w:val="single" w:sz="4" w:space="0" w:color="auto"/>
-            </w:tcBorders>
-            <w:shd w:val="clear" w:color="auto" w:fill="FFFFFF"/>
-            <w:vAlign w:val="center"/>
-          </w:tcPr>
-          <w:p>
-            <w:pPr>
-              <w:jc w:val="center"/>
-              <w:rPr>
-                <w:sz w:val="18"/>
-              </w:rPr>
-            </w:pPr>
-            <w:r>
-              <w:rPr>
-                <w:sz w:val="18"/>
-              </w:rPr>
-              <w:t>Complaints  Disputes</w:t>
-            </w:r>
-          </w:p>
-        </w:tc>
-      </w:tr>
-      <w:tr>
-        <w:tblPrEx>
-          <w:tblCellMar>
-            <w:top w:w="0" w:type="dxa"/>
-            <w:bottom w:w="0" w:type="dxa"/>
-          </w:tblCellMar>
-        </w:tblPrEx>
-        <w:tc>
-          <w:tcPr>
-            <w:tcW w:w="3120" w:type="dxa"/>
-            <w:shd w:val="clear" w:color="auto" w:fill="F2F2F2"/>
-            <w:vAlign w:val="center"/>
-          </w:tcPr>
-          <w:p>
-            <w:pPr>
-              <w:jc w:val="center"/>
-              <w:rPr>
-                <w:sz w:val="18"/>
-              </w:rPr>
-            </w:pPr>
-            <w:r>
-              <w:rPr>
-                <w:sz w:val="18"/>
-              </w:rPr>
-              <w:lastRenderedPageBreak/>
-              <w:t>Events and questions</w:t>
-            </w:r>
-          </w:p>
-        </w:tc>
-        <w:tc>
-          <w:tcPr>
-            <w:tcW w:w="3120" w:type="dxa"/>
-            <w:shd w:val="clear" w:color="auto" w:fill="FFFFFF"/>
-            <w:vAlign w:val="center"/>
-          </w:tcPr>
-          <w:p>
-            <w:pPr>
-              <w:jc w:val="center"/>
-              <w:rPr>
-                <w:sz w:val="18"/>
-              </w:rPr>
-            </w:pPr>
-            <w:r>
-              <w:rPr>
-                <w:sz w:val="18"/>
-              </w:rPr>
-              <w:t>6. Notifications and Assistant</w:t>
-            </w:r>
-          </w:p>
-        </w:tc>
-        <w:tc>
-          <w:tcPr>
-            <w:tcW w:w="3120" w:type="dxa"/>
-            <w:shd w:val="clear" w:color="auto" w:fill="F2F2F2"/>
-            <w:vAlign w:val="center"/>
-          </w:tcPr>
-          <w:p>
-            <w:pPr>
-              <w:jc w:val="center"/>
-              <w:rPr>
-                <w:sz w:val="18"/>
-              </w:rPr>
-            </w:pPr>
-            <w:r>
-              <w:rPr>
-                <w:sz w:val="18"/>
-              </w:rPr>
-              <w:t>Notifications  AI context</w:t>
-            </w:r>
-          </w:p>
-        </w:tc>
-      </w:tr>
-    </w:tbl>
+        <w:t>Figure 3.3  Level 2 Payment Data Flow</w:t>
+      </w:r>
+    </w:p>
+    <w:p>
+      <w:pPr>
+        <w:pStyle w:val="Heading2"/>
+      </w:pPr>
+      <w:bookmarkStart w:id="14" w:name="_Toc238498395"/>
+      <w:r>
+        <w:lastRenderedPageBreak/>
+        <w:t>3.2 ER Diagram</w:t>
+      </w:r>
+      <w:bookmarkEnd w:id="14"/>
+    </w:p>
     <w:p>
       <w:pPr>
         <w:jc w:val="center"/>
-        <w:rPr>
-          <w:b/>
+      </w:pPr>
+      <w:r>
+        <w:rPr>
+          <w:noProof/>
+        </w:rPr>
+        <w:drawing>
+          <wp:inline distT="0" distB="0" distL="0" distR="0" wp14:anchorId="36032819" wp14:editId="140C6EFC">
+            <wp:extent cx="5943600" cy="4537075"/>
+            <wp:effectExtent l="0" t="0" r="0" b="0"/>
+            <wp:docPr id="1800935870" name="Graphic 4"/>
+            <wp:cNvGraphicFramePr>
+              <a:graphicFrameLocks xmlns:a="http://schemas.openxmlformats.org/drawingml/2006/main" noChangeAspect="1"/>
+            </wp:cNvGraphicFramePr>
+            <a:graphic xmlns:a="http://schemas.openxmlformats.org/drawingml/2006/main">
+              <a:graphicData uri="http://schemas.openxmlformats.org/drawingml/2006/picture">
+                <pic:pic xmlns:pic="http://schemas.openxmlformats.org/drawingml/2006/picture">
+                  <pic:nvPicPr>
+                    <pic:cNvPr id="1800935870" name=""/>
+                    <pic:cNvPicPr/>
+                  </pic:nvPicPr>
+                  <pic:blipFill>
+                    <a:blip r:embed="rId21">
+                      <a:extLst>
+                        <a:ext uri="{96DAC541-7B7A-43D3-8B79-37D633B846F1}">
+                          <asvg:svgBlip xmlns:asvg="http://schemas.microsoft.com/office/drawing/2016/SVG/main" r:embed="rId22"/>
+                        </a:ext>
+                      </a:extLst>
+                    </a:blip>
+                    <a:stretch>
+                      <a:fillRect/>
+                    </a:stretch>
+                  </pic:blipFill>
+                  <pic:spPr>
+                    <a:xfrm>
+                      <a:off x="0" y="0"/>
+                      <a:ext cx="5943600" cy="4537075"/>
+                    </a:xfrm>
+                    <a:prstGeom prst="rect">
+                      <a:avLst/>
+                    </a:prstGeom>
+                  </pic:spPr>
+                </pic:pic>
+              </a:graphicData>
+            </a:graphic>
+          </wp:inline>
+        </w:drawing>
+      </w:r>
+    </w:p>
+    <w:p>
+      <w:pPr>
+        <w:pStyle w:val="Caption"/>
+        <w:rPr>
           <w:sz w:val="20"/>
         </w:rPr>
       </w:pPr>
+      <w:r>
+        <w:rPr>
+          <w:sz w:val="20"/>
+        </w:rPr>
+        <w:t>Figure 3.4  Entity Relationship Diagram</w:t>
+      </w:r>
+    </w:p>
+    <w:p>
+      <w:pPr>
+        <w:pStyle w:val="Heading2"/>
+      </w:pPr>
+      <w:bookmarkStart w:id="15" w:name="_Toc238498396"/>
+      <w:r>
+        <w:t>3.3 Requirement Specification</w:t>
+      </w:r>
+      <w:bookmarkEnd w:id="15"/>
     </w:p>
     <w:p>
       <w:pPr>
         <w:pStyle w:val="Heading3"/>
       </w:pPr>
-      <w:bookmarkStart w:id="13" w:name="_Toc238497716"/>
-      <w:r>
-        <w:t>Level 2: Payment Process</w:t>
-      </w:r>
-      <w:bookmarkEnd w:id="13"/>
-    </w:p>
-    <w:p>
-      <w:pPr>
-        <w:jc w:val="center"/>
-        <w:rPr>
-          <w:b/>
-          <w:sz w:val="20"/>
-        </w:rPr>
-      </w:pPr>
-      <w:r>
-        <w:rPr>
-          <w:b/>
-          <w:sz w:val="20"/>
-        </w:rPr>
-        <w:t>Figure 3.3  Level 2 Payment Data Flow</w:t>
-      </w:r>
-    </w:p>
-    <w:tbl>
-      <w:tblPr>
-        <w:tblW w:w="0" w:type="auto"/>
-        <w:tblLook w:val="0000" w:firstRow="0" w:lastRow="0" w:firstColumn="0" w:lastColumn="0" w:noHBand="0" w:noVBand="0"/>
-      </w:tblPr>
-      <w:tblGrid>
-        <w:gridCol w:w="837"/>
-        <w:gridCol w:w="787"/>
-        <w:gridCol w:w="1017"/>
-        <w:gridCol w:w="787"/>
-        <w:gridCol w:w="966"/>
-        <w:gridCol w:w="787"/>
-        <w:gridCol w:w="936"/>
-        <w:gridCol w:w="787"/>
-        <w:gridCol w:w="838"/>
-        <w:gridCol w:w="787"/>
-        <w:gridCol w:w="831"/>
-      </w:tblGrid>
-      <w:tr>
-        <w:tblPrEx>
-          <w:tblCellMar>
-            <w:top w:w="0" w:type="dxa"/>
-            <w:bottom w:w="0" w:type="dxa"/>
-          </w:tblCellMar>
-        </w:tblPrEx>
-        <w:tc>
-          <w:tcPr>
-            <w:tcW w:w="850" w:type="dxa"/>
-            <w:shd w:val="clear" w:color="auto" w:fill="E7E7E7"/>
-            <w:vAlign w:val="center"/>
-          </w:tcPr>
-          <w:p>
-            <w:pPr>
-              <w:jc w:val="center"/>
-              <w:rPr>
-                <w:b/>
-                <w:sz w:val="18"/>
-              </w:rPr>
-            </w:pPr>
-            <w:r>
-              <w:rPr>
-                <w:b/>
-                <w:sz w:val="18"/>
-              </w:rPr>
-              <w:t>Select invoice</w:t>
-            </w:r>
-          </w:p>
-        </w:tc>
-        <w:tc>
-          <w:tcPr>
-            <w:tcW w:w="851" w:type="dxa"/>
-            <w:vAlign w:val="center"/>
-          </w:tcPr>
-          <w:p>
-            <w:pPr>
-              <w:jc w:val="center"/>
-              <w:rPr>
-                <w:b/>
-                <w:color w:val="0070C0"/>
-                <w:sz w:val="30"/>
-              </w:rPr>
-            </w:pPr>
-            <w:r>
-              <w:rPr>
-                <w:b/>
-                <w:color w:val="0070C0"/>
-                <w:sz w:val="30"/>
-              </w:rPr>
-              <w:t>-&gt;</w:t>
-            </w:r>
-          </w:p>
-        </w:tc>
-        <w:tc>
-          <w:tcPr>
-            <w:tcW w:w="851" w:type="dxa"/>
-            <w:shd w:val="clear" w:color="auto" w:fill="E7E7E7"/>
-            <w:vAlign w:val="center"/>
-          </w:tcPr>
-          <w:p>
-            <w:pPr>
-              <w:jc w:val="center"/>
-              <w:rPr>
-                <w:b/>
-                <w:sz w:val="18"/>
-              </w:rPr>
-            </w:pPr>
-            <w:r>
-              <w:rPr>
-                <w:b/>
-                <w:sz w:val="18"/>
-              </w:rPr>
-              <w:t>Validate ownership</w:t>
-            </w:r>
-          </w:p>
-        </w:tc>
-        <w:tc>
-          <w:tcPr>
-            <w:tcW w:w="851" w:type="dxa"/>
-            <w:vAlign w:val="center"/>
-          </w:tcPr>
-          <w:p>
-            <w:pPr>
-              <w:jc w:val="center"/>
-              <w:rPr>
-                <w:b/>
-                <w:color w:val="0070C0"/>
-                <w:sz w:val="30"/>
-              </w:rPr>
-            </w:pPr>
-            <w:r>
-              <w:rPr>
-                <w:b/>
-                <w:color w:val="0070C0"/>
-                <w:sz w:val="30"/>
-              </w:rPr>
-              <w:t>-&gt;</w:t>
-            </w:r>
-          </w:p>
-        </w:tc>
-        <w:tc>
-          <w:tcPr>
-            <w:tcW w:w="851" w:type="dxa"/>
-            <w:shd w:val="clear" w:color="auto" w:fill="E7E7E7"/>
-            <w:vAlign w:val="center"/>
-          </w:tcPr>
-          <w:p>
-            <w:pPr>
-              <w:jc w:val="center"/>
-              <w:rPr>
-                <w:b/>
-                <w:sz w:val="18"/>
-              </w:rPr>
-            </w:pPr>
-            <w:r>
-              <w:rPr>
-                <w:b/>
-                <w:sz w:val="18"/>
-              </w:rPr>
-              <w:t>Create Razorpay order</w:t>
-            </w:r>
-          </w:p>
-        </w:tc>
-        <w:tc>
-          <w:tcPr>
-            <w:tcW w:w="851" w:type="dxa"/>
-            <w:vAlign w:val="center"/>
-          </w:tcPr>
-          <w:p>
-            <w:pPr>
-              <w:jc w:val="center"/>
-              <w:rPr>
-                <w:b/>
-                <w:color w:val="0070C0"/>
-                <w:sz w:val="30"/>
-              </w:rPr>
-            </w:pPr>
-            <w:r>
-              <w:rPr>
-                <w:b/>
-                <w:color w:val="0070C0"/>
-                <w:sz w:val="30"/>
-              </w:rPr>
-              <w:t>-&gt;</w:t>
-            </w:r>
-          </w:p>
-        </w:tc>
-        <w:tc>
-          <w:tcPr>
-            <w:tcW w:w="851" w:type="dxa"/>
-            <w:shd w:val="clear" w:color="auto" w:fill="E7E7E7"/>
-            <w:vAlign w:val="center"/>
-          </w:tcPr>
-          <w:p>
-            <w:pPr>
-              <w:jc w:val="center"/>
-              <w:rPr>
-                <w:b/>
-                <w:sz w:val="18"/>
-              </w:rPr>
-            </w:pPr>
-            <w:r>
-              <w:rPr>
-                <w:b/>
-                <w:sz w:val="18"/>
-              </w:rPr>
-              <w:t>Verify signature</w:t>
-            </w:r>
-          </w:p>
-        </w:tc>
-        <w:tc>
-          <w:tcPr>
-            <w:tcW w:w="851" w:type="dxa"/>
-            <w:vAlign w:val="center"/>
-          </w:tcPr>
-          <w:p>
-            <w:pPr>
-              <w:jc w:val="center"/>
-              <w:rPr>
-                <w:b/>
-                <w:color w:val="0070C0"/>
-                <w:sz w:val="30"/>
-              </w:rPr>
-            </w:pPr>
-            <w:r>
-              <w:rPr>
-                <w:b/>
-                <w:color w:val="0070C0"/>
-                <w:sz w:val="30"/>
-              </w:rPr>
-              <w:t>-&gt;</w:t>
-            </w:r>
-          </w:p>
-        </w:tc>
-        <w:tc>
-          <w:tcPr>
-            <w:tcW w:w="851" w:type="dxa"/>
-            <w:shd w:val="clear" w:color="auto" w:fill="E7E7E7"/>
-            <w:vAlign w:val="center"/>
-          </w:tcPr>
-          <w:p>
-            <w:pPr>
-              <w:jc w:val="center"/>
-              <w:rPr>
-                <w:b/>
-                <w:sz w:val="18"/>
-              </w:rPr>
-            </w:pPr>
-            <w:r>
-              <w:rPr>
-                <w:b/>
-                <w:sz w:val="18"/>
-              </w:rPr>
-              <w:t>Mark invoice PAID</w:t>
-            </w:r>
-          </w:p>
-        </w:tc>
-        <w:tc>
-          <w:tcPr>
-            <w:tcW w:w="851" w:type="dxa"/>
-            <w:vAlign w:val="center"/>
-          </w:tcPr>
-          <w:p>
-            <w:pPr>
-              <w:jc w:val="center"/>
-              <w:rPr>
-                <w:b/>
-                <w:color w:val="0070C0"/>
-                <w:sz w:val="30"/>
-              </w:rPr>
-            </w:pPr>
-            <w:r>
-              <w:rPr>
-                <w:b/>
-                <w:color w:val="0070C0"/>
-                <w:sz w:val="30"/>
-              </w:rPr>
-              <w:t>-&gt;</w:t>
-            </w:r>
-          </w:p>
-        </w:tc>
-        <w:tc>
-          <w:tcPr>
-            <w:tcW w:w="851" w:type="dxa"/>
-            <w:shd w:val="clear" w:color="auto" w:fill="E7E7E7"/>
-            <w:vAlign w:val="center"/>
-          </w:tcPr>
-          <w:p>
-            <w:pPr>
-              <w:jc w:val="center"/>
-              <w:rPr>
-                <w:b/>
-                <w:sz w:val="18"/>
-              </w:rPr>
-            </w:pPr>
-            <w:r>
-              <w:rPr>
-                <w:b/>
-                <w:sz w:val="18"/>
-              </w:rPr>
-              <w:t>Notify tenant</w:t>
-            </w:r>
-          </w:p>
-        </w:tc>
-      </w:tr>
-    </w:tbl>
-    <w:p>
-      <w:pPr>
-        <w:jc w:val="center"/>
-        <w:rPr>
-          <w:b/>
-          <w:sz w:val="20"/>
-        </w:rPr>
-      </w:pPr>
-    </w:p>
-    <w:p>
-      <w:pPr>
-        <w:pStyle w:val="Heading2"/>
-      </w:pPr>
-      <w:bookmarkStart w:id="14" w:name="_Toc238497717"/>
-      <w:r>
-        <w:t>3.2 ER Diagram</w:t>
-      </w:r>
-      <w:bookmarkEnd w:id="14"/>
-    </w:p>
-    <w:p>
-      <w:pPr>
-        <w:jc w:val="center"/>
-        <w:rPr>
-          <w:b/>
-          <w:sz w:val="20"/>
-        </w:rPr>
-      </w:pPr>
-      <w:r>
-        <w:rPr>
-          <w:b/>
-          <w:sz w:val="20"/>
-        </w:rPr>
-        <w:t>Figure 3.4  Entity Relationship Diagram</w:t>
-      </w:r>
-    </w:p>
-    <w:tbl>
-      <w:tblPr>
-        <w:tblW w:w="0" w:type="auto"/>
-        <w:tblBorders>
-          <w:top w:val="single" w:sz="4" w:space="0" w:color="auto"/>
-          <w:left w:val="single" w:sz="4" w:space="0" w:color="auto"/>
-          <w:bottom w:val="single" w:sz="4" w:space="0" w:color="auto"/>
-          <w:right w:val="single" w:sz="4" w:space="0" w:color="auto"/>
-          <w:insideH w:val="single" w:sz="4" w:space="0" w:color="auto"/>
-          <w:insideV w:val="single" w:sz="4" w:space="0" w:color="auto"/>
-        </w:tblBorders>
-        <w:tblLook w:val="0000" w:firstRow="0" w:lastRow="0" w:firstColumn="0" w:lastColumn="0" w:noHBand="0" w:noVBand="0"/>
-      </w:tblPr>
-      <w:tblGrid>
-        <w:gridCol w:w="3116"/>
-        <w:gridCol w:w="3117"/>
-        <w:gridCol w:w="3117"/>
-      </w:tblGrid>
-      <w:tr>
-        <w:tblPrEx>
-          <w:tblCellMar>
-            <w:top w:w="0" w:type="dxa"/>
-            <w:bottom w:w="0" w:type="dxa"/>
-          </w:tblCellMar>
-        </w:tblPrEx>
-        <w:tc>
-          <w:tcPr>
-            <w:tcW w:w="3120" w:type="dxa"/>
-            <w:tcBorders>
-              <w:bottom w:val="single" w:sz="4" w:space="0" w:color="auto"/>
-            </w:tcBorders>
-            <w:shd w:val="clear" w:color="auto" w:fill="0070C0"/>
-            <w:vAlign w:val="center"/>
-          </w:tcPr>
-          <w:p>
-            <w:pPr>
-              <w:jc w:val="center"/>
-              <w:rPr>
-                <w:b/>
-                <w:color w:val="FFFFFF"/>
-                <w:sz w:val="18"/>
-              </w:rPr>
-            </w:pPr>
-            <w:r>
-              <w:rPr>
-                <w:b/>
-                <w:color w:val="FFFFFF"/>
-                <w:sz w:val="18"/>
-              </w:rPr>
-              <w:t>Parent Entity</w:t>
-            </w:r>
-          </w:p>
-        </w:tc>
-        <w:tc>
-          <w:tcPr>
-            <w:tcW w:w="3120" w:type="dxa"/>
-            <w:tcBorders>
-              <w:bottom w:val="single" w:sz="4" w:space="0" w:color="auto"/>
-            </w:tcBorders>
-            <w:shd w:val="clear" w:color="auto" w:fill="0070C0"/>
-            <w:vAlign w:val="center"/>
-          </w:tcPr>
-          <w:p>
-            <w:pPr>
-              <w:jc w:val="center"/>
-              <w:rPr>
-                <w:b/>
-                <w:color w:val="FFFFFF"/>
-                <w:sz w:val="18"/>
-              </w:rPr>
-            </w:pPr>
-            <w:r>
-              <w:rPr>
-                <w:b/>
-                <w:color w:val="FFFFFF"/>
-                <w:sz w:val="18"/>
-              </w:rPr>
-              <w:t>Relationship</w:t>
-            </w:r>
-          </w:p>
-        </w:tc>
-        <w:tc>
-          <w:tcPr>
-            <w:tcW w:w="3120" w:type="dxa"/>
-            <w:tcBorders>
-              <w:bottom w:val="single" w:sz="4" w:space="0" w:color="auto"/>
-            </w:tcBorders>
-            <w:shd w:val="clear" w:color="auto" w:fill="0070C0"/>
-            <w:vAlign w:val="center"/>
-          </w:tcPr>
-          <w:p>
-            <w:pPr>
-              <w:jc w:val="center"/>
-              <w:rPr>
-                <w:b/>
-                <w:color w:val="FFFFFF"/>
-                <w:sz w:val="18"/>
-              </w:rPr>
-            </w:pPr>
-            <w:r>
-              <w:rPr>
-                <w:b/>
-                <w:color w:val="FFFFFF"/>
-                <w:sz w:val="18"/>
-              </w:rPr>
-              <w:t>Child Entity</w:t>
-            </w:r>
-          </w:p>
-        </w:tc>
-      </w:tr>
-      <w:tr>
-        <w:tblPrEx>
-          <w:tblCellMar>
-            <w:top w:w="0" w:type="dxa"/>
-            <w:bottom w:w="0" w:type="dxa"/>
-          </w:tblCellMar>
-        </w:tblPrEx>
-        <w:tc>
-          <w:tcPr>
-            <w:tcW w:w="3120" w:type="dxa"/>
-            <w:tcBorders>
-              <w:bottom w:val="single" w:sz="4" w:space="0" w:color="auto"/>
-            </w:tcBorders>
-            <w:shd w:val="clear" w:color="auto" w:fill="FFFFFF"/>
-            <w:vAlign w:val="center"/>
-          </w:tcPr>
-          <w:p>
-            <w:pPr>
-              <w:jc w:val="center"/>
-              <w:rPr>
-                <w:sz w:val="18"/>
-              </w:rPr>
-            </w:pPr>
-            <w:r>
-              <w:rPr>
-                <w:sz w:val="18"/>
-              </w:rPr>
-              <w:t>Organization</w:t>
-            </w:r>
-          </w:p>
-        </w:tc>
-        <w:tc>
-          <w:tcPr>
-            <w:tcW w:w="3120" w:type="dxa"/>
-            <w:tcBorders>
-              <w:bottom w:val="single" w:sz="4" w:space="0" w:color="auto"/>
-            </w:tcBorders>
-            <w:shd w:val="clear" w:color="auto" w:fill="F2F2F2"/>
-            <w:vAlign w:val="center"/>
-          </w:tcPr>
-          <w:p>
-            <w:pPr>
-              <w:jc w:val="center"/>
-              <w:rPr>
-                <w:sz w:val="18"/>
-              </w:rPr>
-            </w:pPr>
-            <w:r>
-              <w:rPr>
-                <w:sz w:val="18"/>
-              </w:rPr>
-              <w:t>1 : many</w:t>
-            </w:r>
-          </w:p>
-        </w:tc>
-        <w:tc>
-          <w:tcPr>
-            <w:tcW w:w="3120" w:type="dxa"/>
-            <w:tcBorders>
-              <w:bottom w:val="single" w:sz="4" w:space="0" w:color="auto"/>
-            </w:tcBorders>
-            <w:shd w:val="clear" w:color="auto" w:fill="FFFFFF"/>
-            <w:vAlign w:val="center"/>
-          </w:tcPr>
-          <w:p>
-            <w:pPr>
-              <w:jc w:val="center"/>
-              <w:rPr>
-                <w:sz w:val="18"/>
-              </w:rPr>
-            </w:pPr>
-            <w:r>
-              <w:rPr>
-                <w:sz w:val="18"/>
-              </w:rPr>
-              <w:t>Users  Properties  Notifications</w:t>
-            </w:r>
-          </w:p>
-        </w:tc>
-      </w:tr>
-      <w:tr>
-        <w:tblPrEx>
-          <w:tblCellMar>
-            <w:top w:w="0" w:type="dxa"/>
-            <w:bottom w:w="0" w:type="dxa"/>
-          </w:tblCellMar>
-        </w:tblPrEx>
-        <w:tc>
-          <w:tcPr>
-            <w:tcW w:w="3120" w:type="dxa"/>
-            <w:tcBorders>
-              <w:bottom w:val="single" w:sz="4" w:space="0" w:color="auto"/>
-            </w:tcBorders>
-            <w:shd w:val="clear" w:color="auto" w:fill="F2F2F2"/>
-            <w:vAlign w:val="center"/>
-          </w:tcPr>
-          <w:p>
-            <w:pPr>
-              <w:jc w:val="center"/>
-              <w:rPr>
-                <w:sz w:val="18"/>
-              </w:rPr>
-            </w:pPr>
-            <w:r>
-              <w:rPr>
-                <w:sz w:val="18"/>
-              </w:rPr>
-              <w:t>Property</w:t>
-            </w:r>
-          </w:p>
-        </w:tc>
-        <w:tc>
-          <w:tcPr>
-            <w:tcW w:w="3120" w:type="dxa"/>
-            <w:tcBorders>
-              <w:bottom w:val="single" w:sz="4" w:space="0" w:color="auto"/>
-            </w:tcBorders>
-            <w:shd w:val="clear" w:color="auto" w:fill="FFFFFF"/>
-            <w:vAlign w:val="center"/>
-          </w:tcPr>
-          <w:p>
-            <w:pPr>
-              <w:jc w:val="center"/>
-              <w:rPr>
-                <w:sz w:val="18"/>
-              </w:rPr>
-            </w:pPr>
-            <w:r>
-              <w:rPr>
-                <w:sz w:val="18"/>
-              </w:rPr>
-              <w:t>1 : many</w:t>
-            </w:r>
-          </w:p>
-        </w:tc>
-        <w:tc>
-          <w:tcPr>
-            <w:tcW w:w="3120" w:type="dxa"/>
-            <w:tcBorders>
-              <w:bottom w:val="single" w:sz="4" w:space="0" w:color="auto"/>
-            </w:tcBorders>
-            <w:shd w:val="clear" w:color="auto" w:fill="F2F2F2"/>
-            <w:vAlign w:val="center"/>
-          </w:tcPr>
-          <w:p>
-            <w:pPr>
-              <w:jc w:val="center"/>
-              <w:rPr>
-                <w:sz w:val="18"/>
-              </w:rPr>
-            </w:pPr>
-            <w:r>
-              <w:rPr>
-                <w:sz w:val="18"/>
-              </w:rPr>
-              <w:t>Buildings</w:t>
-            </w:r>
-          </w:p>
-        </w:tc>
-      </w:tr>
-      <w:tr>
-        <w:tblPrEx>
-          <w:tblCellMar>
-            <w:top w:w="0" w:type="dxa"/>
-            <w:bottom w:w="0" w:type="dxa"/>
-          </w:tblCellMar>
-        </w:tblPrEx>
-        <w:tc>
-          <w:tcPr>
-            <w:tcW w:w="3120" w:type="dxa"/>
-            <w:tcBorders>
-              <w:bottom w:val="single" w:sz="4" w:space="0" w:color="auto"/>
-            </w:tcBorders>
-            <w:shd w:val="clear" w:color="auto" w:fill="FFFFFF"/>
-            <w:vAlign w:val="center"/>
-          </w:tcPr>
-          <w:p>
-            <w:pPr>
-              <w:jc w:val="center"/>
-              <w:rPr>
-                <w:sz w:val="18"/>
-              </w:rPr>
-            </w:pPr>
-            <w:r>
-              <w:rPr>
-                <w:sz w:val="18"/>
-              </w:rPr>
-              <w:t>Building</w:t>
-            </w:r>
-          </w:p>
-        </w:tc>
-        <w:tc>
-          <w:tcPr>
-            <w:tcW w:w="3120" w:type="dxa"/>
-            <w:tcBorders>
-              <w:bottom w:val="single" w:sz="4" w:space="0" w:color="auto"/>
-            </w:tcBorders>
-            <w:shd w:val="clear" w:color="auto" w:fill="F2F2F2"/>
-            <w:vAlign w:val="center"/>
-          </w:tcPr>
-          <w:p>
-            <w:pPr>
-              <w:jc w:val="center"/>
-              <w:rPr>
-                <w:sz w:val="18"/>
-              </w:rPr>
-            </w:pPr>
-            <w:r>
-              <w:rPr>
-                <w:sz w:val="18"/>
-              </w:rPr>
-              <w:t>1 : many</w:t>
-            </w:r>
-          </w:p>
-        </w:tc>
-        <w:tc>
-          <w:tcPr>
-            <w:tcW w:w="3120" w:type="dxa"/>
-            <w:tcBorders>
-              <w:bottom w:val="single" w:sz="4" w:space="0" w:color="auto"/>
-            </w:tcBorders>
-            <w:shd w:val="clear" w:color="auto" w:fill="FFFFFF"/>
-            <w:vAlign w:val="center"/>
-          </w:tcPr>
-          <w:p>
-            <w:pPr>
-              <w:jc w:val="center"/>
-              <w:rPr>
-                <w:sz w:val="18"/>
-              </w:rPr>
-            </w:pPr>
-            <w:r>
-              <w:rPr>
-                <w:sz w:val="18"/>
-              </w:rPr>
-              <w:t>Units</w:t>
-            </w:r>
-          </w:p>
-        </w:tc>
-      </w:tr>
-      <w:tr>
-        <w:tblPrEx>
-          <w:tblCellMar>
-            <w:top w:w="0" w:type="dxa"/>
-            <w:bottom w:w="0" w:type="dxa"/>
-          </w:tblCellMar>
-        </w:tblPrEx>
-        <w:tc>
-          <w:tcPr>
-            <w:tcW w:w="3120" w:type="dxa"/>
-            <w:tcBorders>
-              <w:bottom w:val="single" w:sz="4" w:space="0" w:color="auto"/>
-            </w:tcBorders>
-            <w:shd w:val="clear" w:color="auto" w:fill="F2F2F2"/>
-            <w:vAlign w:val="center"/>
-          </w:tcPr>
-          <w:p>
-            <w:pPr>
-              <w:jc w:val="center"/>
-              <w:rPr>
-                <w:sz w:val="18"/>
-              </w:rPr>
-            </w:pPr>
-            <w:r>
-              <w:rPr>
-                <w:sz w:val="18"/>
-              </w:rPr>
-              <w:t>User</w:t>
-            </w:r>
-          </w:p>
-        </w:tc>
-        <w:tc>
-          <w:tcPr>
-            <w:tcW w:w="3120" w:type="dxa"/>
-            <w:tcBorders>
-              <w:bottom w:val="single" w:sz="4" w:space="0" w:color="auto"/>
-            </w:tcBorders>
-            <w:shd w:val="clear" w:color="auto" w:fill="FFFFFF"/>
-            <w:vAlign w:val="center"/>
-          </w:tcPr>
-          <w:p>
-            <w:pPr>
-              <w:jc w:val="center"/>
-              <w:rPr>
-                <w:sz w:val="18"/>
-              </w:rPr>
-            </w:pPr>
-            <w:r>
-              <w:rPr>
-                <w:sz w:val="18"/>
-              </w:rPr>
-              <w:t>1 : 0..1</w:t>
-            </w:r>
-          </w:p>
-        </w:tc>
-        <w:tc>
-          <w:tcPr>
-            <w:tcW w:w="3120" w:type="dxa"/>
-            <w:tcBorders>
-              <w:bottom w:val="single" w:sz="4" w:space="0" w:color="auto"/>
-            </w:tcBorders>
-            <w:shd w:val="clear" w:color="auto" w:fill="F2F2F2"/>
-            <w:vAlign w:val="center"/>
-          </w:tcPr>
-          <w:p>
-            <w:pPr>
-              <w:jc w:val="center"/>
-              <w:rPr>
-                <w:sz w:val="18"/>
-              </w:rPr>
-            </w:pPr>
-            <w:r>
-              <w:rPr>
-                <w:sz w:val="18"/>
-              </w:rPr>
-              <w:t>Tenant profile</w:t>
-            </w:r>
-          </w:p>
-        </w:tc>
-      </w:tr>
-      <w:tr>
-        <w:tblPrEx>
-          <w:tblCellMar>
-            <w:top w:w="0" w:type="dxa"/>
-            <w:bottom w:w="0" w:type="dxa"/>
-          </w:tblCellMar>
-        </w:tblPrEx>
-        <w:tc>
-          <w:tcPr>
-            <w:tcW w:w="3120" w:type="dxa"/>
-            <w:tcBorders>
-              <w:bottom w:val="single" w:sz="4" w:space="0" w:color="auto"/>
-            </w:tcBorders>
-            <w:shd w:val="clear" w:color="auto" w:fill="FFFFFF"/>
-            <w:vAlign w:val="center"/>
-          </w:tcPr>
-          <w:p>
-            <w:pPr>
-              <w:jc w:val="center"/>
-              <w:rPr>
-                <w:sz w:val="18"/>
-              </w:rPr>
-            </w:pPr>
-            <w:r>
-              <w:rPr>
-                <w:sz w:val="18"/>
-              </w:rPr>
-              <w:t>Tenant + Unit</w:t>
-            </w:r>
-          </w:p>
-        </w:tc>
-        <w:tc>
-          <w:tcPr>
-            <w:tcW w:w="3120" w:type="dxa"/>
-            <w:tcBorders>
-              <w:bottom w:val="single" w:sz="4" w:space="0" w:color="auto"/>
-            </w:tcBorders>
-            <w:shd w:val="clear" w:color="auto" w:fill="F2F2F2"/>
-            <w:vAlign w:val="center"/>
-          </w:tcPr>
-          <w:p>
-            <w:pPr>
-              <w:jc w:val="center"/>
-              <w:rPr>
-                <w:sz w:val="18"/>
-              </w:rPr>
-            </w:pPr>
-            <w:r>
-              <w:rPr>
-                <w:sz w:val="18"/>
-              </w:rPr>
-              <w:t>1 : many</w:t>
-            </w:r>
-          </w:p>
-        </w:tc>
-        <w:tc>
-          <w:tcPr>
-            <w:tcW w:w="3120" w:type="dxa"/>
-            <w:tcBorders>
-              <w:bottom w:val="single" w:sz="4" w:space="0" w:color="auto"/>
-            </w:tcBorders>
-            <w:shd w:val="clear" w:color="auto" w:fill="FFFFFF"/>
-            <w:vAlign w:val="center"/>
-          </w:tcPr>
-          <w:p>
-            <w:pPr>
-              <w:jc w:val="center"/>
-              <w:rPr>
-                <w:sz w:val="18"/>
-              </w:rPr>
-            </w:pPr>
-            <w:r>
-              <w:rPr>
-                <w:sz w:val="18"/>
-              </w:rPr>
-              <w:t>Agreements</w:t>
-            </w:r>
-          </w:p>
-        </w:tc>
-      </w:tr>
-      <w:tr>
-        <w:tblPrEx>
-          <w:tblCellMar>
-            <w:top w:w="0" w:type="dxa"/>
-            <w:bottom w:w="0" w:type="dxa"/>
-          </w:tblCellMar>
-        </w:tblPrEx>
-        <w:tc>
-          <w:tcPr>
-            <w:tcW w:w="3120" w:type="dxa"/>
-            <w:tcBorders>
-              <w:bottom w:val="single" w:sz="4" w:space="0" w:color="auto"/>
-            </w:tcBorders>
-            <w:shd w:val="clear" w:color="auto" w:fill="F2F2F2"/>
-            <w:vAlign w:val="center"/>
-          </w:tcPr>
-          <w:p>
-            <w:pPr>
-              <w:jc w:val="center"/>
-              <w:rPr>
-                <w:sz w:val="18"/>
-              </w:rPr>
-            </w:pPr>
-            <w:r>
-              <w:rPr>
-                <w:sz w:val="18"/>
-              </w:rPr>
-              <w:t>Agreement</w:t>
-            </w:r>
-          </w:p>
-        </w:tc>
-        <w:tc>
-          <w:tcPr>
-            <w:tcW w:w="3120" w:type="dxa"/>
-            <w:tcBorders>
-              <w:bottom w:val="single" w:sz="4" w:space="0" w:color="auto"/>
-            </w:tcBorders>
-            <w:shd w:val="clear" w:color="auto" w:fill="FFFFFF"/>
-            <w:vAlign w:val="center"/>
-          </w:tcPr>
-          <w:p>
-            <w:pPr>
-              <w:jc w:val="center"/>
-              <w:rPr>
-                <w:sz w:val="18"/>
-              </w:rPr>
-            </w:pPr>
-            <w:r>
-              <w:rPr>
-                <w:sz w:val="18"/>
-              </w:rPr>
-              <w:t>1 : many</w:t>
-            </w:r>
-          </w:p>
-        </w:tc>
-        <w:tc>
-          <w:tcPr>
-            <w:tcW w:w="3120" w:type="dxa"/>
-            <w:tcBorders>
-              <w:bottom w:val="single" w:sz="4" w:space="0" w:color="auto"/>
-            </w:tcBorders>
-            <w:shd w:val="clear" w:color="auto" w:fill="F2F2F2"/>
-            <w:vAlign w:val="center"/>
-          </w:tcPr>
-          <w:p>
-            <w:pPr>
-              <w:jc w:val="center"/>
-              <w:rPr>
-                <w:sz w:val="18"/>
-              </w:rPr>
-            </w:pPr>
-            <w:r>
-              <w:rPr>
-                <w:sz w:val="18"/>
-              </w:rPr>
-              <w:t>Invoices  Disputes  Rent Increases</w:t>
-            </w:r>
-          </w:p>
-        </w:tc>
-      </w:tr>
-      <w:tr>
-        <w:tblPrEx>
-          <w:tblCellMar>
-            <w:top w:w="0" w:type="dxa"/>
-            <w:bottom w:w="0" w:type="dxa"/>
-          </w:tblCellMar>
-        </w:tblPrEx>
-        <w:tc>
-          <w:tcPr>
-            <w:tcW w:w="3120" w:type="dxa"/>
-            <w:tcBorders>
-              <w:bottom w:val="single" w:sz="4" w:space="0" w:color="auto"/>
-            </w:tcBorders>
-            <w:shd w:val="clear" w:color="auto" w:fill="FFFFFF"/>
-            <w:vAlign w:val="center"/>
-          </w:tcPr>
-          <w:p>
-            <w:pPr>
-              <w:jc w:val="center"/>
-              <w:rPr>
-                <w:sz w:val="18"/>
-              </w:rPr>
-            </w:pPr>
-            <w:r>
-              <w:rPr>
-                <w:sz w:val="18"/>
-              </w:rPr>
-              <w:t>Invoice</w:t>
-            </w:r>
-          </w:p>
-        </w:tc>
-        <w:tc>
-          <w:tcPr>
-            <w:tcW w:w="3120" w:type="dxa"/>
-            <w:tcBorders>
-              <w:bottom w:val="single" w:sz="4" w:space="0" w:color="auto"/>
-            </w:tcBorders>
-            <w:shd w:val="clear" w:color="auto" w:fill="F2F2F2"/>
-            <w:vAlign w:val="center"/>
-          </w:tcPr>
-          <w:p>
-            <w:pPr>
-              <w:jc w:val="center"/>
-              <w:rPr>
-                <w:sz w:val="18"/>
-              </w:rPr>
-            </w:pPr>
-            <w:r>
-              <w:rPr>
-                <w:sz w:val="18"/>
-              </w:rPr>
-              <w:t>1 : many</w:t>
-            </w:r>
-          </w:p>
-        </w:tc>
-        <w:tc>
-          <w:tcPr>
-            <w:tcW w:w="3120" w:type="dxa"/>
-            <w:tcBorders>
-              <w:bottom w:val="single" w:sz="4" w:space="0" w:color="auto"/>
-            </w:tcBorders>
-            <w:shd w:val="clear" w:color="auto" w:fill="FFFFFF"/>
-            <w:vAlign w:val="center"/>
-          </w:tcPr>
-          <w:p>
-            <w:pPr>
-              <w:jc w:val="center"/>
-              <w:rPr>
-                <w:sz w:val="18"/>
-              </w:rPr>
-            </w:pPr>
-            <w:r>
-              <w:rPr>
-                <w:sz w:val="18"/>
-              </w:rPr>
-              <w:t>Payment attempts</w:t>
-            </w:r>
-          </w:p>
-        </w:tc>
-      </w:tr>
-      <w:tr>
-        <w:tblPrEx>
-          <w:tblCellMar>
-            <w:top w:w="0" w:type="dxa"/>
-            <w:bottom w:w="0" w:type="dxa"/>
-          </w:tblCellMar>
-        </w:tblPrEx>
-        <w:tc>
-          <w:tcPr>
-            <w:tcW w:w="3120" w:type="dxa"/>
-            <w:shd w:val="clear" w:color="auto" w:fill="F2F2F2"/>
-            <w:vAlign w:val="center"/>
-          </w:tcPr>
-          <w:p>
-            <w:pPr>
-              <w:jc w:val="center"/>
-              <w:rPr>
-                <w:sz w:val="18"/>
-              </w:rPr>
-            </w:pPr>
-            <w:r>
-              <w:rPr>
-                <w:sz w:val="18"/>
-              </w:rPr>
-              <w:t>Tenant + Unit</w:t>
-            </w:r>
-          </w:p>
-        </w:tc>
-        <w:tc>
-          <w:tcPr>
-            <w:tcW w:w="3120" w:type="dxa"/>
-            <w:shd w:val="clear" w:color="auto" w:fill="FFFFFF"/>
-            <w:vAlign w:val="center"/>
-          </w:tcPr>
-          <w:p>
-            <w:pPr>
-              <w:jc w:val="center"/>
-              <w:rPr>
-                <w:sz w:val="18"/>
-              </w:rPr>
-            </w:pPr>
-            <w:r>
-              <w:rPr>
-                <w:sz w:val="18"/>
-              </w:rPr>
-              <w:t>1 : many</w:t>
-            </w:r>
-          </w:p>
-        </w:tc>
-        <w:tc>
-          <w:tcPr>
-            <w:tcW w:w="3120" w:type="dxa"/>
-            <w:shd w:val="clear" w:color="auto" w:fill="F2F2F2"/>
-            <w:vAlign w:val="center"/>
-          </w:tcPr>
-          <w:p>
-            <w:pPr>
-              <w:jc w:val="center"/>
-              <w:rPr>
-                <w:sz w:val="18"/>
-              </w:rPr>
-            </w:pPr>
-            <w:r>
-              <w:rPr>
-                <w:sz w:val="18"/>
-              </w:rPr>
-              <w:t>Complaints</w:t>
-            </w:r>
-          </w:p>
-        </w:tc>
-      </w:tr>
-    </w:tbl>
-    <w:p>
-      <w:pPr>
-        <w:jc w:val="center"/>
-        <w:rPr>
-          <w:b/>
-          <w:sz w:val="20"/>
-        </w:rPr>
-      </w:pPr>
-    </w:p>
-    <w:p>
-      <w:pPr>
-        <w:pStyle w:val="Heading2"/>
-      </w:pPr>
-      <w:bookmarkStart w:id="15" w:name="_Toc238497718"/>
-      <w:r>
-        <w:t>3.3 Requirement Specification</w:t>
-      </w:r>
-      <w:bookmarkEnd w:id="15"/>
-    </w:p>
-    <w:p>
-      <w:pPr>
-        <w:pStyle w:val="Heading3"/>
-      </w:pPr>
-      <w:bookmarkStart w:id="16" w:name="_Toc238497719"/>
+      <w:bookmarkStart w:id="16" w:name="_Toc238498397"/>
       <w:r>
         <w:t>Functional Requirements</w:t>
       </w:r>
@@ -8544,7 +6754,6 @@
               <w:rPr>
                 <w:sz w:val="18"/>
               </w:rPr>
-              <w:lastRenderedPageBreak/>
               <w:t>FR-06</w:t>
             </w:r>
           </w:p>
@@ -8622,6 +6831,7 @@
               <w:rPr>
                 <w:sz w:val="18"/>
               </w:rPr>
+              <w:lastRenderedPageBreak/>
               <w:t>FR-07</w:t>
             </w:r>
           </w:p>
@@ -9671,7 +7881,7 @@
       <w:pPr>
         <w:pStyle w:val="Heading3"/>
       </w:pPr>
-      <w:bookmarkStart w:id="17" w:name="_Toc238497720"/>
+      <w:bookmarkStart w:id="17" w:name="_Toc238498398"/>
       <w:r>
         <w:t>Non-Functional Requirements</w:t>
       </w:r>
@@ -10243,8 +8453,9 @@
       <w:pPr>
         <w:pStyle w:val="Heading3"/>
       </w:pPr>
-      <w:bookmarkStart w:id="18" w:name="_Toc238497721"/>
-      <w:r>
+      <w:bookmarkStart w:id="18" w:name="_Toc238498399"/>
+      <w:r>
+        <w:lastRenderedPageBreak/>
         <w:t>Role Permission Matrix</w:t>
       </w:r>
       <w:bookmarkEnd w:id="18"/>
@@ -11984,7 +10195,7 @@
       <w:pPr>
         <w:pStyle w:val="Heading2"/>
       </w:pPr>
-      <w:bookmarkStart w:id="19" w:name="_Toc238497722"/>
+      <w:bookmarkStart w:id="19" w:name="_Toc238498400"/>
       <w:r>
         <w:t>3.4 Hardware and Software Requirements</w:t>
       </w:r>
@@ -11994,7 +10205,7 @@
       <w:pPr>
         <w:pStyle w:val="Heading3"/>
       </w:pPr>
-      <w:bookmarkStart w:id="20" w:name="_Toc238497723"/>
+      <w:bookmarkStart w:id="20" w:name="_Toc238498401"/>
       <w:r>
         <w:t>Development Hardware</w:t>
       </w:r>
@@ -12013,8 +10224,16 @@
         <w:pStyle w:val="ListBullet"/>
       </w:pPr>
       <w:r>
+        <w:t>Minimum 8 GB RAM; 16 GB recommended.</w:t>
+      </w:r>
+    </w:p>
+    <w:p>
+      <w:pPr>
+        <w:pStyle w:val="ListBullet"/>
+      </w:pPr>
+      <w:r>
         <w:lastRenderedPageBreak/>
-        <w:t>Minimum 8 GB RAM; 16 GB recommended.</w:t>
+        <w:t>At least 5 GB free disk space for source, dependencies, database and generated assets.</w:t>
       </w:r>
     </w:p>
     <w:p>
@@ -12022,56 +10241,48 @@
         <w:pStyle w:val="ListBullet"/>
       </w:pPr>
       <w:r>
-        <w:t>At least 5 GB free disk space for source, dependencies, database and generated assets.</w:t>
-      </w:r>
+        <w:t>Reliable internet connection for Maven/npm dependencies and external test services.</w:t>
+      </w:r>
+    </w:p>
+    <w:p>
+      <w:pPr>
+        <w:pStyle w:val="Heading3"/>
+      </w:pPr>
+      <w:bookmarkStart w:id="21" w:name="_Toc238498402"/>
+      <w:r>
+        <w:t>Client Hardware</w:t>
+      </w:r>
+      <w:bookmarkEnd w:id="21"/>
     </w:p>
     <w:p>
       <w:pPr>
         <w:pStyle w:val="ListBullet"/>
       </w:pPr>
       <w:r>
-        <w:t>Reliable internet connection for Maven/npm dependencies and external test services.</w:t>
+        <w:t>Desktop, laptop, tablet or modern smartphone.</w:t>
+      </w:r>
+    </w:p>
+    <w:p>
+      <w:pPr>
+        <w:pStyle w:val="ListBullet"/>
+      </w:pPr>
+      <w:r>
+        <w:t>Display resolution of at least 360 pixels width.</w:t>
+      </w:r>
+    </w:p>
+    <w:p>
+      <w:pPr>
+        <w:pStyle w:val="ListBullet"/>
+      </w:pPr>
+      <w:r>
+        <w:t>Internet connection and a current standards-compliant browser.</w:t>
       </w:r>
     </w:p>
     <w:p>
       <w:pPr>
         <w:pStyle w:val="Heading3"/>
       </w:pPr>
-      <w:bookmarkStart w:id="21" w:name="_Toc238497724"/>
-      <w:r>
-        <w:t>Client Hardware</w:t>
-      </w:r>
-      <w:bookmarkEnd w:id="21"/>
-    </w:p>
-    <w:p>
-      <w:pPr>
-        <w:pStyle w:val="ListBullet"/>
-      </w:pPr>
-      <w:r>
-        <w:t>Desktop, laptop, tablet or modern smartphone.</w:t>
-      </w:r>
-    </w:p>
-    <w:p>
-      <w:pPr>
-        <w:pStyle w:val="ListBullet"/>
-      </w:pPr>
-      <w:r>
-        <w:t>Display resolution of at least 360 pixels width.</w:t>
-      </w:r>
-    </w:p>
-    <w:p>
-      <w:pPr>
-        <w:pStyle w:val="ListBullet"/>
-      </w:pPr>
-      <w:r>
-        <w:t>Internet connection and a current standards-compliant browser.</w:t>
-      </w:r>
-    </w:p>
-    <w:p>
-      <w:pPr>
-        <w:pStyle w:val="Heading3"/>
-      </w:pPr>
-      <w:bookmarkStart w:id="22" w:name="_Toc238497725"/>
+      <w:bookmarkStart w:id="22" w:name="_Toc238498403"/>
       <w:r>
         <w:t>Software</w:t>
       </w:r>
@@ -12652,7 +10863,7 @@
       <w:pPr>
         <w:pStyle w:val="Heading1"/>
       </w:pPr>
-      <w:bookmarkStart w:id="23" w:name="_Toc238497726"/>
+      <w:bookmarkStart w:id="23" w:name="_Toc238498404"/>
       <w:r>
         <w:lastRenderedPageBreak/>
         <w:t>4. SYSTEM DESIGN</w:t>
@@ -12663,7 +10874,7 @@
       <w:pPr>
         <w:pStyle w:val="Heading2"/>
       </w:pPr>
-      <w:bookmarkStart w:id="24" w:name="_Toc238497727"/>
+      <w:bookmarkStart w:id="24" w:name="_Toc238498405"/>
       <w:r>
         <w:t>4.1 Architectural Design</w:t>
       </w:r>
@@ -12677,3422 +10888,683 @@
     <w:p>
       <w:pPr>
         <w:jc w:val="center"/>
-        <w:rPr>
-          <w:b/>
+      </w:pPr>
+      <w:r>
+        <w:rPr>
+          <w:noProof/>
+        </w:rPr>
+        <w:drawing>
+          <wp:inline distT="0" distB="0" distL="0" distR="0" wp14:anchorId="099F9D45" wp14:editId="1B96ADE4">
+            <wp:extent cx="5943600" cy="2674620"/>
+            <wp:effectExtent l="0" t="0" r="0" b="0"/>
+            <wp:docPr id="1988717838" name="Graphic 5"/>
+            <wp:cNvGraphicFramePr>
+              <a:graphicFrameLocks xmlns:a="http://schemas.openxmlformats.org/drawingml/2006/main" noChangeAspect="1"/>
+            </wp:cNvGraphicFramePr>
+            <a:graphic xmlns:a="http://schemas.openxmlformats.org/drawingml/2006/main">
+              <a:graphicData uri="http://schemas.openxmlformats.org/drawingml/2006/picture">
+                <pic:pic xmlns:pic="http://schemas.openxmlformats.org/drawingml/2006/picture">
+                  <pic:nvPicPr>
+                    <pic:cNvPr id="1988717838" name=""/>
+                    <pic:cNvPicPr/>
+                  </pic:nvPicPr>
+                  <pic:blipFill>
+                    <a:blip r:embed="rId23">
+                      <a:extLst>
+                        <a:ext uri="{96DAC541-7B7A-43D3-8B79-37D633B846F1}">
+                          <asvg:svgBlip xmlns:asvg="http://schemas.microsoft.com/office/drawing/2016/SVG/main" r:embed="rId24"/>
+                        </a:ext>
+                      </a:extLst>
+                    </a:blip>
+                    <a:stretch>
+                      <a:fillRect/>
+                    </a:stretch>
+                  </pic:blipFill>
+                  <pic:spPr>
+                    <a:xfrm>
+                      <a:off x="0" y="0"/>
+                      <a:ext cx="5943600" cy="2674620"/>
+                    </a:xfrm>
+                    <a:prstGeom prst="rect">
+                      <a:avLst/>
+                    </a:prstGeom>
+                  </pic:spPr>
+                </pic:pic>
+              </a:graphicData>
+            </a:graphic>
+          </wp:inline>
+        </w:drawing>
+      </w:r>
+    </w:p>
+    <w:p>
+      <w:pPr>
+        <w:pStyle w:val="Caption"/>
+        <w:rPr>
           <w:sz w:val="20"/>
         </w:rPr>
       </w:pPr>
       <w:r>
         <w:rPr>
-          <w:b/>
           <w:sz w:val="20"/>
         </w:rPr>
         <w:t>Figure 4.1  Layered System Architecture</w:t>
       </w:r>
     </w:p>
-    <w:tbl>
-      <w:tblPr>
-        <w:tblW w:w="0" w:type="auto"/>
-        <w:tblBorders>
-          <w:top w:val="single" w:sz="4" w:space="0" w:color="auto"/>
-          <w:left w:val="single" w:sz="4" w:space="0" w:color="auto"/>
-          <w:bottom w:val="single" w:sz="4" w:space="0" w:color="auto"/>
-          <w:right w:val="single" w:sz="4" w:space="0" w:color="auto"/>
-          <w:insideH w:val="single" w:sz="4" w:space="0" w:color="auto"/>
-          <w:insideV w:val="single" w:sz="4" w:space="0" w:color="auto"/>
-        </w:tblBorders>
-        <w:tblLook w:val="0000" w:firstRow="0" w:lastRow="0" w:firstColumn="0" w:lastColumn="0" w:noHBand="0" w:noVBand="0"/>
-      </w:tblPr>
-      <w:tblGrid>
-        <w:gridCol w:w="3116"/>
-        <w:gridCol w:w="3117"/>
-        <w:gridCol w:w="3117"/>
-      </w:tblGrid>
-      <w:tr>
-        <w:tblPrEx>
-          <w:tblCellMar>
-            <w:top w:w="0" w:type="dxa"/>
-            <w:bottom w:w="0" w:type="dxa"/>
-          </w:tblCellMar>
-        </w:tblPrEx>
-        <w:tc>
-          <w:tcPr>
-            <w:tcW w:w="3120" w:type="dxa"/>
-            <w:tcBorders>
-              <w:bottom w:val="single" w:sz="4" w:space="0" w:color="auto"/>
-            </w:tcBorders>
-            <w:shd w:val="clear" w:color="auto" w:fill="0070C0"/>
-            <w:vAlign w:val="center"/>
-          </w:tcPr>
-          <w:p>
-            <w:pPr>
-              <w:jc w:val="center"/>
-              <w:rPr>
-                <w:b/>
-                <w:color w:val="FFFFFF"/>
-                <w:sz w:val="18"/>
-              </w:rPr>
-            </w:pPr>
-            <w:r>
-              <w:rPr>
-                <w:b/>
-                <w:color w:val="FFFFFF"/>
-                <w:sz w:val="18"/>
-              </w:rPr>
-              <w:t>Presentation Layer</w:t>
-            </w:r>
-          </w:p>
-        </w:tc>
-        <w:tc>
-          <w:tcPr>
-            <w:tcW w:w="3120" w:type="dxa"/>
-            <w:tcBorders>
-              <w:bottom w:val="single" w:sz="4" w:space="0" w:color="auto"/>
-            </w:tcBorders>
-            <w:shd w:val="clear" w:color="auto" w:fill="0070C0"/>
-            <w:vAlign w:val="center"/>
-          </w:tcPr>
-          <w:p>
-            <w:pPr>
-              <w:jc w:val="center"/>
-              <w:rPr>
-                <w:b/>
-                <w:color w:val="FFFFFF"/>
-                <w:sz w:val="18"/>
-              </w:rPr>
-            </w:pPr>
-            <w:r>
-              <w:rPr>
-                <w:b/>
-                <w:color w:val="FFFFFF"/>
-                <w:sz w:val="18"/>
-              </w:rPr>
-              <w:t>Application Layer</w:t>
-            </w:r>
-          </w:p>
-        </w:tc>
-        <w:tc>
-          <w:tcPr>
-            <w:tcW w:w="3120" w:type="dxa"/>
-            <w:tcBorders>
-              <w:bottom w:val="single" w:sz="4" w:space="0" w:color="auto"/>
-            </w:tcBorders>
-            <w:shd w:val="clear" w:color="auto" w:fill="0070C0"/>
-            <w:vAlign w:val="center"/>
-          </w:tcPr>
-          <w:p>
-            <w:pPr>
-              <w:jc w:val="center"/>
-              <w:rPr>
-                <w:b/>
-                <w:color w:val="FFFFFF"/>
-                <w:sz w:val="18"/>
-              </w:rPr>
-            </w:pPr>
-            <w:r>
-              <w:rPr>
-                <w:b/>
-                <w:color w:val="FFFFFF"/>
-                <w:sz w:val="18"/>
-              </w:rPr>
-              <w:t>Data / External Services</w:t>
-            </w:r>
-          </w:p>
-        </w:tc>
-      </w:tr>
-      <w:tr>
-        <w:tblPrEx>
-          <w:tblCellMar>
-            <w:top w:w="0" w:type="dxa"/>
-            <w:bottom w:w="0" w:type="dxa"/>
-          </w:tblCellMar>
-        </w:tblPrEx>
-        <w:tc>
-          <w:tcPr>
-            <w:tcW w:w="3120" w:type="dxa"/>
-            <w:tcBorders>
-              <w:bottom w:val="single" w:sz="4" w:space="0" w:color="auto"/>
-            </w:tcBorders>
-            <w:shd w:val="clear" w:color="auto" w:fill="FFFFFF"/>
-            <w:vAlign w:val="center"/>
-          </w:tcPr>
-          <w:p>
-            <w:pPr>
-              <w:jc w:val="center"/>
-              <w:rPr>
-                <w:sz w:val="18"/>
-              </w:rPr>
-            </w:pPr>
-            <w:r>
-              <w:rPr>
-                <w:sz w:val="18"/>
-              </w:rPr>
-              <w:t>React + TypeScript</w:t>
-            </w:r>
-          </w:p>
-        </w:tc>
-        <w:tc>
-          <w:tcPr>
-            <w:tcW w:w="3120" w:type="dxa"/>
-            <w:tcBorders>
-              <w:bottom w:val="single" w:sz="4" w:space="0" w:color="auto"/>
-            </w:tcBorders>
-            <w:shd w:val="clear" w:color="auto" w:fill="F2F2F2"/>
-            <w:vAlign w:val="center"/>
-          </w:tcPr>
-          <w:p>
-            <w:pPr>
-              <w:jc w:val="center"/>
-              <w:rPr>
-                <w:sz w:val="18"/>
-              </w:rPr>
-            </w:pPr>
-            <w:r>
-              <w:rPr>
-                <w:sz w:val="18"/>
-              </w:rPr>
-              <w:t>Spring REST Controllers</w:t>
-            </w:r>
-          </w:p>
-        </w:tc>
-        <w:tc>
-          <w:tcPr>
-            <w:tcW w:w="3120" w:type="dxa"/>
-            <w:tcBorders>
-              <w:bottom w:val="single" w:sz="4" w:space="0" w:color="auto"/>
-            </w:tcBorders>
-            <w:shd w:val="clear" w:color="auto" w:fill="FFFFFF"/>
-            <w:vAlign w:val="center"/>
-          </w:tcPr>
-          <w:p>
-            <w:pPr>
-              <w:jc w:val="center"/>
-              <w:rPr>
-                <w:sz w:val="18"/>
-              </w:rPr>
-            </w:pPr>
-            <w:r>
-              <w:rPr>
-                <w:sz w:val="18"/>
-              </w:rPr>
-              <w:t>PostgreSQL / Supabase</w:t>
-            </w:r>
-          </w:p>
-        </w:tc>
-      </w:tr>
-      <w:tr>
-        <w:tblPrEx>
-          <w:tblCellMar>
-            <w:top w:w="0" w:type="dxa"/>
-            <w:bottom w:w="0" w:type="dxa"/>
-          </w:tblCellMar>
-        </w:tblPrEx>
-        <w:tc>
-          <w:tcPr>
-            <w:tcW w:w="3120" w:type="dxa"/>
-            <w:tcBorders>
-              <w:bottom w:val="single" w:sz="4" w:space="0" w:color="auto"/>
-            </w:tcBorders>
-            <w:shd w:val="clear" w:color="auto" w:fill="F2F2F2"/>
-            <w:vAlign w:val="center"/>
-          </w:tcPr>
-          <w:p>
-            <w:pPr>
-              <w:jc w:val="center"/>
-              <w:rPr>
-                <w:sz w:val="18"/>
-              </w:rPr>
-            </w:pPr>
-            <w:r>
-              <w:rPr>
-                <w:sz w:val="18"/>
-              </w:rPr>
-              <w:t>Material UI + Router</w:t>
-            </w:r>
-          </w:p>
-        </w:tc>
-        <w:tc>
-          <w:tcPr>
-            <w:tcW w:w="3120" w:type="dxa"/>
-            <w:tcBorders>
-              <w:bottom w:val="single" w:sz="4" w:space="0" w:color="auto"/>
-            </w:tcBorders>
-            <w:shd w:val="clear" w:color="auto" w:fill="FFFFFF"/>
-            <w:vAlign w:val="center"/>
-          </w:tcPr>
-          <w:p>
-            <w:pPr>
-              <w:jc w:val="center"/>
-              <w:rPr>
-                <w:sz w:val="18"/>
-              </w:rPr>
-            </w:pPr>
-            <w:r>
-              <w:rPr>
-                <w:sz w:val="18"/>
-              </w:rPr>
-              <w:t>Services + DTO Mapping</w:t>
-            </w:r>
-          </w:p>
-        </w:tc>
-        <w:tc>
-          <w:tcPr>
-            <w:tcW w:w="3120" w:type="dxa"/>
-            <w:tcBorders>
-              <w:bottom w:val="single" w:sz="4" w:space="0" w:color="auto"/>
-            </w:tcBorders>
-            <w:shd w:val="clear" w:color="auto" w:fill="F2F2F2"/>
-            <w:vAlign w:val="center"/>
-          </w:tcPr>
-          <w:p>
-            <w:pPr>
-              <w:jc w:val="center"/>
-              <w:rPr>
-                <w:sz w:val="18"/>
-              </w:rPr>
-            </w:pPr>
-            <w:r>
-              <w:rPr>
-                <w:sz w:val="18"/>
-              </w:rPr>
-              <w:t>Razorpay Checkout</w:t>
-            </w:r>
-          </w:p>
-        </w:tc>
-      </w:tr>
-      <w:tr>
-        <w:tblPrEx>
-          <w:tblCellMar>
-            <w:top w:w="0" w:type="dxa"/>
-            <w:bottom w:w="0" w:type="dxa"/>
-          </w:tblCellMar>
-        </w:tblPrEx>
-        <w:tc>
-          <w:tcPr>
-            <w:tcW w:w="3120" w:type="dxa"/>
-            <w:tcBorders>
-              <w:bottom w:val="single" w:sz="4" w:space="0" w:color="auto"/>
-            </w:tcBorders>
-            <w:shd w:val="clear" w:color="auto" w:fill="FFFFFF"/>
-            <w:vAlign w:val="center"/>
-          </w:tcPr>
-          <w:p>
-            <w:pPr>
-              <w:jc w:val="center"/>
-              <w:rPr>
-                <w:sz w:val="18"/>
-              </w:rPr>
-            </w:pPr>
-            <w:r>
-              <w:rPr>
-                <w:sz w:val="18"/>
-              </w:rPr>
-              <w:t>JWT client + SSE</w:t>
-            </w:r>
-          </w:p>
-        </w:tc>
-        <w:tc>
-          <w:tcPr>
-            <w:tcW w:w="3120" w:type="dxa"/>
-            <w:tcBorders>
-              <w:bottom w:val="single" w:sz="4" w:space="0" w:color="auto"/>
-            </w:tcBorders>
-            <w:shd w:val="clear" w:color="auto" w:fill="F2F2F2"/>
-            <w:vAlign w:val="center"/>
-          </w:tcPr>
-          <w:p>
-            <w:pPr>
-              <w:jc w:val="center"/>
-              <w:rPr>
-                <w:sz w:val="18"/>
-              </w:rPr>
-            </w:pPr>
-            <w:r>
-              <w:rPr>
-                <w:sz w:val="18"/>
-              </w:rPr>
-              <w:t>Spring Security + JPA</w:t>
-            </w:r>
-          </w:p>
-        </w:tc>
-        <w:tc>
-          <w:tcPr>
-            <w:tcW w:w="3120" w:type="dxa"/>
-            <w:tcBorders>
-              <w:bottom w:val="single" w:sz="4" w:space="0" w:color="auto"/>
-            </w:tcBorders>
-            <w:shd w:val="clear" w:color="auto" w:fill="FFFFFF"/>
-            <w:vAlign w:val="center"/>
-          </w:tcPr>
-          <w:p>
-            <w:pPr>
-              <w:jc w:val="center"/>
-              <w:rPr>
-                <w:sz w:val="18"/>
-              </w:rPr>
-            </w:pPr>
-            <w:r>
-              <w:rPr>
-                <w:sz w:val="18"/>
-              </w:rPr>
-              <w:t>Email + AI Provider</w:t>
-            </w:r>
-          </w:p>
-        </w:tc>
-      </w:tr>
-      <w:tr>
-        <w:tblPrEx>
-          <w:tblCellMar>
-            <w:top w:w="0" w:type="dxa"/>
-            <w:bottom w:w="0" w:type="dxa"/>
-          </w:tblCellMar>
-        </w:tblPrEx>
-        <w:tc>
-          <w:tcPr>
-            <w:tcW w:w="3120" w:type="dxa"/>
-            <w:shd w:val="clear" w:color="auto" w:fill="F2F2F2"/>
-            <w:vAlign w:val="center"/>
-          </w:tcPr>
-          <w:p>
-            <w:pPr>
-              <w:jc w:val="center"/>
-              <w:rPr>
-                <w:sz w:val="18"/>
-              </w:rPr>
-            </w:pPr>
-            <w:r>
-              <w:rPr>
-                <w:sz w:val="18"/>
-              </w:rPr>
-              <w:t>Role-aware pages</w:t>
-            </w:r>
-          </w:p>
-        </w:tc>
-        <w:tc>
-          <w:tcPr>
-            <w:tcW w:w="3120" w:type="dxa"/>
-            <w:shd w:val="clear" w:color="auto" w:fill="FFFFFF"/>
-            <w:vAlign w:val="center"/>
-          </w:tcPr>
-          <w:p>
-            <w:pPr>
-              <w:jc w:val="center"/>
-              <w:rPr>
-                <w:sz w:val="18"/>
-              </w:rPr>
-            </w:pPr>
-            <w:r>
-              <w:rPr>
-                <w:sz w:val="18"/>
-              </w:rPr>
-              <w:t>Repositories + Transactions</w:t>
-            </w:r>
-          </w:p>
-        </w:tc>
-        <w:tc>
-          <w:tcPr>
-            <w:tcW w:w="3120" w:type="dxa"/>
-            <w:shd w:val="clear" w:color="auto" w:fill="F2F2F2"/>
-            <w:vAlign w:val="center"/>
-          </w:tcPr>
-          <w:p>
-            <w:pPr>
-              <w:jc w:val="center"/>
-              <w:rPr>
-                <w:sz w:val="18"/>
-              </w:rPr>
-            </w:pPr>
-            <w:r>
-              <w:rPr>
-                <w:sz w:val="18"/>
-              </w:rPr>
-              <w:t>Persistent Notifications</w:t>
-            </w:r>
-          </w:p>
-        </w:tc>
-      </w:tr>
-    </w:tbl>
+    <w:p>
+      <w:pPr>
+        <w:pStyle w:val="Heading3"/>
+      </w:pPr>
+      <w:bookmarkStart w:id="25" w:name="_Toc238498406"/>
+      <w:r>
+        <w:t>Component Responsibilities</w:t>
+      </w:r>
+      <w:bookmarkEnd w:id="25"/>
+    </w:p>
+    <w:p>
+      <w:pPr>
+        <w:pStyle w:val="ListBullet"/>
+      </w:pPr>
+      <w:r>
+        <w:t>Pages/components: presentation, user input, loading/error states and navigation.</w:t>
+      </w:r>
+    </w:p>
+    <w:p>
+      <w:pPr>
+        <w:pStyle w:val="ListBullet"/>
+      </w:pPr>
+      <w:r>
+        <w:t>Module configuration: fields, columns and labels for reusable CRUD views.</w:t>
+      </w:r>
+    </w:p>
+    <w:p>
+      <w:pPr>
+        <w:pStyle w:val="ListBullet"/>
+      </w:pPr>
+      <w:r>
+        <w:t>Authentication context: session lifecycle, decoded role and logout.</w:t>
+      </w:r>
+    </w:p>
+    <w:p>
+      <w:pPr>
+        <w:pStyle w:val="ListBullet"/>
+      </w:pPr>
+      <w:r>
+        <w:t>Controllers: request validation, route mapping and role constraints.</w:t>
+      </w:r>
+    </w:p>
+    <w:p>
+      <w:pPr>
+        <w:pStyle w:val="ListBullet"/>
+      </w:pPr>
+      <w:r>
+        <w:t>DTO mapper: separates external API structures from persistence entities.</w:t>
+      </w:r>
+    </w:p>
+    <w:p>
+      <w:pPr>
+        <w:pStyle w:val="ListBullet"/>
+      </w:pPr>
+      <w:r>
+        <w:t>Services: ownership checks, payment lifecycle, approval state transitions and notifications.</w:t>
+      </w:r>
+    </w:p>
+    <w:p>
+      <w:pPr>
+        <w:pStyle w:val="ListBullet"/>
+      </w:pPr>
+      <w:r>
+        <w:t>Repositories: persistence queries including organization and tenant filters.</w:t>
+      </w:r>
+    </w:p>
+    <w:p>
+      <w:pPr>
+        <w:pStyle w:val="ListBullet"/>
+      </w:pPr>
+      <w:r>
+        <w:t>Audit listener: creation, update and deletion metadata.</w:t>
+      </w:r>
+    </w:p>
+    <w:p>
+      <w:pPr>
+        <w:pStyle w:val="ListBullet"/>
+      </w:pPr>
+      <w:r>
+        <w:t>Database: durable relational state.</w:t>
+      </w:r>
+    </w:p>
+    <w:p>
+      <w:pPr>
+        <w:pStyle w:val="Heading2"/>
+      </w:pPr>
+      <w:bookmarkStart w:id="26" w:name="_Toc238498407"/>
+      <w:r>
+        <w:lastRenderedPageBreak/>
+        <w:t>4.2 UML Diagrams</w:t>
+      </w:r>
+      <w:bookmarkEnd w:id="26"/>
+    </w:p>
+    <w:p>
+      <w:pPr>
+        <w:pStyle w:val="Heading3"/>
+      </w:pPr>
+      <w:bookmarkStart w:id="27" w:name="_Toc238498408"/>
+      <w:r>
+        <w:t>4.2.1 Class Diagram</w:t>
+      </w:r>
+      <w:bookmarkEnd w:id="27"/>
+    </w:p>
     <w:p>
       <w:pPr>
         <w:jc w:val="center"/>
-        <w:rPr>
-          <w:b/>
+      </w:pPr>
+      <w:r>
+        <w:rPr>
+          <w:noProof/>
+        </w:rPr>
+        <w:drawing>
+          <wp:inline distT="0" distB="0" distL="0" distR="0" wp14:anchorId="2893729F" wp14:editId="65B5DF94">
+            <wp:extent cx="5943600" cy="4071620"/>
+            <wp:effectExtent l="0" t="0" r="0" b="5080"/>
+            <wp:docPr id="716091835" name="Graphic 6"/>
+            <wp:cNvGraphicFramePr>
+              <a:graphicFrameLocks xmlns:a="http://schemas.openxmlformats.org/drawingml/2006/main" noChangeAspect="1"/>
+            </wp:cNvGraphicFramePr>
+            <a:graphic xmlns:a="http://schemas.openxmlformats.org/drawingml/2006/main">
+              <a:graphicData uri="http://schemas.openxmlformats.org/drawingml/2006/picture">
+                <pic:pic xmlns:pic="http://schemas.openxmlformats.org/drawingml/2006/picture">
+                  <pic:nvPicPr>
+                    <pic:cNvPr id="716091835" name=""/>
+                    <pic:cNvPicPr/>
+                  </pic:nvPicPr>
+                  <pic:blipFill>
+                    <a:blip r:embed="rId25">
+                      <a:extLst>
+                        <a:ext uri="{96DAC541-7B7A-43D3-8B79-37D633B846F1}">
+                          <asvg:svgBlip xmlns:asvg="http://schemas.microsoft.com/office/drawing/2016/SVG/main" r:embed="rId26"/>
+                        </a:ext>
+                      </a:extLst>
+                    </a:blip>
+                    <a:stretch>
+                      <a:fillRect/>
+                    </a:stretch>
+                  </pic:blipFill>
+                  <pic:spPr>
+                    <a:xfrm>
+                      <a:off x="0" y="0"/>
+                      <a:ext cx="5943600" cy="4071620"/>
+                    </a:xfrm>
+                    <a:prstGeom prst="rect">
+                      <a:avLst/>
+                    </a:prstGeom>
+                  </pic:spPr>
+                </pic:pic>
+              </a:graphicData>
+            </a:graphic>
+          </wp:inline>
+        </w:drawing>
+      </w:r>
+    </w:p>
+    <w:p>
+      <w:pPr>
+        <w:pStyle w:val="Caption"/>
+        <w:rPr>
           <w:sz w:val="20"/>
         </w:rPr>
       </w:pPr>
+      <w:r>
+        <w:rPr>
+          <w:sz w:val="20"/>
+        </w:rPr>
+        <w:t>Figure 4.2  Domain Class Diagram</w:t>
+      </w:r>
     </w:p>
     <w:p>
       <w:pPr>
         <w:pStyle w:val="Heading3"/>
       </w:pPr>
-      <w:bookmarkStart w:id="25" w:name="_Toc238497728"/>
-      <w:r>
-        <w:t>Component Responsibilities</w:t>
-      </w:r>
-      <w:bookmarkEnd w:id="25"/>
-    </w:p>
-    <w:p>
-      <w:pPr>
-        <w:pStyle w:val="ListBullet"/>
-      </w:pPr>
-      <w:r>
-        <w:t>Pages/components: presentation, user input, loading/error states and navigation.</w:t>
-      </w:r>
-    </w:p>
-    <w:p>
-      <w:pPr>
-        <w:pStyle w:val="ListBullet"/>
-      </w:pPr>
-      <w:r>
-        <w:t>Module configuration: fields, columns and labels for reusable CRUD views.</w:t>
-      </w:r>
-    </w:p>
-    <w:p>
-      <w:pPr>
-        <w:pStyle w:val="ListBullet"/>
-      </w:pPr>
-      <w:r>
-        <w:t>Authentication context: session lifecycle, decoded role and logout.</w:t>
-      </w:r>
-    </w:p>
-    <w:p>
-      <w:pPr>
-        <w:pStyle w:val="ListBullet"/>
-      </w:pPr>
-      <w:r>
-        <w:t>Controllers: request validation, route mapping and role constraints.</w:t>
-      </w:r>
-    </w:p>
-    <w:p>
-      <w:pPr>
-        <w:pStyle w:val="ListBullet"/>
-      </w:pPr>
-      <w:r>
-        <w:t>DTO mapper: separates external API structures from persistence entities.</w:t>
-      </w:r>
-    </w:p>
-    <w:p>
-      <w:pPr>
-        <w:pStyle w:val="ListBullet"/>
-      </w:pPr>
-      <w:r>
-        <w:t>Services: ownership checks, payment lifecycle, approval state transitions and notifications.</w:t>
-      </w:r>
-    </w:p>
-    <w:p>
-      <w:pPr>
-        <w:pStyle w:val="ListBullet"/>
-      </w:pPr>
-      <w:r>
-        <w:t>Repositories: persistence queries including organization and tenant filters.</w:t>
-      </w:r>
-    </w:p>
-    <w:p>
-      <w:pPr>
-        <w:pStyle w:val="ListBullet"/>
-      </w:pPr>
-      <w:r>
-        <w:t>Audit listener: creation, update and deletion metadata.</w:t>
-      </w:r>
-    </w:p>
-    <w:p>
-      <w:pPr>
-        <w:pStyle w:val="ListBullet"/>
-      </w:pPr>
-      <w:r>
-        <w:t>Database: durable relational state.</w:t>
+      <w:bookmarkStart w:id="28" w:name="_Toc238498409"/>
+      <w:r>
+        <w:t>Backend Layer Class Diagram</w:t>
+      </w:r>
+      <w:bookmarkEnd w:id="28"/>
+    </w:p>
+    <w:p>
+      <w:pPr>
+        <w:jc w:val="center"/>
+      </w:pPr>
+      <w:r>
+        <w:rPr>
+          <w:noProof/>
+        </w:rPr>
+        <w:drawing>
+          <wp:inline distT="0" distB="0" distL="0" distR="0" wp14:anchorId="691E140C" wp14:editId="6EB6858D">
+            <wp:extent cx="5943600" cy="1485900"/>
+            <wp:effectExtent l="0" t="0" r="0" b="0"/>
+            <wp:docPr id="235563619" name="Graphic 7"/>
+            <wp:cNvGraphicFramePr>
+              <a:graphicFrameLocks xmlns:a="http://schemas.openxmlformats.org/drawingml/2006/main" noChangeAspect="1"/>
+            </wp:cNvGraphicFramePr>
+            <a:graphic xmlns:a="http://schemas.openxmlformats.org/drawingml/2006/main">
+              <a:graphicData uri="http://schemas.openxmlformats.org/drawingml/2006/picture">
+                <pic:pic xmlns:pic="http://schemas.openxmlformats.org/drawingml/2006/picture">
+                  <pic:nvPicPr>
+                    <pic:cNvPr id="235563619" name=""/>
+                    <pic:cNvPicPr/>
+                  </pic:nvPicPr>
+                  <pic:blipFill>
+                    <a:blip r:embed="rId27">
+                      <a:extLst>
+                        <a:ext uri="{96DAC541-7B7A-43D3-8B79-37D633B846F1}">
+                          <asvg:svgBlip xmlns:asvg="http://schemas.microsoft.com/office/drawing/2016/SVG/main" r:embed="rId28"/>
+                        </a:ext>
+                      </a:extLst>
+                    </a:blip>
+                    <a:stretch>
+                      <a:fillRect/>
+                    </a:stretch>
+                  </pic:blipFill>
+                  <pic:spPr>
+                    <a:xfrm>
+                      <a:off x="0" y="0"/>
+                      <a:ext cx="5943600" cy="1485900"/>
+                    </a:xfrm>
+                    <a:prstGeom prst="rect">
+                      <a:avLst/>
+                    </a:prstGeom>
+                  </pic:spPr>
+                </pic:pic>
+              </a:graphicData>
+            </a:graphic>
+          </wp:inline>
+        </w:drawing>
+      </w:r>
+    </w:p>
+    <w:p>
+      <w:pPr>
+        <w:pStyle w:val="Caption"/>
+        <w:rPr>
+          <w:sz w:val="20"/>
+        </w:rPr>
+      </w:pPr>
+      <w:r>
+        <w:rPr>
+          <w:sz w:val="20"/>
+        </w:rPr>
+        <w:t>Figure 4.3  Backend Layer Class Collaboration</w:t>
+      </w:r>
+    </w:p>
+    <w:p>
+      <w:pPr>
+        <w:pStyle w:val="Heading3"/>
+      </w:pPr>
+      <w:bookmarkStart w:id="29" w:name="_Toc238498410"/>
+      <w:r>
+        <w:t>4.2.2 Sequence Diagrams</w:t>
+      </w:r>
+      <w:bookmarkEnd w:id="29"/>
+    </w:p>
+    <w:p>
+      <w:r>
+        <w:t>#### Login Sequence</w:t>
+      </w:r>
+    </w:p>
+    <w:p>
+      <w:pPr>
+        <w:jc w:val="center"/>
+      </w:pPr>
+      <w:r>
+        <w:rPr>
+          <w:noProof/>
+        </w:rPr>
+        <w:lastRenderedPageBreak/>
+        <w:drawing>
+          <wp:inline distT="0" distB="0" distL="0" distR="0" wp14:anchorId="0949293B" wp14:editId="343245F0">
+            <wp:extent cx="5943600" cy="1485900"/>
+            <wp:effectExtent l="0" t="0" r="0" b="0"/>
+            <wp:docPr id="1611797096" name="Graphic 8"/>
+            <wp:cNvGraphicFramePr>
+              <a:graphicFrameLocks xmlns:a="http://schemas.openxmlformats.org/drawingml/2006/main" noChangeAspect="1"/>
+            </wp:cNvGraphicFramePr>
+            <a:graphic xmlns:a="http://schemas.openxmlformats.org/drawingml/2006/main">
+              <a:graphicData uri="http://schemas.openxmlformats.org/drawingml/2006/picture">
+                <pic:pic xmlns:pic="http://schemas.openxmlformats.org/drawingml/2006/picture">
+                  <pic:nvPicPr>
+                    <pic:cNvPr id="1611797096" name=""/>
+                    <pic:cNvPicPr/>
+                  </pic:nvPicPr>
+                  <pic:blipFill>
+                    <a:blip r:embed="rId29">
+                      <a:extLst>
+                        <a:ext uri="{96DAC541-7B7A-43D3-8B79-37D633B846F1}">
+                          <asvg:svgBlip xmlns:asvg="http://schemas.microsoft.com/office/drawing/2016/SVG/main" r:embed="rId30"/>
+                        </a:ext>
+                      </a:extLst>
+                    </a:blip>
+                    <a:stretch>
+                      <a:fillRect/>
+                    </a:stretch>
+                  </pic:blipFill>
+                  <pic:spPr>
+                    <a:xfrm>
+                      <a:off x="0" y="0"/>
+                      <a:ext cx="5943600" cy="1485900"/>
+                    </a:xfrm>
+                    <a:prstGeom prst="rect">
+                      <a:avLst/>
+                    </a:prstGeom>
+                  </pic:spPr>
+                </pic:pic>
+              </a:graphicData>
+            </a:graphic>
+          </wp:inline>
+        </w:drawing>
+      </w:r>
+    </w:p>
+    <w:p>
+      <w:pPr>
+        <w:pStyle w:val="Caption"/>
+        <w:rPr>
+          <w:sz w:val="20"/>
+        </w:rPr>
+      </w:pPr>
+      <w:r>
+        <w:rPr>
+          <w:sz w:val="20"/>
+        </w:rPr>
+        <w:t>Figure 4.4  Booking-to-Tenancy Sequence</w:t>
+      </w:r>
+    </w:p>
+    <w:p>
+      <w:r>
+        <w:t>#### Apartment Booking and Approval Sequence</w:t>
+      </w:r>
+    </w:p>
+    <w:p>
+      <w:pPr>
+        <w:jc w:val="center"/>
+      </w:pPr>
+      <w:r>
+        <w:rPr>
+          <w:noProof/>
+        </w:rPr>
+        <w:drawing>
+          <wp:inline distT="0" distB="0" distL="0" distR="0" wp14:anchorId="4C05D412" wp14:editId="006B1777">
+            <wp:extent cx="5943600" cy="1485900"/>
+            <wp:effectExtent l="0" t="0" r="0" b="0"/>
+            <wp:docPr id="1829588896" name="Graphic 9"/>
+            <wp:cNvGraphicFramePr>
+              <a:graphicFrameLocks xmlns:a="http://schemas.openxmlformats.org/drawingml/2006/main" noChangeAspect="1"/>
+            </wp:cNvGraphicFramePr>
+            <a:graphic xmlns:a="http://schemas.openxmlformats.org/drawingml/2006/main">
+              <a:graphicData uri="http://schemas.openxmlformats.org/drawingml/2006/picture">
+                <pic:pic xmlns:pic="http://schemas.openxmlformats.org/drawingml/2006/picture">
+                  <pic:nvPicPr>
+                    <pic:cNvPr id="1829588896" name=""/>
+                    <pic:cNvPicPr/>
+                  </pic:nvPicPr>
+                  <pic:blipFill>
+                    <a:blip r:embed="rId31">
+                      <a:extLst>
+                        <a:ext uri="{96DAC541-7B7A-43D3-8B79-37D633B846F1}">
+                          <asvg:svgBlip xmlns:asvg="http://schemas.microsoft.com/office/drawing/2016/SVG/main" r:embed="rId32"/>
+                        </a:ext>
+                      </a:extLst>
+                    </a:blip>
+                    <a:stretch>
+                      <a:fillRect/>
+                    </a:stretch>
+                  </pic:blipFill>
+                  <pic:spPr>
+                    <a:xfrm>
+                      <a:off x="0" y="0"/>
+                      <a:ext cx="5943600" cy="1485900"/>
+                    </a:xfrm>
+                    <a:prstGeom prst="rect">
+                      <a:avLst/>
+                    </a:prstGeom>
+                  </pic:spPr>
+                </pic:pic>
+              </a:graphicData>
+            </a:graphic>
+          </wp:inline>
+        </w:drawing>
+      </w:r>
+    </w:p>
+    <w:p>
+      <w:pPr>
+        <w:pStyle w:val="Caption"/>
+        <w:rPr>
+          <w:sz w:val="20"/>
+        </w:rPr>
+      </w:pPr>
+      <w:r>
+        <w:rPr>
+          <w:sz w:val="20"/>
+        </w:rPr>
+        <w:t>Figure 4.5  Payment Sequence</w:t>
+      </w:r>
+    </w:p>
+    <w:p>
+      <w:r>
+        <w:t>#### Verified Payment Sequence</w:t>
+      </w:r>
+    </w:p>
+    <w:p>
+      <w:pPr>
+        <w:jc w:val="center"/>
+      </w:pPr>
+      <w:r>
+        <w:rPr>
+          <w:noProof/>
+        </w:rPr>
+        <w:drawing>
+          <wp:inline distT="0" distB="0" distL="0" distR="0" wp14:anchorId="4D427747" wp14:editId="4F9AA768">
+            <wp:extent cx="5943600" cy="1485900"/>
+            <wp:effectExtent l="0" t="0" r="0" b="0"/>
+            <wp:docPr id="1295998051" name="Graphic 10"/>
+            <wp:cNvGraphicFramePr>
+              <a:graphicFrameLocks xmlns:a="http://schemas.openxmlformats.org/drawingml/2006/main" noChangeAspect="1"/>
+            </wp:cNvGraphicFramePr>
+            <a:graphic xmlns:a="http://schemas.openxmlformats.org/drawingml/2006/main">
+              <a:graphicData uri="http://schemas.openxmlformats.org/drawingml/2006/picture">
+                <pic:pic xmlns:pic="http://schemas.openxmlformats.org/drawingml/2006/picture">
+                  <pic:nvPicPr>
+                    <pic:cNvPr id="1295998051" name=""/>
+                    <pic:cNvPicPr/>
+                  </pic:nvPicPr>
+                  <pic:blipFill>
+                    <a:blip r:embed="rId33">
+                      <a:extLst>
+                        <a:ext uri="{96DAC541-7B7A-43D3-8B79-37D633B846F1}">
+                          <asvg:svgBlip xmlns:asvg="http://schemas.microsoft.com/office/drawing/2016/SVG/main" r:embed="rId34"/>
+                        </a:ext>
+                      </a:extLst>
+                    </a:blip>
+                    <a:stretch>
+                      <a:fillRect/>
+                    </a:stretch>
+                  </pic:blipFill>
+                  <pic:spPr>
+                    <a:xfrm>
+                      <a:off x="0" y="0"/>
+                      <a:ext cx="5943600" cy="1485900"/>
+                    </a:xfrm>
+                    <a:prstGeom prst="rect">
+                      <a:avLst/>
+                    </a:prstGeom>
+                  </pic:spPr>
+                </pic:pic>
+              </a:graphicData>
+            </a:graphic>
+          </wp:inline>
+        </w:drawing>
+      </w:r>
+    </w:p>
+    <w:p>
+      <w:pPr>
+        <w:pStyle w:val="Caption"/>
+        <w:rPr>
+          <w:sz w:val="20"/>
+        </w:rPr>
+      </w:pPr>
+      <w:r>
+        <w:rPr>
+          <w:sz w:val="20"/>
+        </w:rPr>
+        <w:t>Figure 4.6  Complaint and Maintenance Sequence</w:t>
+      </w:r>
+    </w:p>
+    <w:p>
+      <w:r>
+        <w:t>#### Real-Time Notification Sequence</w:t>
+      </w:r>
+    </w:p>
+    <w:p>
+      <w:pPr>
+        <w:jc w:val="center"/>
+      </w:pPr>
+      <w:r>
+        <w:rPr>
+          <w:noProof/>
+        </w:rPr>
+        <w:lastRenderedPageBreak/>
+        <w:drawing>
+          <wp:inline distT="0" distB="0" distL="0" distR="0" wp14:anchorId="22FDD0BE" wp14:editId="5C7D3BF9">
+            <wp:extent cx="5943600" cy="1485900"/>
+            <wp:effectExtent l="0" t="0" r="0" b="0"/>
+            <wp:docPr id="1655155042" name="Graphic 11"/>
+            <wp:cNvGraphicFramePr>
+              <a:graphicFrameLocks xmlns:a="http://schemas.openxmlformats.org/drawingml/2006/main" noChangeAspect="1"/>
+            </wp:cNvGraphicFramePr>
+            <a:graphic xmlns:a="http://schemas.openxmlformats.org/drawingml/2006/main">
+              <a:graphicData uri="http://schemas.openxmlformats.org/drawingml/2006/picture">
+                <pic:pic xmlns:pic="http://schemas.openxmlformats.org/drawingml/2006/picture">
+                  <pic:nvPicPr>
+                    <pic:cNvPr id="1655155042" name=""/>
+                    <pic:cNvPicPr/>
+                  </pic:nvPicPr>
+                  <pic:blipFill>
+                    <a:blip r:embed="rId35">
+                      <a:extLst>
+                        <a:ext uri="{96DAC541-7B7A-43D3-8B79-37D633B846F1}">
+                          <asvg:svgBlip xmlns:asvg="http://schemas.microsoft.com/office/drawing/2016/SVG/main" r:embed="rId36"/>
+                        </a:ext>
+                      </a:extLst>
+                    </a:blip>
+                    <a:stretch>
+                      <a:fillRect/>
+                    </a:stretch>
+                  </pic:blipFill>
+                  <pic:spPr>
+                    <a:xfrm>
+                      <a:off x="0" y="0"/>
+                      <a:ext cx="5943600" cy="1485900"/>
+                    </a:xfrm>
+                    <a:prstGeom prst="rect">
+                      <a:avLst/>
+                    </a:prstGeom>
+                  </pic:spPr>
+                </pic:pic>
+              </a:graphicData>
+            </a:graphic>
+          </wp:inline>
+        </w:drawing>
+      </w:r>
+    </w:p>
+    <w:p>
+      <w:pPr>
+        <w:pStyle w:val="Caption"/>
+        <w:rPr>
+          <w:sz w:val="20"/>
+        </w:rPr>
+      </w:pPr>
+      <w:r>
+        <w:rPr>
+          <w:sz w:val="20"/>
+        </w:rPr>
+        <w:t>Figure 4.7  Deposit Dispute Settlement Sequence</w:t>
+      </w:r>
+    </w:p>
+    <w:p>
+      <w:pPr>
+        <w:pStyle w:val="Heading3"/>
+      </w:pPr>
+      <w:bookmarkStart w:id="30" w:name="_Toc238498411"/>
+      <w:r>
+        <w:t>4.2.3 Use Case Diagram</w:t>
+      </w:r>
+      <w:bookmarkEnd w:id="30"/>
+    </w:p>
+    <w:p>
+      <w:pPr>
+        <w:jc w:val="center"/>
+      </w:pPr>
+      <w:r>
+        <w:rPr>
+          <w:noProof/>
+        </w:rPr>
+        <w:drawing>
+          <wp:inline distT="0" distB="0" distL="0" distR="0" wp14:anchorId="72227BCD" wp14:editId="055E9680">
+            <wp:extent cx="5943600" cy="3140075"/>
+            <wp:effectExtent l="0" t="0" r="0" b="3175"/>
+            <wp:docPr id="1334375473" name="Graphic 12"/>
+            <wp:cNvGraphicFramePr>
+              <a:graphicFrameLocks xmlns:a="http://schemas.openxmlformats.org/drawingml/2006/main" noChangeAspect="1"/>
+            </wp:cNvGraphicFramePr>
+            <a:graphic xmlns:a="http://schemas.openxmlformats.org/drawingml/2006/main">
+              <a:graphicData uri="http://schemas.openxmlformats.org/drawingml/2006/picture">
+                <pic:pic xmlns:pic="http://schemas.openxmlformats.org/drawingml/2006/picture">
+                  <pic:nvPicPr>
+                    <pic:cNvPr id="1334375473" name=""/>
+                    <pic:cNvPicPr/>
+                  </pic:nvPicPr>
+                  <pic:blipFill>
+                    <a:blip r:embed="rId37">
+                      <a:extLst>
+                        <a:ext uri="{96DAC541-7B7A-43D3-8B79-37D633B846F1}">
+                          <asvg:svgBlip xmlns:asvg="http://schemas.microsoft.com/office/drawing/2016/SVG/main" r:embed="rId38"/>
+                        </a:ext>
+                      </a:extLst>
+                    </a:blip>
+                    <a:stretch>
+                      <a:fillRect/>
+                    </a:stretch>
+                  </pic:blipFill>
+                  <pic:spPr>
+                    <a:xfrm>
+                      <a:off x="0" y="0"/>
+                      <a:ext cx="5943600" cy="3140075"/>
+                    </a:xfrm>
+                    <a:prstGeom prst="rect">
+                      <a:avLst/>
+                    </a:prstGeom>
+                  </pic:spPr>
+                </pic:pic>
+              </a:graphicData>
+            </a:graphic>
+          </wp:inline>
+        </w:drawing>
+      </w:r>
+    </w:p>
+    <w:p>
+      <w:pPr>
+        <w:pStyle w:val="Caption"/>
+        <w:rPr>
+          <w:sz w:val="20"/>
+        </w:rPr>
+      </w:pPr>
+      <w:r>
+        <w:rPr>
+          <w:sz w:val="20"/>
+        </w:rPr>
+        <w:t>Figure 4.8  Use Case Diagram</w:t>
       </w:r>
     </w:p>
     <w:p>
       <w:pPr>
         <w:pStyle w:val="Heading2"/>
       </w:pPr>
-      <w:bookmarkStart w:id="26" w:name="_Toc238497729"/>
-      <w:r>
-        <w:t>4.2 UML Diagrams</w:t>
-      </w:r>
-      <w:bookmarkEnd w:id="26"/>
-    </w:p>
-    <w:p>
-      <w:pPr>
-        <w:pStyle w:val="Heading3"/>
-      </w:pPr>
-      <w:bookmarkStart w:id="27" w:name="_Toc238497730"/>
-      <w:r>
-        <w:t>4.2.1 Class Diagram</w:t>
-      </w:r>
-      <w:bookmarkEnd w:id="27"/>
-    </w:p>
-    <w:p>
-      <w:pPr>
-        <w:jc w:val="center"/>
-        <w:rPr>
-          <w:b/>
-          <w:sz w:val="20"/>
-        </w:rPr>
-      </w:pPr>
-      <w:r>
-        <w:rPr>
-          <w:b/>
-          <w:sz w:val="20"/>
-        </w:rPr>
-        <w:t>Figure 4.2  Domain Class Diagram</w:t>
-      </w:r>
-    </w:p>
-    <w:tbl>
-      <w:tblPr>
-        <w:tblW w:w="0" w:type="auto"/>
-        <w:tblBorders>
-          <w:top w:val="single" w:sz="4" w:space="0" w:color="auto"/>
-          <w:left w:val="single" w:sz="4" w:space="0" w:color="auto"/>
-          <w:bottom w:val="single" w:sz="4" w:space="0" w:color="auto"/>
-          <w:right w:val="single" w:sz="4" w:space="0" w:color="auto"/>
-          <w:insideH w:val="single" w:sz="4" w:space="0" w:color="auto"/>
-          <w:insideV w:val="single" w:sz="4" w:space="0" w:color="auto"/>
-        </w:tblBorders>
-        <w:tblLook w:val="0000" w:firstRow="0" w:lastRow="0" w:firstColumn="0" w:lastColumn="0" w:noHBand="0" w:noVBand="0"/>
-      </w:tblPr>
-      <w:tblGrid>
-        <w:gridCol w:w="3117"/>
-        <w:gridCol w:w="3116"/>
-        <w:gridCol w:w="3117"/>
-      </w:tblGrid>
-      <w:tr>
-        <w:tblPrEx>
-          <w:tblCellMar>
-            <w:top w:w="0" w:type="dxa"/>
-            <w:bottom w:w="0" w:type="dxa"/>
-          </w:tblCellMar>
-        </w:tblPrEx>
-        <w:tc>
-          <w:tcPr>
-            <w:tcW w:w="3120" w:type="dxa"/>
-            <w:tcBorders>
-              <w:bottom w:val="single" w:sz="4" w:space="0" w:color="auto"/>
-            </w:tcBorders>
-            <w:shd w:val="clear" w:color="auto" w:fill="0070C0"/>
-            <w:vAlign w:val="center"/>
-          </w:tcPr>
-          <w:p>
-            <w:pPr>
-              <w:jc w:val="center"/>
-              <w:rPr>
-                <w:b/>
-                <w:color w:val="FFFFFF"/>
-                <w:sz w:val="18"/>
-              </w:rPr>
-            </w:pPr>
-            <w:r>
-              <w:rPr>
-                <w:b/>
-                <w:color w:val="FFFFFF"/>
-                <w:sz w:val="18"/>
-              </w:rPr>
-              <w:t>Domain Class</w:t>
-            </w:r>
-          </w:p>
-        </w:tc>
-        <w:tc>
-          <w:tcPr>
-            <w:tcW w:w="3120" w:type="dxa"/>
-            <w:tcBorders>
-              <w:bottom w:val="single" w:sz="4" w:space="0" w:color="auto"/>
-            </w:tcBorders>
-            <w:shd w:val="clear" w:color="auto" w:fill="0070C0"/>
-            <w:vAlign w:val="center"/>
-          </w:tcPr>
-          <w:p>
-            <w:pPr>
-              <w:jc w:val="center"/>
-              <w:rPr>
-                <w:b/>
-                <w:color w:val="FFFFFF"/>
-                <w:sz w:val="18"/>
-              </w:rPr>
-            </w:pPr>
-            <w:r>
-              <w:rPr>
-                <w:b/>
-                <w:color w:val="FFFFFF"/>
-                <w:sz w:val="18"/>
-              </w:rPr>
-              <w:t>Key Links</w:t>
-            </w:r>
-          </w:p>
-        </w:tc>
-        <w:tc>
-          <w:tcPr>
-            <w:tcW w:w="3120" w:type="dxa"/>
-            <w:tcBorders>
-              <w:bottom w:val="single" w:sz="4" w:space="0" w:color="auto"/>
-            </w:tcBorders>
-            <w:shd w:val="clear" w:color="auto" w:fill="0070C0"/>
-            <w:vAlign w:val="center"/>
-          </w:tcPr>
-          <w:p>
-            <w:pPr>
-              <w:jc w:val="center"/>
-              <w:rPr>
-                <w:b/>
-                <w:color w:val="FFFFFF"/>
-                <w:sz w:val="18"/>
-              </w:rPr>
-            </w:pPr>
-            <w:r>
-              <w:rPr>
-                <w:b/>
-                <w:color w:val="FFFFFF"/>
-                <w:sz w:val="18"/>
-              </w:rPr>
-              <w:t>Responsibilities</w:t>
-            </w:r>
-          </w:p>
-        </w:tc>
-      </w:tr>
-      <w:tr>
-        <w:tblPrEx>
-          <w:tblCellMar>
-            <w:top w:w="0" w:type="dxa"/>
-            <w:bottom w:w="0" w:type="dxa"/>
-          </w:tblCellMar>
-        </w:tblPrEx>
-        <w:tc>
-          <w:tcPr>
-            <w:tcW w:w="3120" w:type="dxa"/>
-            <w:tcBorders>
-              <w:bottom w:val="single" w:sz="4" w:space="0" w:color="auto"/>
-            </w:tcBorders>
-            <w:shd w:val="clear" w:color="auto" w:fill="FFFFFF"/>
-            <w:vAlign w:val="center"/>
-          </w:tcPr>
-          <w:p>
-            <w:pPr>
-              <w:jc w:val="center"/>
-              <w:rPr>
-                <w:sz w:val="18"/>
-              </w:rPr>
-            </w:pPr>
-            <w:r>
-              <w:rPr>
-                <w:sz w:val="18"/>
-              </w:rPr>
-              <w:lastRenderedPageBreak/>
-              <w:t>Organization</w:t>
-            </w:r>
-          </w:p>
-        </w:tc>
-        <w:tc>
-          <w:tcPr>
-            <w:tcW w:w="3120" w:type="dxa"/>
-            <w:tcBorders>
-              <w:bottom w:val="single" w:sz="4" w:space="0" w:color="auto"/>
-            </w:tcBorders>
-            <w:shd w:val="clear" w:color="auto" w:fill="F2F2F2"/>
-            <w:vAlign w:val="center"/>
-          </w:tcPr>
-          <w:p>
-            <w:pPr>
-              <w:jc w:val="center"/>
-              <w:rPr>
-                <w:sz w:val="18"/>
-              </w:rPr>
-            </w:pPr>
-            <w:r>
-              <w:rPr>
-                <w:sz w:val="18"/>
-              </w:rPr>
-              <w:t>User, Property</w:t>
-            </w:r>
-          </w:p>
-        </w:tc>
-        <w:tc>
-          <w:tcPr>
-            <w:tcW w:w="3120" w:type="dxa"/>
-            <w:tcBorders>
-              <w:bottom w:val="single" w:sz="4" w:space="0" w:color="auto"/>
-            </w:tcBorders>
-            <w:shd w:val="clear" w:color="auto" w:fill="FFFFFF"/>
-            <w:vAlign w:val="center"/>
-          </w:tcPr>
-          <w:p>
-            <w:pPr>
-              <w:jc w:val="center"/>
-              <w:rPr>
-                <w:sz w:val="18"/>
-              </w:rPr>
-            </w:pPr>
-            <w:r>
-              <w:rPr>
-                <w:sz w:val="18"/>
-              </w:rPr>
-              <w:t>Portfolio boundary</w:t>
-            </w:r>
-          </w:p>
-        </w:tc>
-      </w:tr>
-      <w:tr>
-        <w:tblPrEx>
-          <w:tblCellMar>
-            <w:top w:w="0" w:type="dxa"/>
-            <w:bottom w:w="0" w:type="dxa"/>
-          </w:tblCellMar>
-        </w:tblPrEx>
-        <w:tc>
-          <w:tcPr>
-            <w:tcW w:w="3120" w:type="dxa"/>
-            <w:tcBorders>
-              <w:bottom w:val="single" w:sz="4" w:space="0" w:color="auto"/>
-            </w:tcBorders>
-            <w:shd w:val="clear" w:color="auto" w:fill="F2F2F2"/>
-            <w:vAlign w:val="center"/>
-          </w:tcPr>
-          <w:p>
-            <w:pPr>
-              <w:jc w:val="center"/>
-              <w:rPr>
-                <w:sz w:val="18"/>
-              </w:rPr>
-            </w:pPr>
-            <w:r>
-              <w:rPr>
-                <w:sz w:val="18"/>
-              </w:rPr>
-              <w:t>Property / Building / Unit</w:t>
-            </w:r>
-          </w:p>
-        </w:tc>
-        <w:tc>
-          <w:tcPr>
-            <w:tcW w:w="3120" w:type="dxa"/>
-            <w:tcBorders>
-              <w:bottom w:val="single" w:sz="4" w:space="0" w:color="auto"/>
-            </w:tcBorders>
-            <w:shd w:val="clear" w:color="auto" w:fill="FFFFFF"/>
-            <w:vAlign w:val="center"/>
-          </w:tcPr>
-          <w:p>
-            <w:pPr>
-              <w:jc w:val="center"/>
-              <w:rPr>
-                <w:sz w:val="18"/>
-              </w:rPr>
-            </w:pPr>
-            <w:r>
-              <w:rPr>
-                <w:sz w:val="18"/>
-              </w:rPr>
-              <w:t>Hierarchical composition</w:t>
-            </w:r>
-          </w:p>
-        </w:tc>
-        <w:tc>
-          <w:tcPr>
-            <w:tcW w:w="3120" w:type="dxa"/>
-            <w:tcBorders>
-              <w:bottom w:val="single" w:sz="4" w:space="0" w:color="auto"/>
-            </w:tcBorders>
-            <w:shd w:val="clear" w:color="auto" w:fill="F2F2F2"/>
-            <w:vAlign w:val="center"/>
-          </w:tcPr>
-          <w:p>
-            <w:pPr>
-              <w:jc w:val="center"/>
-              <w:rPr>
-                <w:sz w:val="18"/>
-              </w:rPr>
-            </w:pPr>
-            <w:r>
-              <w:rPr>
-                <w:sz w:val="18"/>
-              </w:rPr>
-              <w:t>Rental inventory</w:t>
-            </w:r>
-          </w:p>
-        </w:tc>
-      </w:tr>
-      <w:tr>
-        <w:tblPrEx>
-          <w:tblCellMar>
-            <w:top w:w="0" w:type="dxa"/>
-            <w:bottom w:w="0" w:type="dxa"/>
-          </w:tblCellMar>
-        </w:tblPrEx>
-        <w:tc>
-          <w:tcPr>
-            <w:tcW w:w="3120" w:type="dxa"/>
-            <w:tcBorders>
-              <w:bottom w:val="single" w:sz="4" w:space="0" w:color="auto"/>
-            </w:tcBorders>
-            <w:shd w:val="clear" w:color="auto" w:fill="FFFFFF"/>
-            <w:vAlign w:val="center"/>
-          </w:tcPr>
-          <w:p>
-            <w:pPr>
-              <w:jc w:val="center"/>
-              <w:rPr>
-                <w:sz w:val="18"/>
-              </w:rPr>
-            </w:pPr>
-            <w:r>
-              <w:rPr>
-                <w:sz w:val="18"/>
-              </w:rPr>
-              <w:t>Tenant / Agreement</w:t>
-            </w:r>
-          </w:p>
-        </w:tc>
-        <w:tc>
-          <w:tcPr>
-            <w:tcW w:w="3120" w:type="dxa"/>
-            <w:tcBorders>
-              <w:bottom w:val="single" w:sz="4" w:space="0" w:color="auto"/>
-            </w:tcBorders>
-            <w:shd w:val="clear" w:color="auto" w:fill="F2F2F2"/>
-            <w:vAlign w:val="center"/>
-          </w:tcPr>
-          <w:p>
-            <w:pPr>
-              <w:jc w:val="center"/>
-              <w:rPr>
-                <w:sz w:val="18"/>
-              </w:rPr>
-            </w:pPr>
-            <w:r>
-              <w:rPr>
-                <w:sz w:val="18"/>
-              </w:rPr>
-              <w:t>User and Unit</w:t>
-            </w:r>
-          </w:p>
-        </w:tc>
-        <w:tc>
-          <w:tcPr>
-            <w:tcW w:w="3120" w:type="dxa"/>
-            <w:tcBorders>
-              <w:bottom w:val="single" w:sz="4" w:space="0" w:color="auto"/>
-            </w:tcBorders>
-            <w:shd w:val="clear" w:color="auto" w:fill="FFFFFF"/>
-            <w:vAlign w:val="center"/>
-          </w:tcPr>
-          <w:p>
-            <w:pPr>
-              <w:jc w:val="center"/>
-              <w:rPr>
-                <w:sz w:val="18"/>
-              </w:rPr>
-            </w:pPr>
-            <w:r>
-              <w:rPr>
-                <w:sz w:val="18"/>
-              </w:rPr>
-              <w:t>Identity, KYC and occupancy</w:t>
-            </w:r>
-          </w:p>
-        </w:tc>
-      </w:tr>
-      <w:tr>
-        <w:tblPrEx>
-          <w:tblCellMar>
-            <w:top w:w="0" w:type="dxa"/>
-            <w:bottom w:w="0" w:type="dxa"/>
-          </w:tblCellMar>
-        </w:tblPrEx>
-        <w:tc>
-          <w:tcPr>
-            <w:tcW w:w="3120" w:type="dxa"/>
-            <w:tcBorders>
-              <w:bottom w:val="single" w:sz="4" w:space="0" w:color="auto"/>
-            </w:tcBorders>
-            <w:shd w:val="clear" w:color="auto" w:fill="F2F2F2"/>
-            <w:vAlign w:val="center"/>
-          </w:tcPr>
-          <w:p>
-            <w:pPr>
-              <w:jc w:val="center"/>
-              <w:rPr>
-                <w:sz w:val="18"/>
-              </w:rPr>
-            </w:pPr>
-            <w:r>
-              <w:rPr>
-                <w:sz w:val="18"/>
-              </w:rPr>
-              <w:t>Invoice / Payment</w:t>
-            </w:r>
-          </w:p>
-        </w:tc>
-        <w:tc>
-          <w:tcPr>
-            <w:tcW w:w="3120" w:type="dxa"/>
-            <w:tcBorders>
-              <w:bottom w:val="single" w:sz="4" w:space="0" w:color="auto"/>
-            </w:tcBorders>
-            <w:shd w:val="clear" w:color="auto" w:fill="FFFFFF"/>
-            <w:vAlign w:val="center"/>
-          </w:tcPr>
-          <w:p>
-            <w:pPr>
-              <w:jc w:val="center"/>
-              <w:rPr>
-                <w:sz w:val="18"/>
-              </w:rPr>
-            </w:pPr>
-            <w:r>
-              <w:rPr>
-                <w:sz w:val="18"/>
-              </w:rPr>
-              <w:t>Agreement and Tenant</w:t>
-            </w:r>
-          </w:p>
-        </w:tc>
-        <w:tc>
-          <w:tcPr>
-            <w:tcW w:w="3120" w:type="dxa"/>
-            <w:tcBorders>
-              <w:bottom w:val="single" w:sz="4" w:space="0" w:color="auto"/>
-            </w:tcBorders>
-            <w:shd w:val="clear" w:color="auto" w:fill="F2F2F2"/>
-            <w:vAlign w:val="center"/>
-          </w:tcPr>
-          <w:p>
-            <w:pPr>
-              <w:jc w:val="center"/>
-              <w:rPr>
-                <w:sz w:val="18"/>
-              </w:rPr>
-            </w:pPr>
-            <w:r>
-              <w:rPr>
-                <w:sz w:val="18"/>
-              </w:rPr>
-              <w:t>Billing and verified collection</w:t>
-            </w:r>
-          </w:p>
-        </w:tc>
-      </w:tr>
-      <w:tr>
-        <w:tblPrEx>
-          <w:tblCellMar>
-            <w:top w:w="0" w:type="dxa"/>
-            <w:bottom w:w="0" w:type="dxa"/>
-          </w:tblCellMar>
-        </w:tblPrEx>
-        <w:tc>
-          <w:tcPr>
-            <w:tcW w:w="3120" w:type="dxa"/>
-            <w:tcBorders>
-              <w:bottom w:val="single" w:sz="4" w:space="0" w:color="auto"/>
-            </w:tcBorders>
-            <w:shd w:val="clear" w:color="auto" w:fill="FFFFFF"/>
-            <w:vAlign w:val="center"/>
-          </w:tcPr>
-          <w:p>
-            <w:pPr>
-              <w:jc w:val="center"/>
-              <w:rPr>
-                <w:sz w:val="18"/>
-              </w:rPr>
-            </w:pPr>
-            <w:r>
-              <w:rPr>
-                <w:sz w:val="18"/>
-              </w:rPr>
-              <w:t>Complaint</w:t>
-            </w:r>
-          </w:p>
-        </w:tc>
-        <w:tc>
-          <w:tcPr>
-            <w:tcW w:w="3120" w:type="dxa"/>
-            <w:tcBorders>
-              <w:bottom w:val="single" w:sz="4" w:space="0" w:color="auto"/>
-            </w:tcBorders>
-            <w:shd w:val="clear" w:color="auto" w:fill="F2F2F2"/>
-            <w:vAlign w:val="center"/>
-          </w:tcPr>
-          <w:p>
-            <w:pPr>
-              <w:jc w:val="center"/>
-              <w:rPr>
-                <w:sz w:val="18"/>
-              </w:rPr>
-            </w:pPr>
-            <w:r>
-              <w:rPr>
-                <w:sz w:val="18"/>
-              </w:rPr>
-              <w:t>Tenant and Unit</w:t>
-            </w:r>
-          </w:p>
-        </w:tc>
-        <w:tc>
-          <w:tcPr>
-            <w:tcW w:w="3120" w:type="dxa"/>
-            <w:tcBorders>
-              <w:bottom w:val="single" w:sz="4" w:space="0" w:color="auto"/>
-            </w:tcBorders>
-            <w:shd w:val="clear" w:color="auto" w:fill="FFFFFF"/>
-            <w:vAlign w:val="center"/>
-          </w:tcPr>
-          <w:p>
-            <w:pPr>
-              <w:jc w:val="center"/>
-              <w:rPr>
-                <w:sz w:val="18"/>
-              </w:rPr>
-            </w:pPr>
-            <w:r>
-              <w:rPr>
-                <w:sz w:val="18"/>
-              </w:rPr>
-              <w:t>Maintenance lifecycle</w:t>
-            </w:r>
-          </w:p>
-        </w:tc>
-      </w:tr>
-      <w:tr>
-        <w:tblPrEx>
-          <w:tblCellMar>
-            <w:top w:w="0" w:type="dxa"/>
-            <w:bottom w:w="0" w:type="dxa"/>
-          </w:tblCellMar>
-        </w:tblPrEx>
-        <w:tc>
-          <w:tcPr>
-            <w:tcW w:w="3120" w:type="dxa"/>
-            <w:tcBorders>
-              <w:bottom w:val="single" w:sz="4" w:space="0" w:color="auto"/>
-            </w:tcBorders>
-            <w:shd w:val="clear" w:color="auto" w:fill="F2F2F2"/>
-            <w:vAlign w:val="center"/>
-          </w:tcPr>
-          <w:p>
-            <w:pPr>
-              <w:jc w:val="center"/>
-              <w:rPr>
-                <w:sz w:val="18"/>
-              </w:rPr>
-            </w:pPr>
-            <w:r>
-              <w:rPr>
-                <w:sz w:val="18"/>
-              </w:rPr>
-              <w:t>DepositDispute</w:t>
-            </w:r>
-          </w:p>
-        </w:tc>
-        <w:tc>
-          <w:tcPr>
-            <w:tcW w:w="3120" w:type="dxa"/>
-            <w:tcBorders>
-              <w:bottom w:val="single" w:sz="4" w:space="0" w:color="auto"/>
-            </w:tcBorders>
-            <w:shd w:val="clear" w:color="auto" w:fill="FFFFFF"/>
-            <w:vAlign w:val="center"/>
-          </w:tcPr>
-          <w:p>
-            <w:pPr>
-              <w:jc w:val="center"/>
-              <w:rPr>
-                <w:sz w:val="18"/>
-              </w:rPr>
-            </w:pPr>
-            <w:r>
-              <w:rPr>
-                <w:sz w:val="18"/>
-              </w:rPr>
-              <w:t>Tenant and Agreement</w:t>
-            </w:r>
-          </w:p>
-        </w:tc>
-        <w:tc>
-          <w:tcPr>
-            <w:tcW w:w="3120" w:type="dxa"/>
-            <w:tcBorders>
-              <w:bottom w:val="single" w:sz="4" w:space="0" w:color="auto"/>
-            </w:tcBorders>
-            <w:shd w:val="clear" w:color="auto" w:fill="F2F2F2"/>
-            <w:vAlign w:val="center"/>
-          </w:tcPr>
-          <w:p>
-            <w:pPr>
-              <w:jc w:val="center"/>
-              <w:rPr>
-                <w:sz w:val="18"/>
-              </w:rPr>
-            </w:pPr>
-            <w:r>
-              <w:rPr>
-                <w:sz w:val="18"/>
-              </w:rPr>
-              <w:t>Deduction and refund settlement</w:t>
-            </w:r>
-          </w:p>
-        </w:tc>
-      </w:tr>
-      <w:tr>
-        <w:tblPrEx>
-          <w:tblCellMar>
-            <w:top w:w="0" w:type="dxa"/>
-            <w:bottom w:w="0" w:type="dxa"/>
-          </w:tblCellMar>
-        </w:tblPrEx>
-        <w:tc>
-          <w:tcPr>
-            <w:tcW w:w="3120" w:type="dxa"/>
-            <w:shd w:val="clear" w:color="auto" w:fill="FFFFFF"/>
-            <w:vAlign w:val="center"/>
-          </w:tcPr>
-          <w:p>
-            <w:pPr>
-              <w:jc w:val="center"/>
-              <w:rPr>
-                <w:sz w:val="18"/>
-              </w:rPr>
-            </w:pPr>
-            <w:r>
-              <w:rPr>
-                <w:sz w:val="18"/>
-              </w:rPr>
-              <w:t>RentIncrease</w:t>
-            </w:r>
-          </w:p>
-        </w:tc>
-        <w:tc>
-          <w:tcPr>
-            <w:tcW w:w="3120" w:type="dxa"/>
-            <w:shd w:val="clear" w:color="auto" w:fill="F2F2F2"/>
-            <w:vAlign w:val="center"/>
-          </w:tcPr>
-          <w:p>
-            <w:pPr>
-              <w:jc w:val="center"/>
-              <w:rPr>
-                <w:sz w:val="18"/>
-              </w:rPr>
-            </w:pPr>
-            <w:r>
-              <w:rPr>
-                <w:sz w:val="18"/>
-              </w:rPr>
-              <w:t>Tenant and Agreement</w:t>
-            </w:r>
-          </w:p>
-        </w:tc>
-        <w:tc>
-          <w:tcPr>
-            <w:tcW w:w="3120" w:type="dxa"/>
-            <w:shd w:val="clear" w:color="auto" w:fill="FFFFFF"/>
-            <w:vAlign w:val="center"/>
-          </w:tcPr>
-          <w:p>
-            <w:pPr>
-              <w:jc w:val="center"/>
-              <w:rPr>
-                <w:sz w:val="18"/>
-              </w:rPr>
-            </w:pPr>
-            <w:r>
-              <w:rPr>
-                <w:sz w:val="18"/>
-              </w:rPr>
-              <w:t>Notice and response</w:t>
-            </w:r>
-          </w:p>
-        </w:tc>
-      </w:tr>
-    </w:tbl>
-    <w:p>
-      <w:pPr>
-        <w:jc w:val="center"/>
-        <w:rPr>
-          <w:b/>
-          <w:sz w:val="20"/>
-        </w:rPr>
-      </w:pPr>
-    </w:p>
-    <w:p>
-      <w:pPr>
-        <w:pStyle w:val="Heading3"/>
-      </w:pPr>
-      <w:bookmarkStart w:id="28" w:name="_Toc238497731"/>
-      <w:r>
-        <w:t>Backend Layer Class Diagram</w:t>
-      </w:r>
-      <w:bookmarkEnd w:id="28"/>
-    </w:p>
-    <w:p>
-      <w:pPr>
-        <w:jc w:val="center"/>
-        <w:rPr>
-          <w:b/>
-          <w:sz w:val="20"/>
-        </w:rPr>
-      </w:pPr>
-      <w:r>
-        <w:rPr>
-          <w:b/>
-          <w:sz w:val="20"/>
-        </w:rPr>
-        <w:t>Figure 4.3  Backend Layer Class Collaboration</w:t>
-      </w:r>
-    </w:p>
-    <w:tbl>
-      <w:tblPr>
-        <w:tblW w:w="0" w:type="auto"/>
-        <w:tblLook w:val="0000" w:firstRow="0" w:lastRow="0" w:firstColumn="0" w:lastColumn="0" w:noHBand="0" w:noVBand="0"/>
-      </w:tblPr>
-      <w:tblGrid>
-        <w:gridCol w:w="1039"/>
-        <w:gridCol w:w="1037"/>
-        <w:gridCol w:w="1039"/>
-        <w:gridCol w:w="1037"/>
-        <w:gridCol w:w="1039"/>
-        <w:gridCol w:w="1037"/>
-        <w:gridCol w:w="1056"/>
-        <w:gridCol w:w="1037"/>
-        <w:gridCol w:w="1039"/>
-      </w:tblGrid>
-      <w:tr>
-        <w:tblPrEx>
-          <w:tblCellMar>
-            <w:top w:w="0" w:type="dxa"/>
-            <w:bottom w:w="0" w:type="dxa"/>
-          </w:tblCellMar>
-        </w:tblPrEx>
-        <w:tc>
-          <w:tcPr>
-            <w:tcW w:w="1040" w:type="dxa"/>
-            <w:shd w:val="clear" w:color="auto" w:fill="E7E7E7"/>
-            <w:vAlign w:val="center"/>
-          </w:tcPr>
-          <w:p>
-            <w:pPr>
-              <w:jc w:val="center"/>
-              <w:rPr>
-                <w:b/>
-                <w:sz w:val="18"/>
-              </w:rPr>
-            </w:pPr>
-            <w:r>
-              <w:rPr>
-                <w:b/>
-                <w:sz w:val="18"/>
-              </w:rPr>
-              <w:t>Controller</w:t>
-            </w:r>
-          </w:p>
-        </w:tc>
-        <w:tc>
-          <w:tcPr>
-            <w:tcW w:w="1040" w:type="dxa"/>
-            <w:vAlign w:val="center"/>
-          </w:tcPr>
-          <w:p>
-            <w:pPr>
-              <w:jc w:val="center"/>
-              <w:rPr>
-                <w:b/>
-                <w:color w:val="0070C0"/>
-                <w:sz w:val="30"/>
-              </w:rPr>
-            </w:pPr>
-            <w:r>
-              <w:rPr>
-                <w:b/>
-                <w:color w:val="0070C0"/>
-                <w:sz w:val="30"/>
-              </w:rPr>
-              <w:t>-&gt;</w:t>
-            </w:r>
-          </w:p>
-        </w:tc>
-        <w:tc>
-          <w:tcPr>
-            <w:tcW w:w="1040" w:type="dxa"/>
-            <w:shd w:val="clear" w:color="auto" w:fill="E7E7E7"/>
-            <w:vAlign w:val="center"/>
-          </w:tcPr>
-          <w:p>
-            <w:pPr>
-              <w:jc w:val="center"/>
-              <w:rPr>
-                <w:b/>
-                <w:sz w:val="18"/>
-              </w:rPr>
-            </w:pPr>
-            <w:r>
-              <w:rPr>
-                <w:b/>
-                <w:sz w:val="18"/>
-              </w:rPr>
-              <w:t>DTO Mapper</w:t>
-            </w:r>
-          </w:p>
-        </w:tc>
-        <w:tc>
-          <w:tcPr>
-            <w:tcW w:w="1040" w:type="dxa"/>
-            <w:vAlign w:val="center"/>
-          </w:tcPr>
-          <w:p>
-            <w:pPr>
-              <w:jc w:val="center"/>
-              <w:rPr>
-                <w:b/>
-                <w:color w:val="0070C0"/>
-                <w:sz w:val="30"/>
-              </w:rPr>
-            </w:pPr>
-            <w:r>
-              <w:rPr>
-                <w:b/>
-                <w:color w:val="0070C0"/>
-                <w:sz w:val="30"/>
-              </w:rPr>
-              <w:t>-&gt;</w:t>
-            </w:r>
-          </w:p>
-        </w:tc>
-        <w:tc>
-          <w:tcPr>
-            <w:tcW w:w="1040" w:type="dxa"/>
-            <w:shd w:val="clear" w:color="auto" w:fill="E7E7E7"/>
-            <w:vAlign w:val="center"/>
-          </w:tcPr>
-          <w:p>
-            <w:pPr>
-              <w:jc w:val="center"/>
-              <w:rPr>
-                <w:b/>
-                <w:sz w:val="18"/>
-              </w:rPr>
-            </w:pPr>
-            <w:r>
-              <w:rPr>
-                <w:b/>
-                <w:sz w:val="18"/>
-              </w:rPr>
-              <w:t>Domain Service</w:t>
-            </w:r>
-          </w:p>
-        </w:tc>
-        <w:tc>
-          <w:tcPr>
-            <w:tcW w:w="1040" w:type="dxa"/>
-            <w:vAlign w:val="center"/>
-          </w:tcPr>
-          <w:p>
-            <w:pPr>
-              <w:jc w:val="center"/>
-              <w:rPr>
-                <w:b/>
-                <w:color w:val="0070C0"/>
-                <w:sz w:val="30"/>
-              </w:rPr>
-            </w:pPr>
-            <w:r>
-              <w:rPr>
-                <w:b/>
-                <w:color w:val="0070C0"/>
-                <w:sz w:val="30"/>
-              </w:rPr>
-              <w:t>-&gt;</w:t>
-            </w:r>
-          </w:p>
-        </w:tc>
-        <w:tc>
-          <w:tcPr>
-            <w:tcW w:w="1040" w:type="dxa"/>
-            <w:shd w:val="clear" w:color="auto" w:fill="E7E7E7"/>
-            <w:vAlign w:val="center"/>
-          </w:tcPr>
-          <w:p>
-            <w:pPr>
-              <w:jc w:val="center"/>
-              <w:rPr>
-                <w:b/>
-                <w:sz w:val="18"/>
-              </w:rPr>
-            </w:pPr>
-            <w:r>
-              <w:rPr>
-                <w:b/>
-                <w:sz w:val="18"/>
-              </w:rPr>
-              <w:t>Repository</w:t>
-            </w:r>
-          </w:p>
-        </w:tc>
-        <w:tc>
-          <w:tcPr>
-            <w:tcW w:w="1040" w:type="dxa"/>
-            <w:vAlign w:val="center"/>
-          </w:tcPr>
-          <w:p>
-            <w:pPr>
-              <w:jc w:val="center"/>
-              <w:rPr>
-                <w:b/>
-                <w:color w:val="0070C0"/>
-                <w:sz w:val="30"/>
-              </w:rPr>
-            </w:pPr>
-            <w:r>
-              <w:rPr>
-                <w:b/>
-                <w:color w:val="0070C0"/>
-                <w:sz w:val="30"/>
-              </w:rPr>
-              <w:t>-&gt;</w:t>
-            </w:r>
-          </w:p>
-        </w:tc>
-        <w:tc>
-          <w:tcPr>
-            <w:tcW w:w="1040" w:type="dxa"/>
-            <w:shd w:val="clear" w:color="auto" w:fill="E7E7E7"/>
-            <w:vAlign w:val="center"/>
-          </w:tcPr>
-          <w:p>
-            <w:pPr>
-              <w:jc w:val="center"/>
-              <w:rPr>
-                <w:b/>
-                <w:sz w:val="18"/>
-              </w:rPr>
-            </w:pPr>
-            <w:r>
-              <w:rPr>
-                <w:b/>
-                <w:sz w:val="18"/>
-              </w:rPr>
-              <w:t>Database</w:t>
-            </w:r>
-          </w:p>
-        </w:tc>
-      </w:tr>
-    </w:tbl>
-    <w:p>
-      <w:pPr>
-        <w:jc w:val="center"/>
-        <w:rPr>
-          <w:b/>
-          <w:sz w:val="20"/>
-        </w:rPr>
-      </w:pPr>
-    </w:p>
-    <w:p>
-      <w:pPr>
-        <w:pStyle w:val="Heading3"/>
-      </w:pPr>
-      <w:bookmarkStart w:id="29" w:name="_Toc238497732"/>
-      <w:r>
-        <w:t>4.2.2 Sequence Diagrams</w:t>
-      </w:r>
-      <w:bookmarkEnd w:id="29"/>
-    </w:p>
-    <w:p>
-      <w:r>
-        <w:t>#### Login Sequence</w:t>
-      </w:r>
-    </w:p>
-    <w:p>
-      <w:pPr>
-        <w:jc w:val="center"/>
-        <w:rPr>
-          <w:b/>
-          <w:sz w:val="20"/>
-        </w:rPr>
-      </w:pPr>
-      <w:r>
-        <w:rPr>
-          <w:b/>
-          <w:sz w:val="20"/>
-        </w:rPr>
-        <w:t>Figure 4.4  Booking-to-Tenancy Sequence</w:t>
-      </w:r>
-    </w:p>
-    <w:tbl>
-      <w:tblPr>
-        <w:tblW w:w="0" w:type="auto"/>
-        <w:tblLook w:val="0000" w:firstRow="0" w:lastRow="0" w:firstColumn="0" w:lastColumn="0" w:noHBand="0" w:noVBand="0"/>
-      </w:tblPr>
-      <w:tblGrid>
-        <w:gridCol w:w="767"/>
-        <w:gridCol w:w="480"/>
-        <w:gridCol w:w="947"/>
-        <w:gridCol w:w="481"/>
-        <w:gridCol w:w="917"/>
-        <w:gridCol w:w="481"/>
-        <w:gridCol w:w="1186"/>
-        <w:gridCol w:w="481"/>
-        <w:gridCol w:w="806"/>
-        <w:gridCol w:w="481"/>
-        <w:gridCol w:w="1066"/>
-        <w:gridCol w:w="481"/>
-        <w:gridCol w:w="786"/>
-      </w:tblGrid>
-      <w:tr>
-        <w:tblPrEx>
-          <w:tblCellMar>
-            <w:top w:w="0" w:type="dxa"/>
-            <w:bottom w:w="0" w:type="dxa"/>
-          </w:tblCellMar>
-        </w:tblPrEx>
-        <w:tc>
-          <w:tcPr>
-            <w:tcW w:w="720" w:type="dxa"/>
-            <w:shd w:val="clear" w:color="auto" w:fill="E7E7E7"/>
-            <w:vAlign w:val="center"/>
-          </w:tcPr>
-          <w:p>
-            <w:pPr>
-              <w:jc w:val="center"/>
-              <w:rPr>
-                <w:b/>
-                <w:sz w:val="18"/>
-              </w:rPr>
-            </w:pPr>
-            <w:r>
-              <w:rPr>
-                <w:b/>
-                <w:sz w:val="18"/>
-              </w:rPr>
-              <w:t>Tenant books unit</w:t>
-            </w:r>
-          </w:p>
-        </w:tc>
-        <w:tc>
-          <w:tcPr>
-            <w:tcW w:w="720" w:type="dxa"/>
-            <w:vAlign w:val="center"/>
-          </w:tcPr>
-          <w:p>
-            <w:pPr>
-              <w:jc w:val="center"/>
-              <w:rPr>
-                <w:b/>
-                <w:color w:val="0070C0"/>
-                <w:sz w:val="30"/>
-              </w:rPr>
-            </w:pPr>
-            <w:r>
-              <w:rPr>
-                <w:b/>
-                <w:color w:val="0070C0"/>
-                <w:sz w:val="30"/>
-              </w:rPr>
-              <w:t>-&gt;</w:t>
-            </w:r>
-          </w:p>
-        </w:tc>
-        <w:tc>
-          <w:tcPr>
-            <w:tcW w:w="720" w:type="dxa"/>
-            <w:shd w:val="clear" w:color="auto" w:fill="E7E7E7"/>
-            <w:vAlign w:val="center"/>
-          </w:tcPr>
-          <w:p>
-            <w:pPr>
-              <w:jc w:val="center"/>
-              <w:rPr>
-                <w:b/>
-                <w:sz w:val="18"/>
-              </w:rPr>
-            </w:pPr>
-            <w:r>
-              <w:rPr>
-                <w:b/>
-                <w:sz w:val="18"/>
-              </w:rPr>
-              <w:t>Approval created</w:t>
-            </w:r>
-          </w:p>
-        </w:tc>
-        <w:tc>
-          <w:tcPr>
-            <w:tcW w:w="720" w:type="dxa"/>
-            <w:vAlign w:val="center"/>
-          </w:tcPr>
-          <w:p>
-            <w:pPr>
-              <w:jc w:val="center"/>
-              <w:rPr>
-                <w:b/>
-                <w:color w:val="0070C0"/>
-                <w:sz w:val="30"/>
-              </w:rPr>
-            </w:pPr>
-            <w:r>
-              <w:rPr>
-                <w:b/>
-                <w:color w:val="0070C0"/>
-                <w:sz w:val="30"/>
-              </w:rPr>
-              <w:t>-&gt;</w:t>
-            </w:r>
-          </w:p>
-        </w:tc>
-        <w:tc>
-          <w:tcPr>
-            <w:tcW w:w="720" w:type="dxa"/>
-            <w:shd w:val="clear" w:color="auto" w:fill="E7E7E7"/>
-            <w:vAlign w:val="center"/>
-          </w:tcPr>
-          <w:p>
-            <w:pPr>
-              <w:jc w:val="center"/>
-              <w:rPr>
-                <w:b/>
-                <w:sz w:val="18"/>
-              </w:rPr>
-            </w:pPr>
-            <w:r>
-              <w:rPr>
-                <w:b/>
-                <w:sz w:val="18"/>
-              </w:rPr>
-              <w:t>Owner approves</w:t>
-            </w:r>
-          </w:p>
-        </w:tc>
-        <w:tc>
-          <w:tcPr>
-            <w:tcW w:w="720" w:type="dxa"/>
-            <w:vAlign w:val="center"/>
-          </w:tcPr>
-          <w:p>
-            <w:pPr>
-              <w:jc w:val="center"/>
-              <w:rPr>
-                <w:b/>
-                <w:color w:val="0070C0"/>
-                <w:sz w:val="30"/>
-              </w:rPr>
-            </w:pPr>
-            <w:r>
-              <w:rPr>
-                <w:b/>
-                <w:color w:val="0070C0"/>
-                <w:sz w:val="30"/>
-              </w:rPr>
-              <w:t>-&gt;</w:t>
-            </w:r>
-          </w:p>
-        </w:tc>
-        <w:tc>
-          <w:tcPr>
-            <w:tcW w:w="720" w:type="dxa"/>
-            <w:shd w:val="clear" w:color="auto" w:fill="E7E7E7"/>
-            <w:vAlign w:val="center"/>
-          </w:tcPr>
-          <w:p>
-            <w:pPr>
-              <w:jc w:val="center"/>
-              <w:rPr>
-                <w:b/>
-                <w:sz w:val="18"/>
-              </w:rPr>
-            </w:pPr>
-            <w:r>
-              <w:rPr>
-                <w:b/>
-                <w:sz w:val="18"/>
-              </w:rPr>
-              <w:t>Tenant linked to organization</w:t>
-            </w:r>
-          </w:p>
-        </w:tc>
-        <w:tc>
-          <w:tcPr>
-            <w:tcW w:w="720" w:type="dxa"/>
-            <w:vAlign w:val="center"/>
-          </w:tcPr>
-          <w:p>
-            <w:pPr>
-              <w:jc w:val="center"/>
-              <w:rPr>
-                <w:b/>
-                <w:color w:val="0070C0"/>
-                <w:sz w:val="30"/>
-              </w:rPr>
-            </w:pPr>
-            <w:r>
-              <w:rPr>
-                <w:b/>
-                <w:color w:val="0070C0"/>
-                <w:sz w:val="30"/>
-              </w:rPr>
-              <w:t>-&gt;</w:t>
-            </w:r>
-          </w:p>
-        </w:tc>
-        <w:tc>
-          <w:tcPr>
-            <w:tcW w:w="720" w:type="dxa"/>
-            <w:shd w:val="clear" w:color="auto" w:fill="E7E7E7"/>
-            <w:vAlign w:val="center"/>
-          </w:tcPr>
-          <w:p>
-            <w:pPr>
-              <w:jc w:val="center"/>
-              <w:rPr>
-                <w:b/>
-                <w:sz w:val="18"/>
-              </w:rPr>
-            </w:pPr>
-            <w:r>
-              <w:rPr>
-                <w:b/>
-                <w:sz w:val="18"/>
-              </w:rPr>
-              <w:t>KYC verified</w:t>
-            </w:r>
-          </w:p>
-        </w:tc>
-        <w:tc>
-          <w:tcPr>
-            <w:tcW w:w="720" w:type="dxa"/>
-            <w:vAlign w:val="center"/>
-          </w:tcPr>
-          <w:p>
-            <w:pPr>
-              <w:jc w:val="center"/>
-              <w:rPr>
-                <w:b/>
-                <w:color w:val="0070C0"/>
-                <w:sz w:val="30"/>
-              </w:rPr>
-            </w:pPr>
-            <w:r>
-              <w:rPr>
-                <w:b/>
-                <w:color w:val="0070C0"/>
-                <w:sz w:val="30"/>
-              </w:rPr>
-              <w:t>-&gt;</w:t>
-            </w:r>
-          </w:p>
-        </w:tc>
-        <w:tc>
-          <w:tcPr>
-            <w:tcW w:w="720" w:type="dxa"/>
-            <w:shd w:val="clear" w:color="auto" w:fill="E7E7E7"/>
-            <w:vAlign w:val="center"/>
-          </w:tcPr>
-          <w:p>
-            <w:pPr>
-              <w:jc w:val="center"/>
-              <w:rPr>
-                <w:b/>
-                <w:sz w:val="18"/>
-              </w:rPr>
-            </w:pPr>
-            <w:r>
-              <w:rPr>
-                <w:b/>
-                <w:sz w:val="18"/>
-              </w:rPr>
-              <w:t>Agreement activated</w:t>
-            </w:r>
-          </w:p>
-        </w:tc>
-        <w:tc>
-          <w:tcPr>
-            <w:tcW w:w="720" w:type="dxa"/>
-            <w:vAlign w:val="center"/>
-          </w:tcPr>
-          <w:p>
-            <w:pPr>
-              <w:jc w:val="center"/>
-              <w:rPr>
-                <w:b/>
-                <w:color w:val="0070C0"/>
-                <w:sz w:val="30"/>
-              </w:rPr>
-            </w:pPr>
-            <w:r>
-              <w:rPr>
-                <w:b/>
-                <w:color w:val="0070C0"/>
-                <w:sz w:val="30"/>
-              </w:rPr>
-              <w:t>-&gt;</w:t>
-            </w:r>
-          </w:p>
-        </w:tc>
-        <w:tc>
-          <w:tcPr>
-            <w:tcW w:w="720" w:type="dxa"/>
-            <w:shd w:val="clear" w:color="auto" w:fill="E7E7E7"/>
-            <w:vAlign w:val="center"/>
-          </w:tcPr>
-          <w:p>
-            <w:pPr>
-              <w:jc w:val="center"/>
-              <w:rPr>
-                <w:b/>
-                <w:sz w:val="18"/>
-              </w:rPr>
-            </w:pPr>
-            <w:r>
-              <w:rPr>
-                <w:b/>
-                <w:sz w:val="18"/>
-              </w:rPr>
-              <w:t>Invoice created</w:t>
-            </w:r>
-          </w:p>
-        </w:tc>
-      </w:tr>
-    </w:tbl>
-    <w:p>
-      <w:pPr>
-        <w:jc w:val="center"/>
-        <w:rPr>
-          <w:b/>
-          <w:sz w:val="20"/>
-        </w:rPr>
-      </w:pPr>
-    </w:p>
-    <w:p>
-      <w:r>
-        <w:t>#### Apartment Booking and Approval Sequence</w:t>
-      </w:r>
-    </w:p>
-    <w:p>
-      <w:pPr>
-        <w:jc w:val="center"/>
-        <w:rPr>
-          <w:b/>
-          <w:sz w:val="20"/>
-        </w:rPr>
-      </w:pPr>
-      <w:r>
-        <w:rPr>
-          <w:b/>
-          <w:sz w:val="20"/>
-        </w:rPr>
-        <w:t>Figure 4.5  Payment Sequence</w:t>
-      </w:r>
-    </w:p>
-    <w:tbl>
-      <w:tblPr>
-        <w:tblW w:w="0" w:type="auto"/>
-        <w:tblLook w:val="0000" w:firstRow="0" w:lastRow="0" w:firstColumn="0" w:lastColumn="0" w:noHBand="0" w:noVBand="0"/>
-      </w:tblPr>
-      <w:tblGrid>
-        <w:gridCol w:w="767"/>
-        <w:gridCol w:w="508"/>
-        <w:gridCol w:w="897"/>
-        <w:gridCol w:w="509"/>
-        <w:gridCol w:w="966"/>
-        <w:gridCol w:w="509"/>
-        <w:gridCol w:w="967"/>
-        <w:gridCol w:w="509"/>
-        <w:gridCol w:w="1027"/>
-        <w:gridCol w:w="509"/>
-        <w:gridCol w:w="776"/>
-        <w:gridCol w:w="509"/>
-        <w:gridCol w:w="907"/>
-      </w:tblGrid>
-      <w:tr>
-        <w:tblPrEx>
-          <w:tblCellMar>
-            <w:top w:w="0" w:type="dxa"/>
-            <w:bottom w:w="0" w:type="dxa"/>
-          </w:tblCellMar>
-        </w:tblPrEx>
-        <w:tc>
-          <w:tcPr>
-            <w:tcW w:w="720" w:type="dxa"/>
-            <w:shd w:val="clear" w:color="auto" w:fill="E7E7E7"/>
-            <w:vAlign w:val="center"/>
-          </w:tcPr>
-          <w:p>
-            <w:pPr>
-              <w:jc w:val="center"/>
-              <w:rPr>
-                <w:b/>
-                <w:sz w:val="18"/>
-              </w:rPr>
-            </w:pPr>
-            <w:r>
-              <w:rPr>
-                <w:b/>
-                <w:sz w:val="18"/>
-              </w:rPr>
-              <w:t>Tenant selects invoice</w:t>
-            </w:r>
-          </w:p>
-        </w:tc>
-        <w:tc>
-          <w:tcPr>
-            <w:tcW w:w="720" w:type="dxa"/>
-            <w:vAlign w:val="center"/>
-          </w:tcPr>
-          <w:p>
-            <w:pPr>
-              <w:jc w:val="center"/>
-              <w:rPr>
-                <w:b/>
-                <w:color w:val="0070C0"/>
-                <w:sz w:val="30"/>
-              </w:rPr>
-            </w:pPr>
-            <w:r>
-              <w:rPr>
-                <w:b/>
-                <w:color w:val="0070C0"/>
-                <w:sz w:val="30"/>
-              </w:rPr>
-              <w:t>-&gt;</w:t>
-            </w:r>
-          </w:p>
-        </w:tc>
-        <w:tc>
-          <w:tcPr>
-            <w:tcW w:w="720" w:type="dxa"/>
-            <w:shd w:val="clear" w:color="auto" w:fill="E7E7E7"/>
-            <w:vAlign w:val="center"/>
-          </w:tcPr>
-          <w:p>
-            <w:pPr>
-              <w:jc w:val="center"/>
-              <w:rPr>
-                <w:b/>
-                <w:sz w:val="18"/>
-              </w:rPr>
-            </w:pPr>
-            <w:r>
-              <w:rPr>
-                <w:b/>
-                <w:sz w:val="18"/>
-              </w:rPr>
-              <w:t>Backend validates</w:t>
-            </w:r>
-          </w:p>
-        </w:tc>
-        <w:tc>
-          <w:tcPr>
-            <w:tcW w:w="720" w:type="dxa"/>
-            <w:vAlign w:val="center"/>
-          </w:tcPr>
-          <w:p>
-            <w:pPr>
-              <w:jc w:val="center"/>
-              <w:rPr>
-                <w:b/>
-                <w:color w:val="0070C0"/>
-                <w:sz w:val="30"/>
-              </w:rPr>
-            </w:pPr>
-            <w:r>
-              <w:rPr>
-                <w:b/>
-                <w:color w:val="0070C0"/>
-                <w:sz w:val="30"/>
-              </w:rPr>
-              <w:t>-&gt;</w:t>
-            </w:r>
-          </w:p>
-        </w:tc>
-        <w:tc>
-          <w:tcPr>
-            <w:tcW w:w="720" w:type="dxa"/>
-            <w:shd w:val="clear" w:color="auto" w:fill="E7E7E7"/>
-            <w:vAlign w:val="center"/>
-          </w:tcPr>
-          <w:p>
-            <w:pPr>
-              <w:jc w:val="center"/>
-              <w:rPr>
-                <w:b/>
-                <w:sz w:val="18"/>
-              </w:rPr>
-            </w:pPr>
-            <w:r>
-              <w:rPr>
-                <w:b/>
-                <w:sz w:val="18"/>
-              </w:rPr>
-              <w:t>Razorpay checkout</w:t>
-            </w:r>
-          </w:p>
-        </w:tc>
-        <w:tc>
-          <w:tcPr>
-            <w:tcW w:w="720" w:type="dxa"/>
-            <w:vAlign w:val="center"/>
-          </w:tcPr>
-          <w:p>
-            <w:pPr>
-              <w:jc w:val="center"/>
-              <w:rPr>
-                <w:b/>
-                <w:color w:val="0070C0"/>
-                <w:sz w:val="30"/>
-              </w:rPr>
-            </w:pPr>
-            <w:r>
-              <w:rPr>
-                <w:b/>
-                <w:color w:val="0070C0"/>
-                <w:sz w:val="30"/>
-              </w:rPr>
-              <w:t>-&gt;</w:t>
-            </w:r>
-          </w:p>
-        </w:tc>
-        <w:tc>
-          <w:tcPr>
-            <w:tcW w:w="720" w:type="dxa"/>
-            <w:shd w:val="clear" w:color="auto" w:fill="E7E7E7"/>
-            <w:vAlign w:val="center"/>
-          </w:tcPr>
-          <w:p>
-            <w:pPr>
-              <w:jc w:val="center"/>
-              <w:rPr>
-                <w:b/>
-                <w:sz w:val="18"/>
-              </w:rPr>
-            </w:pPr>
-            <w:r>
-              <w:rPr>
-                <w:b/>
-                <w:sz w:val="18"/>
-              </w:rPr>
-              <w:t>Signature verified</w:t>
-            </w:r>
-          </w:p>
-        </w:tc>
-        <w:tc>
-          <w:tcPr>
-            <w:tcW w:w="720" w:type="dxa"/>
-            <w:vAlign w:val="center"/>
-          </w:tcPr>
-          <w:p>
-            <w:pPr>
-              <w:jc w:val="center"/>
-              <w:rPr>
-                <w:b/>
-                <w:color w:val="0070C0"/>
-                <w:sz w:val="30"/>
-              </w:rPr>
-            </w:pPr>
-            <w:r>
-              <w:rPr>
-                <w:b/>
-                <w:color w:val="0070C0"/>
-                <w:sz w:val="30"/>
-              </w:rPr>
-              <w:t>-&gt;</w:t>
-            </w:r>
-          </w:p>
-        </w:tc>
-        <w:tc>
-          <w:tcPr>
-            <w:tcW w:w="720" w:type="dxa"/>
-            <w:shd w:val="clear" w:color="auto" w:fill="E7E7E7"/>
-            <w:vAlign w:val="center"/>
-          </w:tcPr>
-          <w:p>
-            <w:pPr>
-              <w:jc w:val="center"/>
-              <w:rPr>
-                <w:b/>
-                <w:sz w:val="18"/>
-              </w:rPr>
-            </w:pPr>
-            <w:r>
-              <w:rPr>
-                <w:b/>
-                <w:sz w:val="18"/>
-              </w:rPr>
-              <w:t>Payment SUCCESS</w:t>
-            </w:r>
-          </w:p>
-        </w:tc>
-        <w:tc>
-          <w:tcPr>
-            <w:tcW w:w="720" w:type="dxa"/>
-            <w:vAlign w:val="center"/>
-          </w:tcPr>
-          <w:p>
-            <w:pPr>
-              <w:jc w:val="center"/>
-              <w:rPr>
-                <w:b/>
-                <w:color w:val="0070C0"/>
-                <w:sz w:val="30"/>
-              </w:rPr>
-            </w:pPr>
-            <w:r>
-              <w:rPr>
-                <w:b/>
-                <w:color w:val="0070C0"/>
-                <w:sz w:val="30"/>
-              </w:rPr>
-              <w:t>-&gt;</w:t>
-            </w:r>
-          </w:p>
-        </w:tc>
-        <w:tc>
-          <w:tcPr>
-            <w:tcW w:w="720" w:type="dxa"/>
-            <w:shd w:val="clear" w:color="auto" w:fill="E7E7E7"/>
-            <w:vAlign w:val="center"/>
-          </w:tcPr>
-          <w:p>
-            <w:pPr>
-              <w:jc w:val="center"/>
-              <w:rPr>
-                <w:b/>
-                <w:sz w:val="18"/>
-              </w:rPr>
-            </w:pPr>
-            <w:r>
-              <w:rPr>
-                <w:b/>
-                <w:sz w:val="18"/>
-              </w:rPr>
-              <w:t>Invoice PAID</w:t>
-            </w:r>
-          </w:p>
-        </w:tc>
-        <w:tc>
-          <w:tcPr>
-            <w:tcW w:w="720" w:type="dxa"/>
-            <w:vAlign w:val="center"/>
-          </w:tcPr>
-          <w:p>
-            <w:pPr>
-              <w:jc w:val="center"/>
-              <w:rPr>
-                <w:b/>
-                <w:color w:val="0070C0"/>
-                <w:sz w:val="30"/>
-              </w:rPr>
-            </w:pPr>
-            <w:r>
-              <w:rPr>
-                <w:b/>
-                <w:color w:val="0070C0"/>
-                <w:sz w:val="30"/>
-              </w:rPr>
-              <w:t>-&gt;</w:t>
-            </w:r>
-          </w:p>
-        </w:tc>
-        <w:tc>
-          <w:tcPr>
-            <w:tcW w:w="720" w:type="dxa"/>
-            <w:shd w:val="clear" w:color="auto" w:fill="E7E7E7"/>
-            <w:vAlign w:val="center"/>
-          </w:tcPr>
-          <w:p>
-            <w:pPr>
-              <w:jc w:val="center"/>
-              <w:rPr>
-                <w:b/>
-                <w:sz w:val="18"/>
-              </w:rPr>
-            </w:pPr>
-            <w:r>
-              <w:rPr>
-                <w:b/>
-                <w:sz w:val="18"/>
-              </w:rPr>
-              <w:t>Receipt available</w:t>
-            </w:r>
-          </w:p>
-        </w:tc>
-      </w:tr>
-    </w:tbl>
-    <w:p>
-      <w:pPr>
-        <w:jc w:val="center"/>
-        <w:rPr>
-          <w:b/>
-          <w:sz w:val="20"/>
-        </w:rPr>
-      </w:pPr>
-    </w:p>
-    <w:p>
-      <w:r>
-        <w:t>#### Verified Payment Sequence</w:t>
-      </w:r>
-    </w:p>
-    <w:p>
-      <w:pPr>
-        <w:jc w:val="center"/>
-        <w:rPr>
-          <w:b/>
-          <w:sz w:val="20"/>
-        </w:rPr>
-      </w:pPr>
-      <w:r>
-        <w:rPr>
-          <w:b/>
-          <w:sz w:val="20"/>
-        </w:rPr>
-        <w:t>Figure 4.6  Complaint and Maintenance Sequence</w:t>
-      </w:r>
-    </w:p>
-    <w:tbl>
-      <w:tblPr>
-        <w:tblW w:w="0" w:type="auto"/>
-        <w:tblLook w:val="0000" w:firstRow="0" w:lastRow="0" w:firstColumn="0" w:lastColumn="0" w:noHBand="0" w:noVBand="0"/>
-      </w:tblPr>
-      <w:tblGrid>
-        <w:gridCol w:w="837"/>
-        <w:gridCol w:w="775"/>
-        <w:gridCol w:w="1236"/>
-        <w:gridCol w:w="775"/>
-        <w:gridCol w:w="867"/>
-        <w:gridCol w:w="775"/>
-        <w:gridCol w:w="845"/>
-        <w:gridCol w:w="775"/>
-        <w:gridCol w:w="844"/>
-        <w:gridCol w:w="775"/>
-        <w:gridCol w:w="856"/>
-      </w:tblGrid>
-      <w:tr>
-        <w:tblPrEx>
-          <w:tblCellMar>
-            <w:top w:w="0" w:type="dxa"/>
-            <w:bottom w:w="0" w:type="dxa"/>
-          </w:tblCellMar>
-        </w:tblPrEx>
-        <w:tc>
-          <w:tcPr>
-            <w:tcW w:w="850" w:type="dxa"/>
-            <w:shd w:val="clear" w:color="auto" w:fill="E7E7E7"/>
-            <w:vAlign w:val="center"/>
-          </w:tcPr>
-          <w:p>
-            <w:pPr>
-              <w:jc w:val="center"/>
-              <w:rPr>
-                <w:b/>
-                <w:sz w:val="18"/>
-              </w:rPr>
-            </w:pPr>
-            <w:r>
-              <w:rPr>
-                <w:b/>
-                <w:sz w:val="18"/>
-              </w:rPr>
-              <w:lastRenderedPageBreak/>
-              <w:t>Tenant reports issue</w:t>
-            </w:r>
-          </w:p>
-        </w:tc>
-        <w:tc>
-          <w:tcPr>
-            <w:tcW w:w="851" w:type="dxa"/>
-            <w:vAlign w:val="center"/>
-          </w:tcPr>
-          <w:p>
-            <w:pPr>
-              <w:jc w:val="center"/>
-              <w:rPr>
-                <w:b/>
-                <w:color w:val="0070C0"/>
-                <w:sz w:val="30"/>
-              </w:rPr>
-            </w:pPr>
-            <w:r>
-              <w:rPr>
-                <w:b/>
-                <w:color w:val="0070C0"/>
-                <w:sz w:val="30"/>
-              </w:rPr>
-              <w:t>-&gt;</w:t>
-            </w:r>
-          </w:p>
-        </w:tc>
-        <w:tc>
-          <w:tcPr>
-            <w:tcW w:w="851" w:type="dxa"/>
-            <w:shd w:val="clear" w:color="auto" w:fill="E7E7E7"/>
-            <w:vAlign w:val="center"/>
-          </w:tcPr>
-          <w:p>
-            <w:pPr>
-              <w:jc w:val="center"/>
-              <w:rPr>
-                <w:b/>
-                <w:sz w:val="18"/>
-              </w:rPr>
-            </w:pPr>
-            <w:r>
-              <w:rPr>
-                <w:b/>
-                <w:sz w:val="18"/>
-              </w:rPr>
-              <w:t>Organization staff alerted</w:t>
-            </w:r>
-          </w:p>
-        </w:tc>
-        <w:tc>
-          <w:tcPr>
-            <w:tcW w:w="851" w:type="dxa"/>
-            <w:vAlign w:val="center"/>
-          </w:tcPr>
-          <w:p>
-            <w:pPr>
-              <w:jc w:val="center"/>
-              <w:rPr>
-                <w:b/>
-                <w:color w:val="0070C0"/>
-                <w:sz w:val="30"/>
-              </w:rPr>
-            </w:pPr>
-            <w:r>
-              <w:rPr>
-                <w:b/>
-                <w:color w:val="0070C0"/>
-                <w:sz w:val="30"/>
-              </w:rPr>
-              <w:t>-&gt;</w:t>
-            </w:r>
-          </w:p>
-        </w:tc>
-        <w:tc>
-          <w:tcPr>
-            <w:tcW w:w="851" w:type="dxa"/>
-            <w:shd w:val="clear" w:color="auto" w:fill="E7E7E7"/>
-            <w:vAlign w:val="center"/>
-          </w:tcPr>
-          <w:p>
-            <w:pPr>
-              <w:jc w:val="center"/>
-              <w:rPr>
-                <w:b/>
-                <w:sz w:val="18"/>
-              </w:rPr>
-            </w:pPr>
-            <w:r>
-              <w:rPr>
-                <w:b/>
-                <w:sz w:val="18"/>
-              </w:rPr>
-              <w:t>AI priority assigned</w:t>
-            </w:r>
-          </w:p>
-        </w:tc>
-        <w:tc>
-          <w:tcPr>
-            <w:tcW w:w="851" w:type="dxa"/>
-            <w:vAlign w:val="center"/>
-          </w:tcPr>
-          <w:p>
-            <w:pPr>
-              <w:jc w:val="center"/>
-              <w:rPr>
-                <w:b/>
-                <w:color w:val="0070C0"/>
-                <w:sz w:val="30"/>
-              </w:rPr>
-            </w:pPr>
-            <w:r>
-              <w:rPr>
-                <w:b/>
-                <w:color w:val="0070C0"/>
-                <w:sz w:val="30"/>
-              </w:rPr>
-              <w:t>-&gt;</w:t>
-            </w:r>
-          </w:p>
-        </w:tc>
-        <w:tc>
-          <w:tcPr>
-            <w:tcW w:w="851" w:type="dxa"/>
-            <w:shd w:val="clear" w:color="auto" w:fill="E7E7E7"/>
-            <w:vAlign w:val="center"/>
-          </w:tcPr>
-          <w:p>
-            <w:pPr>
-              <w:jc w:val="center"/>
-              <w:rPr>
-                <w:b/>
-                <w:sz w:val="18"/>
-              </w:rPr>
-            </w:pPr>
-            <w:r>
-              <w:rPr>
-                <w:b/>
-                <w:sz w:val="18"/>
-              </w:rPr>
-              <w:t>Owner updates status</w:t>
-            </w:r>
-          </w:p>
-        </w:tc>
-        <w:tc>
-          <w:tcPr>
-            <w:tcW w:w="851" w:type="dxa"/>
-            <w:vAlign w:val="center"/>
-          </w:tcPr>
-          <w:p>
-            <w:pPr>
-              <w:jc w:val="center"/>
-              <w:rPr>
-                <w:b/>
-                <w:color w:val="0070C0"/>
-                <w:sz w:val="30"/>
-              </w:rPr>
-            </w:pPr>
-            <w:r>
-              <w:rPr>
-                <w:b/>
-                <w:color w:val="0070C0"/>
-                <w:sz w:val="30"/>
-              </w:rPr>
-              <w:t>-&gt;</w:t>
-            </w:r>
-          </w:p>
-        </w:tc>
-        <w:tc>
-          <w:tcPr>
-            <w:tcW w:w="851" w:type="dxa"/>
-            <w:shd w:val="clear" w:color="auto" w:fill="E7E7E7"/>
-            <w:vAlign w:val="center"/>
-          </w:tcPr>
-          <w:p>
-            <w:pPr>
-              <w:jc w:val="center"/>
-              <w:rPr>
-                <w:b/>
-                <w:sz w:val="18"/>
-              </w:rPr>
-            </w:pPr>
-            <w:r>
-              <w:rPr>
-                <w:b/>
-                <w:sz w:val="18"/>
-              </w:rPr>
-              <w:t>Tenant notified</w:t>
-            </w:r>
-          </w:p>
-        </w:tc>
-        <w:tc>
-          <w:tcPr>
-            <w:tcW w:w="851" w:type="dxa"/>
-            <w:vAlign w:val="center"/>
-          </w:tcPr>
-          <w:p>
-            <w:pPr>
-              <w:jc w:val="center"/>
-              <w:rPr>
-                <w:b/>
-                <w:color w:val="0070C0"/>
-                <w:sz w:val="30"/>
-              </w:rPr>
-            </w:pPr>
-            <w:r>
-              <w:rPr>
-                <w:b/>
-                <w:color w:val="0070C0"/>
-                <w:sz w:val="30"/>
-              </w:rPr>
-              <w:t>-&gt;</w:t>
-            </w:r>
-          </w:p>
-        </w:tc>
-        <w:tc>
-          <w:tcPr>
-            <w:tcW w:w="851" w:type="dxa"/>
-            <w:shd w:val="clear" w:color="auto" w:fill="E7E7E7"/>
-            <w:vAlign w:val="center"/>
-          </w:tcPr>
-          <w:p>
-            <w:pPr>
-              <w:jc w:val="center"/>
-              <w:rPr>
-                <w:b/>
-                <w:sz w:val="18"/>
-              </w:rPr>
-            </w:pPr>
-            <w:r>
-              <w:rPr>
-                <w:b/>
-                <w:sz w:val="18"/>
-              </w:rPr>
-              <w:t>Issue resolved</w:t>
-            </w:r>
-          </w:p>
-        </w:tc>
-      </w:tr>
-    </w:tbl>
-    <w:p>
-      <w:pPr>
-        <w:jc w:val="center"/>
-        <w:rPr>
-          <w:b/>
-          <w:sz w:val="20"/>
-        </w:rPr>
-      </w:pPr>
-    </w:p>
-    <w:p>
-      <w:r>
-        <w:t>#### Real-Time Notification Sequence</w:t>
-      </w:r>
-    </w:p>
-    <w:p>
-      <w:pPr>
-        <w:jc w:val="center"/>
-        <w:rPr>
-          <w:b/>
-          <w:sz w:val="20"/>
-        </w:rPr>
-      </w:pPr>
-      <w:r>
-        <w:rPr>
-          <w:b/>
-          <w:sz w:val="20"/>
-        </w:rPr>
-        <w:t>Figure 4.7  Deposit Dispute Settlement Sequence</w:t>
-      </w:r>
-    </w:p>
-    <w:tbl>
-      <w:tblPr>
-        <w:tblW w:w="0" w:type="auto"/>
-        <w:tblLook w:val="0000" w:firstRow="0" w:lastRow="0" w:firstColumn="0" w:lastColumn="0" w:noHBand="0" w:noVBand="0"/>
-      </w:tblPr>
-      <w:tblGrid>
-        <w:gridCol w:w="1007"/>
-        <w:gridCol w:w="737"/>
-        <w:gridCol w:w="838"/>
-        <w:gridCol w:w="737"/>
-        <w:gridCol w:w="840"/>
-        <w:gridCol w:w="737"/>
-        <w:gridCol w:w="906"/>
-        <w:gridCol w:w="737"/>
-        <w:gridCol w:w="1047"/>
-        <w:gridCol w:w="737"/>
-        <w:gridCol w:w="1037"/>
-      </w:tblGrid>
-      <w:tr>
-        <w:tblPrEx>
-          <w:tblCellMar>
-            <w:top w:w="0" w:type="dxa"/>
-            <w:bottom w:w="0" w:type="dxa"/>
-          </w:tblCellMar>
-        </w:tblPrEx>
-        <w:tc>
-          <w:tcPr>
-            <w:tcW w:w="850" w:type="dxa"/>
-            <w:shd w:val="clear" w:color="auto" w:fill="E7E7E7"/>
-            <w:vAlign w:val="center"/>
-          </w:tcPr>
-          <w:p>
-            <w:pPr>
-              <w:jc w:val="center"/>
-              <w:rPr>
-                <w:b/>
-                <w:sz w:val="18"/>
-              </w:rPr>
-            </w:pPr>
-            <w:r>
-              <w:rPr>
-                <w:b/>
-                <w:sz w:val="18"/>
-              </w:rPr>
-              <w:t>Owner proposes settlement</w:t>
-            </w:r>
-          </w:p>
-        </w:tc>
-        <w:tc>
-          <w:tcPr>
-            <w:tcW w:w="851" w:type="dxa"/>
-            <w:vAlign w:val="center"/>
-          </w:tcPr>
-          <w:p>
-            <w:pPr>
-              <w:jc w:val="center"/>
-              <w:rPr>
-                <w:b/>
-                <w:color w:val="0070C0"/>
-                <w:sz w:val="30"/>
-              </w:rPr>
-            </w:pPr>
-            <w:r>
-              <w:rPr>
-                <w:b/>
-                <w:color w:val="0070C0"/>
-                <w:sz w:val="30"/>
-              </w:rPr>
-              <w:t>-&gt;</w:t>
-            </w:r>
-          </w:p>
-        </w:tc>
-        <w:tc>
-          <w:tcPr>
-            <w:tcW w:w="851" w:type="dxa"/>
-            <w:shd w:val="clear" w:color="auto" w:fill="E7E7E7"/>
-            <w:vAlign w:val="center"/>
-          </w:tcPr>
-          <w:p>
-            <w:pPr>
-              <w:jc w:val="center"/>
-              <w:rPr>
-                <w:b/>
-                <w:sz w:val="18"/>
-              </w:rPr>
-            </w:pPr>
-            <w:r>
-              <w:rPr>
-                <w:b/>
-                <w:sz w:val="18"/>
-              </w:rPr>
-              <w:t>Tenant reviews AI advice</w:t>
-            </w:r>
-          </w:p>
-        </w:tc>
-        <w:tc>
-          <w:tcPr>
-            <w:tcW w:w="851" w:type="dxa"/>
-            <w:vAlign w:val="center"/>
-          </w:tcPr>
-          <w:p>
-            <w:pPr>
-              <w:jc w:val="center"/>
-              <w:rPr>
-                <w:b/>
-                <w:color w:val="0070C0"/>
-                <w:sz w:val="30"/>
-              </w:rPr>
-            </w:pPr>
-            <w:r>
-              <w:rPr>
-                <w:b/>
-                <w:color w:val="0070C0"/>
-                <w:sz w:val="30"/>
-              </w:rPr>
-              <w:t>-&gt;</w:t>
-            </w:r>
-          </w:p>
-        </w:tc>
-        <w:tc>
-          <w:tcPr>
-            <w:tcW w:w="851" w:type="dxa"/>
-            <w:shd w:val="clear" w:color="auto" w:fill="E7E7E7"/>
-            <w:vAlign w:val="center"/>
-          </w:tcPr>
-          <w:p>
-            <w:pPr>
-              <w:jc w:val="center"/>
-              <w:rPr>
-                <w:b/>
-                <w:sz w:val="18"/>
-              </w:rPr>
-            </w:pPr>
-            <w:r>
-              <w:rPr>
-                <w:b/>
-                <w:sz w:val="18"/>
-              </w:rPr>
-              <w:t>Owner refunds tenant</w:t>
-            </w:r>
-          </w:p>
-        </w:tc>
-        <w:tc>
-          <w:tcPr>
-            <w:tcW w:w="851" w:type="dxa"/>
-            <w:vAlign w:val="center"/>
-          </w:tcPr>
-          <w:p>
-            <w:pPr>
-              <w:jc w:val="center"/>
-              <w:rPr>
-                <w:b/>
-                <w:color w:val="0070C0"/>
-                <w:sz w:val="30"/>
-              </w:rPr>
-            </w:pPr>
-            <w:r>
-              <w:rPr>
-                <w:b/>
-                <w:color w:val="0070C0"/>
-                <w:sz w:val="30"/>
-              </w:rPr>
-              <w:t>-&gt;</w:t>
-            </w:r>
-          </w:p>
-        </w:tc>
-        <w:tc>
-          <w:tcPr>
-            <w:tcW w:w="851" w:type="dxa"/>
-            <w:shd w:val="clear" w:color="auto" w:fill="E7E7E7"/>
-            <w:vAlign w:val="center"/>
-          </w:tcPr>
-          <w:p>
-            <w:pPr>
-              <w:jc w:val="center"/>
-              <w:rPr>
-                <w:b/>
-                <w:sz w:val="18"/>
-              </w:rPr>
-            </w:pPr>
-            <w:r>
-              <w:rPr>
-                <w:b/>
-                <w:sz w:val="18"/>
-              </w:rPr>
-              <w:t>Method + UTR recorded</w:t>
-            </w:r>
-          </w:p>
-        </w:tc>
-        <w:tc>
-          <w:tcPr>
-            <w:tcW w:w="851" w:type="dxa"/>
-            <w:vAlign w:val="center"/>
-          </w:tcPr>
-          <w:p>
-            <w:pPr>
-              <w:jc w:val="center"/>
-              <w:rPr>
-                <w:b/>
-                <w:color w:val="0070C0"/>
-                <w:sz w:val="30"/>
-              </w:rPr>
-            </w:pPr>
-            <w:r>
-              <w:rPr>
-                <w:b/>
-                <w:color w:val="0070C0"/>
-                <w:sz w:val="30"/>
-              </w:rPr>
-              <w:t>-&gt;</w:t>
-            </w:r>
-          </w:p>
-        </w:tc>
-        <w:tc>
-          <w:tcPr>
-            <w:tcW w:w="851" w:type="dxa"/>
-            <w:shd w:val="clear" w:color="auto" w:fill="E7E7E7"/>
-            <w:vAlign w:val="center"/>
-          </w:tcPr>
-          <w:p>
-            <w:pPr>
-              <w:jc w:val="center"/>
-              <w:rPr>
-                <w:b/>
-                <w:sz w:val="18"/>
-              </w:rPr>
-            </w:pPr>
-            <w:r>
-              <w:rPr>
-                <w:b/>
-                <w:sz w:val="18"/>
-              </w:rPr>
-              <w:t>Status SETTLED</w:t>
-            </w:r>
-          </w:p>
-        </w:tc>
-        <w:tc>
-          <w:tcPr>
-            <w:tcW w:w="851" w:type="dxa"/>
-            <w:vAlign w:val="center"/>
-          </w:tcPr>
-          <w:p>
-            <w:pPr>
-              <w:jc w:val="center"/>
-              <w:rPr>
-                <w:b/>
-                <w:color w:val="0070C0"/>
-                <w:sz w:val="30"/>
-              </w:rPr>
-            </w:pPr>
-            <w:r>
-              <w:rPr>
-                <w:b/>
-                <w:color w:val="0070C0"/>
-                <w:sz w:val="30"/>
-              </w:rPr>
-              <w:t>-&gt;</w:t>
-            </w:r>
-          </w:p>
-        </w:tc>
-        <w:tc>
-          <w:tcPr>
-            <w:tcW w:w="851" w:type="dxa"/>
-            <w:shd w:val="clear" w:color="auto" w:fill="E7E7E7"/>
-            <w:vAlign w:val="center"/>
-          </w:tcPr>
-          <w:p>
-            <w:pPr>
-              <w:jc w:val="center"/>
-              <w:rPr>
-                <w:b/>
-                <w:sz w:val="18"/>
-              </w:rPr>
-            </w:pPr>
-            <w:r>
-              <w:rPr>
-                <w:b/>
-                <w:sz w:val="18"/>
-              </w:rPr>
-              <w:t>Tenant downloads statement</w:t>
-            </w:r>
-          </w:p>
-        </w:tc>
-      </w:tr>
-    </w:tbl>
-    <w:p>
-      <w:pPr>
-        <w:jc w:val="center"/>
-        <w:rPr>
-          <w:b/>
-          <w:sz w:val="20"/>
-        </w:rPr>
-      </w:pPr>
-    </w:p>
-    <w:p>
-      <w:pPr>
-        <w:pStyle w:val="Heading3"/>
-      </w:pPr>
-      <w:bookmarkStart w:id="30" w:name="_Toc238497733"/>
-      <w:r>
-        <w:t>4.2.3 Use Case Diagram</w:t>
-      </w:r>
-      <w:bookmarkEnd w:id="30"/>
-    </w:p>
-    <w:p>
-      <w:pPr>
-        <w:jc w:val="center"/>
-        <w:rPr>
-          <w:b/>
-          <w:sz w:val="20"/>
-        </w:rPr>
-      </w:pPr>
-      <w:r>
-        <w:rPr>
-          <w:b/>
-          <w:sz w:val="20"/>
-        </w:rPr>
-        <w:t>Figure 4.8  Use Case Diagram</w:t>
-      </w:r>
-    </w:p>
-    <w:tbl>
-      <w:tblPr>
-        <w:tblW w:w="0" w:type="auto"/>
-        <w:tblBorders>
-          <w:top w:val="single" w:sz="4" w:space="0" w:color="auto"/>
-          <w:left w:val="single" w:sz="4" w:space="0" w:color="auto"/>
-          <w:bottom w:val="single" w:sz="4" w:space="0" w:color="auto"/>
-          <w:right w:val="single" w:sz="4" w:space="0" w:color="auto"/>
-          <w:insideH w:val="single" w:sz="4" w:space="0" w:color="auto"/>
-          <w:insideV w:val="single" w:sz="4" w:space="0" w:color="auto"/>
-        </w:tblBorders>
-        <w:tblLook w:val="0000" w:firstRow="0" w:lastRow="0" w:firstColumn="0" w:lastColumn="0" w:noHBand="0" w:noVBand="0"/>
-      </w:tblPr>
-      <w:tblGrid>
-        <w:gridCol w:w="3116"/>
-        <w:gridCol w:w="3117"/>
-        <w:gridCol w:w="3117"/>
-      </w:tblGrid>
-      <w:tr>
-        <w:tblPrEx>
-          <w:tblCellMar>
-            <w:top w:w="0" w:type="dxa"/>
-            <w:bottom w:w="0" w:type="dxa"/>
-          </w:tblCellMar>
-        </w:tblPrEx>
-        <w:tc>
-          <w:tcPr>
-            <w:tcW w:w="3120" w:type="dxa"/>
-            <w:tcBorders>
-              <w:bottom w:val="single" w:sz="4" w:space="0" w:color="auto"/>
-            </w:tcBorders>
-            <w:shd w:val="clear" w:color="auto" w:fill="0070C0"/>
-            <w:vAlign w:val="center"/>
-          </w:tcPr>
-          <w:p>
-            <w:pPr>
-              <w:jc w:val="center"/>
-              <w:rPr>
-                <w:b/>
-                <w:color w:val="FFFFFF"/>
-                <w:sz w:val="18"/>
-              </w:rPr>
-            </w:pPr>
-            <w:r>
-              <w:rPr>
-                <w:b/>
-                <w:color w:val="FFFFFF"/>
-                <w:sz w:val="18"/>
-              </w:rPr>
-              <w:t>Actor</w:t>
-            </w:r>
-          </w:p>
-        </w:tc>
-        <w:tc>
-          <w:tcPr>
-            <w:tcW w:w="3120" w:type="dxa"/>
-            <w:tcBorders>
-              <w:bottom w:val="single" w:sz="4" w:space="0" w:color="auto"/>
-            </w:tcBorders>
-            <w:shd w:val="clear" w:color="auto" w:fill="0070C0"/>
-            <w:vAlign w:val="center"/>
-          </w:tcPr>
-          <w:p>
-            <w:pPr>
-              <w:jc w:val="center"/>
-              <w:rPr>
-                <w:b/>
-                <w:color w:val="FFFFFF"/>
-                <w:sz w:val="18"/>
-              </w:rPr>
-            </w:pPr>
-            <w:r>
-              <w:rPr>
-                <w:b/>
-                <w:color w:val="FFFFFF"/>
-                <w:sz w:val="18"/>
-              </w:rPr>
-              <w:t>Primary Use Cases</w:t>
-            </w:r>
-          </w:p>
-        </w:tc>
-        <w:tc>
-          <w:tcPr>
-            <w:tcW w:w="3120" w:type="dxa"/>
-            <w:tcBorders>
-              <w:bottom w:val="single" w:sz="4" w:space="0" w:color="auto"/>
-            </w:tcBorders>
-            <w:shd w:val="clear" w:color="auto" w:fill="0070C0"/>
-            <w:vAlign w:val="center"/>
-          </w:tcPr>
-          <w:p>
-            <w:pPr>
-              <w:jc w:val="center"/>
-              <w:rPr>
-                <w:b/>
-                <w:color w:val="FFFFFF"/>
-                <w:sz w:val="18"/>
-              </w:rPr>
-            </w:pPr>
-            <w:r>
-              <w:rPr>
-                <w:b/>
-                <w:color w:val="FFFFFF"/>
-                <w:sz w:val="18"/>
-              </w:rPr>
-              <w:t>Access Boundary</w:t>
-            </w:r>
-          </w:p>
-        </w:tc>
-      </w:tr>
-      <w:tr>
-        <w:tblPrEx>
-          <w:tblCellMar>
-            <w:top w:w="0" w:type="dxa"/>
-            <w:bottom w:w="0" w:type="dxa"/>
-          </w:tblCellMar>
-        </w:tblPrEx>
-        <w:tc>
-          <w:tcPr>
-            <w:tcW w:w="3120" w:type="dxa"/>
-            <w:tcBorders>
-              <w:bottom w:val="single" w:sz="4" w:space="0" w:color="auto"/>
-            </w:tcBorders>
-            <w:shd w:val="clear" w:color="auto" w:fill="FFFFFF"/>
-            <w:vAlign w:val="center"/>
-          </w:tcPr>
-          <w:p>
-            <w:pPr>
-              <w:jc w:val="center"/>
-              <w:rPr>
-                <w:sz w:val="18"/>
-              </w:rPr>
-            </w:pPr>
-            <w:r>
-              <w:rPr>
-                <w:sz w:val="18"/>
-              </w:rPr>
-              <w:t>Administrator</w:t>
-            </w:r>
-          </w:p>
-        </w:tc>
-        <w:tc>
-          <w:tcPr>
-            <w:tcW w:w="3120" w:type="dxa"/>
-            <w:tcBorders>
-              <w:bottom w:val="single" w:sz="4" w:space="0" w:color="auto"/>
-            </w:tcBorders>
-            <w:shd w:val="clear" w:color="auto" w:fill="F2F2F2"/>
-            <w:vAlign w:val="center"/>
-          </w:tcPr>
-          <w:p>
-            <w:pPr>
-              <w:jc w:val="center"/>
-              <w:rPr>
-                <w:sz w:val="18"/>
-              </w:rPr>
-            </w:pPr>
-            <w:r>
-              <w:rPr>
-                <w:sz w:val="18"/>
-              </w:rPr>
-              <w:t>Organizations, users, portfolio, finance, approvals</w:t>
-            </w:r>
-          </w:p>
-        </w:tc>
-        <w:tc>
-          <w:tcPr>
-            <w:tcW w:w="3120" w:type="dxa"/>
-            <w:tcBorders>
-              <w:bottom w:val="single" w:sz="4" w:space="0" w:color="auto"/>
-            </w:tcBorders>
-            <w:shd w:val="clear" w:color="auto" w:fill="FFFFFF"/>
-            <w:vAlign w:val="center"/>
-          </w:tcPr>
-          <w:p>
-            <w:pPr>
-              <w:jc w:val="center"/>
-              <w:rPr>
-                <w:sz w:val="18"/>
-              </w:rPr>
-            </w:pPr>
-            <w:r>
-              <w:rPr>
-                <w:sz w:val="18"/>
-              </w:rPr>
-              <w:t>Platform-wide administration</w:t>
-            </w:r>
-          </w:p>
-        </w:tc>
-      </w:tr>
-      <w:tr>
-        <w:tblPrEx>
-          <w:tblCellMar>
-            <w:top w:w="0" w:type="dxa"/>
-            <w:bottom w:w="0" w:type="dxa"/>
-          </w:tblCellMar>
-        </w:tblPrEx>
-        <w:tc>
-          <w:tcPr>
-            <w:tcW w:w="3120" w:type="dxa"/>
-            <w:tcBorders>
-              <w:bottom w:val="single" w:sz="4" w:space="0" w:color="auto"/>
-            </w:tcBorders>
-            <w:shd w:val="clear" w:color="auto" w:fill="F2F2F2"/>
-            <w:vAlign w:val="center"/>
-          </w:tcPr>
-          <w:p>
-            <w:pPr>
-              <w:jc w:val="center"/>
-              <w:rPr>
-                <w:sz w:val="18"/>
-              </w:rPr>
-            </w:pPr>
-            <w:r>
-              <w:rPr>
-                <w:sz w:val="18"/>
-              </w:rPr>
-              <w:t>Owner</w:t>
-            </w:r>
-          </w:p>
-        </w:tc>
-        <w:tc>
-          <w:tcPr>
-            <w:tcW w:w="3120" w:type="dxa"/>
-            <w:tcBorders>
-              <w:bottom w:val="single" w:sz="4" w:space="0" w:color="auto"/>
-            </w:tcBorders>
-            <w:shd w:val="clear" w:color="auto" w:fill="FFFFFF"/>
-            <w:vAlign w:val="center"/>
-          </w:tcPr>
-          <w:p>
-            <w:pPr>
-              <w:jc w:val="center"/>
-              <w:rPr>
-                <w:sz w:val="18"/>
-              </w:rPr>
-            </w:pPr>
-            <w:r>
-              <w:rPr>
-                <w:sz w:val="18"/>
-              </w:rPr>
-              <w:t>Properties, tenants, agreements, invoices, complaints</w:t>
-            </w:r>
-          </w:p>
-        </w:tc>
-        <w:tc>
-          <w:tcPr>
-            <w:tcW w:w="3120" w:type="dxa"/>
-            <w:tcBorders>
-              <w:bottom w:val="single" w:sz="4" w:space="0" w:color="auto"/>
-            </w:tcBorders>
-            <w:shd w:val="clear" w:color="auto" w:fill="F2F2F2"/>
-            <w:vAlign w:val="center"/>
-          </w:tcPr>
-          <w:p>
-            <w:pPr>
-              <w:jc w:val="center"/>
-              <w:rPr>
-                <w:sz w:val="18"/>
-              </w:rPr>
-            </w:pPr>
-            <w:r>
-              <w:rPr>
-                <w:sz w:val="18"/>
-              </w:rPr>
-              <w:t>Own organization only</w:t>
-            </w:r>
-          </w:p>
-        </w:tc>
-      </w:tr>
-      <w:tr>
-        <w:tblPrEx>
-          <w:tblCellMar>
-            <w:top w:w="0" w:type="dxa"/>
-            <w:bottom w:w="0" w:type="dxa"/>
-          </w:tblCellMar>
-        </w:tblPrEx>
-        <w:tc>
-          <w:tcPr>
-            <w:tcW w:w="3120" w:type="dxa"/>
-            <w:tcBorders>
-              <w:bottom w:val="single" w:sz="4" w:space="0" w:color="auto"/>
-            </w:tcBorders>
-            <w:shd w:val="clear" w:color="auto" w:fill="FFFFFF"/>
-            <w:vAlign w:val="center"/>
-          </w:tcPr>
-          <w:p>
-            <w:pPr>
-              <w:jc w:val="center"/>
-              <w:rPr>
-                <w:sz w:val="18"/>
-              </w:rPr>
-            </w:pPr>
-            <w:r>
-              <w:rPr>
-                <w:sz w:val="18"/>
-              </w:rPr>
-              <w:t>Tenant</w:t>
-            </w:r>
-          </w:p>
-        </w:tc>
-        <w:tc>
-          <w:tcPr>
-            <w:tcW w:w="3120" w:type="dxa"/>
-            <w:tcBorders>
-              <w:bottom w:val="single" w:sz="4" w:space="0" w:color="auto"/>
-            </w:tcBorders>
-            <w:shd w:val="clear" w:color="auto" w:fill="F2F2F2"/>
-            <w:vAlign w:val="center"/>
-          </w:tcPr>
-          <w:p>
-            <w:pPr>
-              <w:jc w:val="center"/>
-              <w:rPr>
-                <w:sz w:val="18"/>
-              </w:rPr>
-            </w:pPr>
-            <w:r>
-              <w:rPr>
-                <w:sz w:val="18"/>
-              </w:rPr>
-              <w:t>Book apartment, KYC, pay rent, complaint, view disputes</w:t>
-            </w:r>
-          </w:p>
-        </w:tc>
-        <w:tc>
-          <w:tcPr>
-            <w:tcW w:w="3120" w:type="dxa"/>
-            <w:tcBorders>
-              <w:bottom w:val="single" w:sz="4" w:space="0" w:color="auto"/>
-            </w:tcBorders>
-            <w:shd w:val="clear" w:color="auto" w:fill="FFFFFF"/>
-            <w:vAlign w:val="center"/>
-          </w:tcPr>
-          <w:p>
-            <w:pPr>
-              <w:jc w:val="center"/>
-              <w:rPr>
-                <w:sz w:val="18"/>
-              </w:rPr>
-            </w:pPr>
-            <w:r>
-              <w:rPr>
-                <w:sz w:val="18"/>
-              </w:rPr>
-              <w:t>Own personal records only</w:t>
-            </w:r>
-          </w:p>
-        </w:tc>
-      </w:tr>
-      <w:tr>
-        <w:tblPrEx>
-          <w:tblCellMar>
-            <w:top w:w="0" w:type="dxa"/>
-            <w:bottom w:w="0" w:type="dxa"/>
-          </w:tblCellMar>
-        </w:tblPrEx>
-        <w:tc>
-          <w:tcPr>
-            <w:tcW w:w="3120" w:type="dxa"/>
-            <w:tcBorders>
-              <w:bottom w:val="single" w:sz="4" w:space="0" w:color="auto"/>
-            </w:tcBorders>
-            <w:shd w:val="clear" w:color="auto" w:fill="F2F2F2"/>
-            <w:vAlign w:val="center"/>
-          </w:tcPr>
-          <w:p>
-            <w:pPr>
-              <w:jc w:val="center"/>
-              <w:rPr>
-                <w:sz w:val="18"/>
-              </w:rPr>
-            </w:pPr>
-            <w:r>
-              <w:rPr>
-                <w:sz w:val="18"/>
-              </w:rPr>
-              <w:t>Razorpay</w:t>
-            </w:r>
-          </w:p>
-        </w:tc>
-        <w:tc>
-          <w:tcPr>
-            <w:tcW w:w="3120" w:type="dxa"/>
-            <w:tcBorders>
-              <w:bottom w:val="single" w:sz="4" w:space="0" w:color="auto"/>
-            </w:tcBorders>
-            <w:shd w:val="clear" w:color="auto" w:fill="FFFFFF"/>
-            <w:vAlign w:val="center"/>
-          </w:tcPr>
-          <w:p>
-            <w:pPr>
-              <w:jc w:val="center"/>
-              <w:rPr>
-                <w:sz w:val="18"/>
-              </w:rPr>
-            </w:pPr>
-            <w:r>
-              <w:rPr>
-                <w:sz w:val="18"/>
-              </w:rPr>
-              <w:t>Checkout and payment verification</w:t>
-            </w:r>
-          </w:p>
-        </w:tc>
-        <w:tc>
-          <w:tcPr>
-            <w:tcW w:w="3120" w:type="dxa"/>
-            <w:tcBorders>
-              <w:bottom w:val="single" w:sz="4" w:space="0" w:color="auto"/>
-            </w:tcBorders>
-            <w:shd w:val="clear" w:color="auto" w:fill="F2F2F2"/>
-            <w:vAlign w:val="center"/>
-          </w:tcPr>
-          <w:p>
-            <w:pPr>
-              <w:jc w:val="center"/>
-              <w:rPr>
-                <w:sz w:val="18"/>
-              </w:rPr>
-            </w:pPr>
-            <w:r>
-              <w:rPr>
-                <w:sz w:val="18"/>
-              </w:rPr>
-              <w:t>Signed payment exchange</w:t>
-            </w:r>
-          </w:p>
-        </w:tc>
-      </w:tr>
-      <w:tr>
-        <w:tblPrEx>
-          <w:tblCellMar>
-            <w:top w:w="0" w:type="dxa"/>
-            <w:bottom w:w="0" w:type="dxa"/>
-          </w:tblCellMar>
-        </w:tblPrEx>
-        <w:tc>
-          <w:tcPr>
-            <w:tcW w:w="3120" w:type="dxa"/>
-            <w:shd w:val="clear" w:color="auto" w:fill="FFFFFF"/>
-            <w:vAlign w:val="center"/>
-          </w:tcPr>
-          <w:p>
-            <w:pPr>
-              <w:jc w:val="center"/>
-              <w:rPr>
-                <w:sz w:val="18"/>
-              </w:rPr>
-            </w:pPr>
-            <w:r>
-              <w:rPr>
-                <w:sz w:val="18"/>
-              </w:rPr>
-              <w:t>AI Provider</w:t>
-            </w:r>
-          </w:p>
-        </w:tc>
-        <w:tc>
-          <w:tcPr>
-            <w:tcW w:w="3120" w:type="dxa"/>
-            <w:shd w:val="clear" w:color="auto" w:fill="F2F2F2"/>
-            <w:vAlign w:val="center"/>
-          </w:tcPr>
-          <w:p>
-            <w:pPr>
-              <w:jc w:val="center"/>
-              <w:rPr>
-                <w:sz w:val="18"/>
-              </w:rPr>
-            </w:pPr>
-            <w:r>
-              <w:rPr>
-                <w:sz w:val="18"/>
-              </w:rPr>
-              <w:t>Complaint triage and settlement advice</w:t>
-            </w:r>
-          </w:p>
-        </w:tc>
-        <w:tc>
-          <w:tcPr>
-            <w:tcW w:w="3120" w:type="dxa"/>
-            <w:shd w:val="clear" w:color="auto" w:fill="FFFFFF"/>
-            <w:vAlign w:val="center"/>
-          </w:tcPr>
-          <w:p>
-            <w:pPr>
-              <w:jc w:val="center"/>
-              <w:rPr>
-                <w:sz w:val="18"/>
-              </w:rPr>
-            </w:pPr>
-            <w:r>
-              <w:rPr>
-                <w:sz w:val="18"/>
-              </w:rPr>
-              <w:t>Server-filtered context</w:t>
-            </w:r>
-          </w:p>
-        </w:tc>
-      </w:tr>
-    </w:tbl>
-    <w:p>
-      <w:pPr>
-        <w:jc w:val="center"/>
-        <w:rPr>
-          <w:b/>
-          <w:sz w:val="20"/>
-        </w:rPr>
-      </w:pPr>
-    </w:p>
-    <w:p>
-      <w:pPr>
-        <w:pStyle w:val="Heading2"/>
-      </w:pPr>
-      <w:bookmarkStart w:id="31" w:name="_Toc238497734"/>
+      <w:bookmarkStart w:id="31" w:name="_Toc238498412"/>
       <w:r>
         <w:t>4.3 Database Design</w:t>
       </w:r>
@@ -17287,7 +12759,7 @@
       <w:pPr>
         <w:pStyle w:val="Heading3"/>
       </w:pPr>
-      <w:bookmarkStart w:id="32" w:name="_Toc238497735"/>
+      <w:bookmarkStart w:id="32" w:name="_Toc238498413"/>
       <w:r>
         <w:t>Normalization Decisions</w:t>
       </w:r>
@@ -17302,7 +12774,7 @@
       <w:pPr>
         <w:pStyle w:val="Heading3"/>
       </w:pPr>
-      <w:bookmarkStart w:id="33" w:name="_Toc238497736"/>
+      <w:bookmarkStart w:id="33" w:name="_Toc238498414"/>
       <w:r>
         <w:t>Data Integrity Rules</w:t>
       </w:r>
@@ -17368,7 +12840,7 @@
       <w:pPr>
         <w:pStyle w:val="Heading2"/>
       </w:pPr>
-      <w:bookmarkStart w:id="34" w:name="_Toc238497737"/>
+      <w:bookmarkStart w:id="34" w:name="_Toc238498415"/>
       <w:r>
         <w:lastRenderedPageBreak/>
         <w:t>4.4 Input Design</w:t>
@@ -17469,7 +12941,7 @@
       <w:pPr>
         <w:pStyle w:val="Heading2"/>
       </w:pPr>
-      <w:bookmarkStart w:id="35" w:name="_Toc238497738"/>
+      <w:bookmarkStart w:id="35" w:name="_Toc238498416"/>
       <w:r>
         <w:t>4.5 Output Design</w:t>
       </w:r>
@@ -17573,7 +13045,7 @@
       <w:pPr>
         <w:pStyle w:val="Heading1"/>
       </w:pPr>
-      <w:bookmarkStart w:id="36" w:name="_Toc238497739"/>
+      <w:bookmarkStart w:id="36" w:name="_Toc238498417"/>
       <w:r>
         <w:lastRenderedPageBreak/>
         <w:t>5. SYSTEM IMPLEMENTATION OVERVIEW</w:t>
@@ -17589,7 +13061,7 @@
       <w:pPr>
         <w:pStyle w:val="Heading2"/>
       </w:pPr>
-      <w:bookmarkStart w:id="37" w:name="_Toc238497740"/>
+      <w:bookmarkStart w:id="37" w:name="_Toc238498418"/>
       <w:r>
         <w:t>5.1 Main Modules</w:t>
       </w:r>
@@ -17599,7 +13071,7 @@
       <w:pPr>
         <w:pStyle w:val="Heading3"/>
       </w:pPr>
-      <w:bookmarkStart w:id="38" w:name="_Toc238497741"/>
+      <w:bookmarkStart w:id="38" w:name="_Toc238498419"/>
       <w:r>
         <w:t>Authentication and Profile</w:t>
       </w:r>
@@ -17614,7 +13086,7 @@
       <w:pPr>
         <w:pStyle w:val="Heading3"/>
       </w:pPr>
-      <w:bookmarkStart w:id="39" w:name="_Toc238497742"/>
+      <w:bookmarkStart w:id="39" w:name="_Toc238498420"/>
       <w:r>
         <w:t>Organization and User Administration</w:t>
       </w:r>
@@ -17629,7 +13101,7 @@
       <w:pPr>
         <w:pStyle w:val="Heading3"/>
       </w:pPr>
-      <w:bookmarkStart w:id="40" w:name="_Toc238497743"/>
+      <w:bookmarkStart w:id="40" w:name="_Toc238498421"/>
       <w:r>
         <w:t>Property, Building and Unit Management</w:t>
       </w:r>
@@ -17644,7 +13116,7 @@
       <w:pPr>
         <w:pStyle w:val="Heading3"/>
       </w:pPr>
-      <w:bookmarkStart w:id="41" w:name="_Toc238497744"/>
+      <w:bookmarkStart w:id="41" w:name="_Toc238498422"/>
       <w:r>
         <w:t>Tenant and Agreement Management</w:t>
       </w:r>
@@ -17659,7 +13131,7 @@
       <w:pPr>
         <w:pStyle w:val="Heading3"/>
       </w:pPr>
-      <w:bookmarkStart w:id="42" w:name="_Toc238497745"/>
+      <w:bookmarkStart w:id="42" w:name="_Toc238498423"/>
       <w:r>
         <w:t>Invoice and Payment Management</w:t>
       </w:r>
@@ -17678,7 +13150,7 @@
       <w:pPr>
         <w:pStyle w:val="Heading3"/>
       </w:pPr>
-      <w:bookmarkStart w:id="43" w:name="_Toc238497746"/>
+      <w:bookmarkStart w:id="43" w:name="_Toc238498424"/>
       <w:r>
         <w:t>Apartment Booking and Approvals</w:t>
       </w:r>
@@ -17693,7 +13165,7 @@
       <w:pPr>
         <w:pStyle w:val="Heading3"/>
       </w:pPr>
-      <w:bookmarkStart w:id="44" w:name="_Toc238497747"/>
+      <w:bookmarkStart w:id="44" w:name="_Toc238498425"/>
       <w:r>
         <w:t>Complaints and Maintenance</w:t>
       </w:r>
@@ -17708,7 +13180,7 @@
       <w:pPr>
         <w:pStyle w:val="Heading3"/>
       </w:pPr>
-      <w:bookmarkStart w:id="45" w:name="_Toc238497748"/>
+      <w:bookmarkStart w:id="45" w:name="_Toc238498426"/>
       <w:r>
         <w:t>Deposit Disputes</w:t>
       </w:r>
@@ -17723,7 +13195,7 @@
       <w:pPr>
         <w:pStyle w:val="Heading3"/>
       </w:pPr>
-      <w:bookmarkStart w:id="46" w:name="_Toc238497749"/>
+      <w:bookmarkStart w:id="46" w:name="_Toc238498427"/>
       <w:r>
         <w:t>Rent Increase Management</w:t>
       </w:r>
@@ -17738,7 +13210,7 @@
       <w:pPr>
         <w:pStyle w:val="Heading3"/>
       </w:pPr>
-      <w:bookmarkStart w:id="47" w:name="_Toc238497750"/>
+      <w:bookmarkStart w:id="47" w:name="_Toc238498428"/>
       <w:r>
         <w:t>Notifications</w:t>
       </w:r>
@@ -17753,7 +13225,7 @@
       <w:pPr>
         <w:pStyle w:val="Heading3"/>
       </w:pPr>
-      <w:bookmarkStart w:id="48" w:name="_Toc238497751"/>
+      <w:bookmarkStart w:id="48" w:name="_Toc238498429"/>
       <w:r>
         <w:t>AI Assistant</w:t>
       </w:r>
@@ -17768,7 +13240,7 @@
       <w:pPr>
         <w:pStyle w:val="Heading3"/>
       </w:pPr>
-      <w:bookmarkStart w:id="49" w:name="_Toc238497752"/>
+      <w:bookmarkStart w:id="49" w:name="_Toc238498430"/>
       <w:r>
         <w:lastRenderedPageBreak/>
         <w:t>User Interface Features</w:t>
@@ -17843,7 +13315,7 @@
       <w:pPr>
         <w:pStyle w:val="Heading2"/>
       </w:pPr>
-      <w:bookmarkStart w:id="50" w:name="_Toc238497753"/>
+      <w:bookmarkStart w:id="50" w:name="_Toc238498431"/>
       <w:r>
         <w:t>5.2 Screenshots</w:t>
       </w:r>
@@ -19360,7 +14832,7 @@
       <w:pPr>
         <w:pStyle w:val="Heading1"/>
       </w:pPr>
-      <w:bookmarkStart w:id="51" w:name="_Toc238497754"/>
+      <w:bookmarkStart w:id="51" w:name="_Toc238498432"/>
       <w:r>
         <w:lastRenderedPageBreak/>
         <w:t>6. TESTING</w:t>
@@ -19376,7 +14848,7 @@
       <w:pPr>
         <w:pStyle w:val="Heading2"/>
       </w:pPr>
-      <w:bookmarkStart w:id="52" w:name="_Toc238497755"/>
+      <w:bookmarkStart w:id="52" w:name="_Toc238498433"/>
       <w:r>
         <w:t>6.1 Test Case 1: FORM VALIDATION</w:t>
       </w:r>
@@ -20331,7 +15803,7 @@
       <w:pPr>
         <w:pStyle w:val="Heading2"/>
       </w:pPr>
-      <w:bookmarkStart w:id="53" w:name="_Toc238497756"/>
+      <w:bookmarkStart w:id="53" w:name="_Toc238498434"/>
       <w:r>
         <w:t>6.2 Test Case 2: Authentication and Authorization</w:t>
       </w:r>
@@ -21228,7 +16700,7 @@
       <w:pPr>
         <w:pStyle w:val="Heading2"/>
       </w:pPr>
-      <w:bookmarkStart w:id="54" w:name="_Toc238497757"/>
+      <w:bookmarkStart w:id="54" w:name="_Toc238498435"/>
       <w:r>
         <w:t>6.3 Test Case 3: Payment Processing</w:t>
       </w:r>
@@ -22124,7 +17596,7 @@
       <w:pPr>
         <w:pStyle w:val="Heading2"/>
       </w:pPr>
-      <w:bookmarkStart w:id="55" w:name="_Toc238497758"/>
+      <w:bookmarkStart w:id="55" w:name="_Toc238498436"/>
       <w:r>
         <w:t>6.4 Test Case 4: Tenant Data Isolation</w:t>
       </w:r>
@@ -22485,7 +17957,7 @@
       <w:pPr>
         <w:pStyle w:val="Heading2"/>
       </w:pPr>
-      <w:bookmarkStart w:id="56" w:name="_Toc238497759"/>
+      <w:bookmarkStart w:id="56" w:name="_Toc238498437"/>
       <w:r>
         <w:t>6.5 Test Case 5: Approval Workflow</w:t>
       </w:r>
@@ -22841,7 +18313,7 @@
       <w:pPr>
         <w:pStyle w:val="Heading3"/>
       </w:pPr>
-      <w:bookmarkStart w:id="57" w:name="_Toc238497760"/>
+      <w:bookmarkStart w:id="57" w:name="_Toc238498438"/>
       <w:r>
         <w:t>Test Summary</w:t>
       </w:r>
@@ -23270,7 +18742,7 @@
       <w:pPr>
         <w:pStyle w:val="Heading1"/>
       </w:pPr>
-      <w:bookmarkStart w:id="58" w:name="_Toc238497761"/>
+      <w:bookmarkStart w:id="58" w:name="_Toc238498439"/>
       <w:r>
         <w:lastRenderedPageBreak/>
         <w:t>7. APPENDICES</w:t>
@@ -23281,7 +18753,7 @@
       <w:pPr>
         <w:pStyle w:val="Heading2"/>
       </w:pPr>
-      <w:bookmarkStart w:id="59" w:name="_Toc238497762"/>
+      <w:bookmarkStart w:id="59" w:name="_Toc238498440"/>
       <w:r>
         <w:t>Appendix A: Important API Routes</w:t>
       </w:r>
@@ -23853,7 +19325,7 @@
       <w:pPr>
         <w:pStyle w:val="Heading2"/>
       </w:pPr>
-      <w:bookmarkStart w:id="60" w:name="_Toc238497763"/>
+      <w:bookmarkStart w:id="60" w:name="_Toc238498441"/>
       <w:r>
         <w:t>Appendix B: Status Enumerations</w:t>
       </w:r>
@@ -23935,7 +19407,7 @@
       <w:pPr>
         <w:pStyle w:val="Heading2"/>
       </w:pPr>
-      <w:bookmarkStart w:id="61" w:name="_Toc238497764"/>
+      <w:bookmarkStart w:id="61" w:name="_Toc238498442"/>
       <w:r>
         <w:t>Appendix C: Environment Variables</w:t>
       </w:r>
@@ -23950,7 +19422,7 @@
       <w:pPr>
         <w:pStyle w:val="Heading2"/>
       </w:pPr>
-      <w:bookmarkStart w:id="62" w:name="_Toc238497765"/>
+      <w:bookmarkStart w:id="62" w:name="_Toc238498443"/>
       <w:r>
         <w:lastRenderedPageBreak/>
         <w:t>Appendix D: Local Execution</w:t>
@@ -23966,7 +19438,7 @@
       <w:pPr>
         <w:pStyle w:val="Heading2"/>
       </w:pPr>
-      <w:bookmarkStart w:id="63" w:name="_Toc238497766"/>
+      <w:bookmarkStart w:id="63" w:name="_Toc238498444"/>
       <w:r>
         <w:t>Appendix E: Suggested Future Enhancements</w:t>
       </w:r>
@@ -24065,7 +19537,7 @@
       <w:pPr>
         <w:pStyle w:val="Heading1"/>
       </w:pPr>
-      <w:bookmarkStart w:id="64" w:name="_Toc238497767"/>
+      <w:bookmarkStart w:id="64" w:name="_Toc238498445"/>
       <w:r>
         <w:lastRenderedPageBreak/>
         <w:t>8. REFERENCES</w:t>
@@ -24188,7 +19660,7 @@
       <w:pPr>
         <w:pStyle w:val="Heading2"/>
       </w:pPr>
-      <w:bookmarkStart w:id="65" w:name="_Toc238497768"/>
+      <w:bookmarkStart w:id="65" w:name="_Toc238498446"/>
       <w:r>
         <w:t>Conclusion</w:t>
       </w:r>
@@ -24313,7 +19785,7 @@
         <w:rStyle w:val="PageNumber"/>
         <w:noProof/>
       </w:rPr>
-      <w:t>30</w:t>
+      <w:t>24</w:t>
     </w:r>
     <w:r>
       <w:rPr>
@@ -24461,7 +19933,7 @@
   <w:abstractNum w:abstractNumId="0" w15:restartNumberingAfterBreak="0">
     <w:nsid w:val="FFFFFF88"/>
     <w:multiLevelType w:val="singleLevel"/>
-    <w:tmpl w:val="58B4815C"/>
+    <w:tmpl w:val="C172CC42"/>
     <w:lvl w:ilvl="0">
       <w:start w:val="1"/>
       <w:numFmt w:val="decimal"/>
@@ -24479,7 +19951,7 @@
   <w:abstractNum w:abstractNumId="1" w15:restartNumberingAfterBreak="0">
     <w:nsid w:val="FFFFFF89"/>
     <w:multiLevelType w:val="singleLevel"/>
-    <w:tmpl w:val="5798F3F6"/>
+    <w:tmpl w:val="68307012"/>
     <w:lvl w:ilvl="0">
       <w:start w:val="1"/>
       <w:numFmt w:val="bullet"/>
@@ -24497,10 +19969,10 @@
       </w:rPr>
     </w:lvl>
   </w:abstractNum>
-  <w:num w:numId="1" w16cid:durableId="2010867225">
+  <w:num w:numId="1" w16cid:durableId="287201271">
     <w:abstractNumId w:val="0"/>
   </w:num>
-  <w:num w:numId="2" w16cid:durableId="1240752722">
+  <w:num w:numId="2" w16cid:durableId="1586643870">
     <w:abstractNumId w:val="1"/>
   </w:num>
 </w:numbering>
@@ -24944,7 +20416,7 @@
     <w:uiPriority w:val="9"/>
     <w:unhideWhenUsed/>
     <w:qFormat/>
-    <w:rsid w:val="00A12B1A"/>
+    <w:rsid w:val="008F34E8"/>
     <w:pPr>
       <w:keepNext/>
       <w:keepLines/>
@@ -24967,7 +20439,7 @@
     <w:uiPriority w:val="9"/>
     <w:unhideWhenUsed/>
     <w:qFormat/>
-    <w:rsid w:val="00A12B1A"/>
+    <w:rsid w:val="008F34E8"/>
     <w:pPr>
       <w:keepNext/>
       <w:keepLines/>
@@ -25083,7 +20555,7 @@
     <w:link w:val="TitleChar"/>
     <w:uiPriority w:val="10"/>
     <w:qFormat/>
-    <w:rsid w:val="00A12B1A"/>
+    <w:rsid w:val="008F34E8"/>
     <w:pPr>
       <w:spacing w:after="0" w:line="240" w:lineRule="auto"/>
       <w:contextualSpacing/>
@@ -25103,7 +20575,7 @@
     <w:basedOn w:val="DefaultParagraphFont"/>
     <w:link w:val="Title"/>
     <w:uiPriority w:val="10"/>
-    <w:rsid w:val="00A12B1A"/>
+    <w:rsid w:val="008F34E8"/>
     <w:rPr>
       <w:rFonts w:ascii="Times New Roman" w:eastAsiaTheme="majorEastAsia" w:hAnsi="Times New Roman" w:cs="Times New Roman"/>
       <w:b/>
@@ -25120,7 +20592,7 @@
     <w:basedOn w:val="DefaultParagraphFont"/>
     <w:link w:val="Heading2"/>
     <w:uiPriority w:val="9"/>
-    <w:rsid w:val="00A12B1A"/>
+    <w:rsid w:val="008F34E8"/>
     <w:rPr>
       <w:rFonts w:ascii="Times New Roman" w:eastAsiaTheme="majorEastAsia" w:hAnsi="Times New Roman" w:cs="Times New Roman"/>
       <w:b/>
@@ -25135,7 +20607,7 @@
     <w:basedOn w:val="DefaultParagraphFont"/>
     <w:link w:val="Heading3"/>
     <w:uiPriority w:val="9"/>
-    <w:rsid w:val="00A12B1A"/>
+    <w:rsid w:val="008F34E8"/>
     <w:rPr>
       <w:rFonts w:ascii="Times New Roman" w:eastAsiaTheme="majorEastAsia" w:hAnsi="Times New Roman" w:cs="Times New Roman"/>
       <w:b/>
@@ -25152,7 +20624,7 @@
     <w:autoRedefine/>
     <w:uiPriority w:val="39"/>
     <w:unhideWhenUsed/>
-    <w:rsid w:val="00A12B1A"/>
+    <w:rsid w:val="008F34E8"/>
     <w:pPr>
       <w:spacing w:after="100"/>
     </w:pPr>
@@ -25162,7 +20634,7 @@
     <w:basedOn w:val="Normal"/>
     <w:uiPriority w:val="99"/>
     <w:unhideWhenUsed/>
-    <w:rsid w:val="00A12B1A"/>
+    <w:rsid w:val="008F34E8"/>
     <w:pPr>
       <w:numPr>
         <w:numId w:val="1"/>
@@ -25175,7 +20647,7 @@
     <w:basedOn w:val="Normal"/>
     <w:uiPriority w:val="99"/>
     <w:unhideWhenUsed/>
-    <w:rsid w:val="00A12B1A"/>
+    <w:rsid w:val="008F34E8"/>
     <w:pPr>
       <w:numPr>
         <w:numId w:val="2"/>
@@ -25183,13 +20655,32 @@
       <w:contextualSpacing/>
     </w:pPr>
   </w:style>
+  <w:style w:type="paragraph" w:styleId="Caption">
+    <w:name w:val="caption"/>
+    <w:basedOn w:val="Normal"/>
+    <w:next w:val="Normal"/>
+    <w:uiPriority w:val="35"/>
+    <w:unhideWhenUsed/>
+    <w:qFormat/>
+    <w:rsid w:val="008F34E8"/>
+    <w:pPr>
+      <w:spacing w:after="200" w:line="240" w:lineRule="auto"/>
+    </w:pPr>
+    <w:rPr>
+      <w:i/>
+      <w:iCs/>
+      <w:color w:val="44546A" w:themeColor="text2"/>
+      <w:sz w:val="18"/>
+      <w:szCs w:val="18"/>
+    </w:rPr>
+  </w:style>
   <w:style w:type="character" w:styleId="PageNumber">
     <w:name w:val="page number"/>
     <w:basedOn w:val="DefaultParagraphFont"/>
     <w:uiPriority w:val="99"/>
     <w:semiHidden/>
     <w:unhideWhenUsed/>
-    <w:rsid w:val="00A12B1A"/>
+    <w:rsid w:val="008F34E8"/>
   </w:style>
   <w:style w:type="paragraph" w:styleId="TOC2">
     <w:name w:val="toc 2"/>
@@ -25198,7 +20689,7 @@
     <w:autoRedefine/>
     <w:uiPriority w:val="39"/>
     <w:unhideWhenUsed/>
-    <w:rsid w:val="00A12B1A"/>
+    <w:rsid w:val="008F34E8"/>
     <w:pPr>
       <w:spacing w:after="100"/>
       <w:ind w:left="240"/>
@@ -25211,7 +20702,7 @@
     <w:autoRedefine/>
     <w:uiPriority w:val="39"/>
     <w:unhideWhenUsed/>
-    <w:rsid w:val="00A12B1A"/>
+    <w:rsid w:val="008F34E8"/>
     <w:pPr>
       <w:spacing w:after="100"/>
       <w:ind w:left="480"/>
